--- a/01-电源电路/04-电池充放电管理/铅酸电池充电电路/铅酸电池充电电路.docx
+++ b/01-电源电路/04-电池充放电管理/铅酸电池充电电路/铅酸电池充电电路.docx
@@ -1742,6 +1742,20 @@
     </w:p>
     <w:bookmarkEnd w:id="26"/>
     <w:bookmarkEnd w:id="27"/>
+    <w:p>
+      <w:pPr>
+        <w:spacing w:before="360"/>
+        <w:jc w:val="center"/>
+      </w:pPr>
+      <w:r>
+        <w:rPr>
+          <w:rFonts w:ascii="Times New Roman" w:hAnsi="Times New Roman"/>
+          <w:color w:val="555555"/>
+          <w:sz w:val="21"/>
+        </w:rPr>
+        <w:t>材料收集者：杜文杰</w:t>
+      </w:r>
+    </w:p>
     <w:sectPr>
       <w:headerReference r:id="rId9" w:type="default"/>
       <w:footerReference r:id="rId10" w:type="default"/>

--- a/01-电源电路/04-电池充放电管理/铅酸电池充电电路/铅酸电池充电电路.docx
+++ b/01-电源电路/04-电池充放电管理/铅酸电池充电电路/铅酸电池充电电路.docx
@@ -1,6 +1,6 @@
 
 <file path=word/document.xml><?xml version="1.0" encoding="utf-8"?>
-<w:document xmlns:w="http://schemas.openxmlformats.org/wordprocessingml/2006/main" xmlns:m="http://schemas.openxmlformats.org/officeDocument/2006/math" xmlns:r="http://schemas.openxmlformats.org/officeDocument/2006/relationships" xmlns:o="urn:schemas-microsoft-com:office:office" xmlns:v="urn:schemas-microsoft-com:vml" xmlns:w10="urn:schemas-microsoft-com:office:word" xmlns:a="http://schemas.openxmlformats.org/drawingml/2006/main" xmlns:pic="http://schemas.openxmlformats.org/drawingml/2006/picture" xmlns:wp="http://schemas.openxmlformats.org/drawingml/2006/wordprocessingDrawing">
+<w:document xmlns:m="http://schemas.openxmlformats.org/officeDocument/2006/math" xmlns:r="http://schemas.openxmlformats.org/officeDocument/2006/relationships" xmlns:w="http://schemas.openxmlformats.org/wordprocessingml/2006/main" xmlns:o="urn:schemas-microsoft-com:office:office" xmlns:v="urn:schemas-microsoft-com:vml" xmlns:w10="urn:schemas-microsoft-com:office:word" xmlns:a="http://schemas.openxmlformats.org/drawingml/2006/main" xmlns:pic="http://schemas.openxmlformats.org/drawingml/2006/picture" xmlns:wp="http://schemas.openxmlformats.org/drawingml/2006/wordprocessingDrawing">
   <w:body>
     <w:bookmarkStart w:id="27" w:name="铅酸电池充电电路"/>
     <w:p>
@@ -9,7 +9,7 @@
       </w:pPr>
       <w:r>
         <w:rPr>
-          <w:rFonts w:hint="eastAsia"/>
+          <w:rFonts w:hint="eastAsia" w:eastAsia="黑体"/>
         </w:rPr>
         <w:t xml:space="preserve">铅酸电池充电电路</w:t>
       </w:r>
@@ -21,7 +21,7 @@
       </w:pPr>
       <w:r>
         <w:rPr>
-          <w:rFonts w:hint="eastAsia"/>
+          <w:rFonts w:hint="eastAsia" w:eastAsia="黑体"/>
         </w:rPr>
         <w:t xml:space="preserve">拓扑描述</w:t>
       </w:r>
@@ -32,47 +32,62 @@
       </w:pPr>
       <w:r>
         <w:rPr>
-          <w:rFonts w:hint="eastAsia"/>
+          <w:rFonts w:hint="eastAsia" w:eastAsia="黑体"/>
         </w:rPr>
         <w:t xml:space="preserve">本电路由多级充电管理控制器</w:t>
       </w:r>
       <w:r>
+        <w:rPr>
+          <w:rFonts w:eastAsia="黑体"/>
+        </w:rPr>
         <w:t xml:space="preserve"> </w:t>
       </w:r>
       <w:r>
         <w:rPr>
-          <w:rFonts w:hint="eastAsia"/>
+          <w:rFonts w:hint="eastAsia" w:eastAsia="黑体"/>
         </w:rPr>
         <w:t xml:space="preserve">IC（编号</w:t>
       </w:r>
       <w:r>
+        <w:rPr>
+          <w:rFonts w:eastAsia="黑体"/>
+        </w:rPr>
         <w:t xml:space="preserve"> </w:t>
       </w:r>
       <w:r>
         <w:rPr>
-          <w:rFonts w:hint="eastAsia"/>
+          <w:rFonts w:hint="eastAsia" w:eastAsia="黑体"/>
         </w:rPr>
         <w:t xml:space="preserve">IC1）、功率管（MOSFET</w:t>
       </w:r>
       <w:r>
+        <w:rPr>
+          <w:rFonts w:eastAsia="黑体"/>
+        </w:rPr>
         <w:t xml:space="preserve"> </w:t>
       </w:r>
       <w:r>
         <w:rPr>
-          <w:rFonts w:hint="eastAsia"/>
+          <w:rFonts w:hint="eastAsia" w:eastAsia="黑体"/>
         </w:rPr>
         <w:t xml:space="preserve">或达林顿三极管，编号</w:t>
       </w:r>
       <w:r>
+        <w:rPr>
+          <w:rFonts w:eastAsia="黑体"/>
+        </w:rPr>
         <w:t xml:space="preserve"> </w:t>
       </w:r>
       <w:r>
         <w:rPr>
-          <w:rFonts w:hint="eastAsia"/>
+          <w:rFonts w:hint="eastAsia" w:eastAsia="黑体"/>
         </w:rPr>
         <w:t xml:space="preserve">Q1）、检流电阻</w:t>
       </w:r>
       <w:r>
+        <w:rPr>
+          <w:rFonts w:eastAsia="黑体"/>
+        </w:rPr>
         <w:t xml:space="preserve"> </w:t>
       </w:r>
       <m:oMath>
@@ -103,101 +118,134 @@
       </m:oMath>
       <w:r>
         <w:rPr>
-          <w:rFonts w:hint="eastAsia"/>
+          <w:rFonts w:hint="eastAsia" w:eastAsia="黑体"/>
         </w:rPr>
         <w:t xml:space="preserve">（编号</w:t>
       </w:r>
       <w:r>
+        <w:rPr>
+          <w:rFonts w:eastAsia="黑体"/>
+        </w:rPr>
         <w:t xml:space="preserve"> </w:t>
       </w:r>
       <w:r>
         <w:rPr>
-          <w:rFonts w:hint="eastAsia"/>
+          <w:rFonts w:hint="eastAsia" w:eastAsia="黑体"/>
         </w:rPr>
         <w:t xml:space="preserve">Rs）以及铅酸电池（编号</w:t>
       </w:r>
       <w:r>
+        <w:rPr>
+          <w:rFonts w:eastAsia="黑体"/>
+        </w:rPr>
         <w:t xml:space="preserve"> </w:t>
       </w:r>
       <w:r>
         <w:rPr>
-          <w:rFonts w:hint="eastAsia"/>
+          <w:rFonts w:hint="eastAsia" w:eastAsia="黑体"/>
         </w:rPr>
         <w:t xml:space="preserve">BAT）组成。关键节点有：充电输入电源节点</w:t>
       </w:r>
       <w:r>
+        <w:rPr>
+          <w:rFonts w:eastAsia="黑体"/>
+        </w:rPr>
         <w:t xml:space="preserve"> VIN </w:t>
       </w:r>
       <w:r>
         <w:rPr>
-          <w:rFonts w:hint="eastAsia"/>
+          <w:rFonts w:hint="eastAsia" w:eastAsia="黑体"/>
         </w:rPr>
         <w:t xml:space="preserve">与公共地节点</w:t>
       </w:r>
       <w:r>
+        <w:rPr>
+          <w:rFonts w:eastAsia="黑体"/>
+        </w:rPr>
         <w:t xml:space="preserve"> </w:t>
       </w:r>
       <w:r>
         <w:rPr>
-          <w:rFonts w:hint="eastAsia"/>
+          <w:rFonts w:hint="eastAsia" w:eastAsia="黑体"/>
         </w:rPr>
         <w:t xml:space="preserve">GND、功率管输出的充电节点</w:t>
       </w:r>
       <w:r>
+        <w:rPr>
+          <w:rFonts w:eastAsia="黑体"/>
+        </w:rPr>
         <w:t xml:space="preserve"> </w:t>
       </w:r>
       <w:r>
         <w:rPr>
-          <w:rFonts w:hint="eastAsia"/>
+          <w:rFonts w:hint="eastAsia" w:eastAsia="黑体"/>
         </w:rPr>
         <w:t xml:space="preserve">CHG（接电池正端）、电池正端节点</w:t>
       </w:r>
       <w:r>
+        <w:rPr>
+          <w:rFonts w:eastAsia="黑体"/>
+        </w:rPr>
         <w:t xml:space="preserve"> B+ </w:t>
       </w:r>
       <w:r>
         <w:rPr>
-          <w:rFonts w:hint="eastAsia"/>
+          <w:rFonts w:hint="eastAsia" w:eastAsia="黑体"/>
         </w:rPr>
         <w:t xml:space="preserve">与检流电阻所在的电流回路节点</w:t>
       </w:r>
       <w:r>
+        <w:rPr>
+          <w:rFonts w:eastAsia="黑体"/>
+        </w:rPr>
         <w:t xml:space="preserve"> </w:t>
       </w:r>
       <w:r>
         <w:rPr>
-          <w:rFonts w:hint="eastAsia"/>
+          <w:rFonts w:hint="eastAsia" w:eastAsia="黑体"/>
         </w:rPr>
         <w:t xml:space="preserve">S（Rs</w:t>
       </w:r>
       <w:r>
+        <w:rPr>
+          <w:rFonts w:eastAsia="黑体"/>
+        </w:rPr>
         <w:t xml:space="preserve"> </w:t>
       </w:r>
       <w:r>
         <w:rPr>
-          <w:rFonts w:hint="eastAsia"/>
+          <w:rFonts w:hint="eastAsia" w:eastAsia="黑体"/>
         </w:rPr>
         <w:t xml:space="preserve">两端）。充电电流自</w:t>
       </w:r>
       <w:r>
+        <w:rPr>
+          <w:rFonts w:eastAsia="黑体"/>
+        </w:rPr>
         <w:t xml:space="preserve"> VIN </w:t>
       </w:r>
       <w:r>
         <w:rPr>
-          <w:rFonts w:hint="eastAsia"/>
+          <w:rFonts w:hint="eastAsia" w:eastAsia="黑体"/>
         </w:rPr>
         <w:t xml:space="preserve">经功率管和</w:t>
       </w:r>
       <w:r>
+        <w:rPr>
+          <w:rFonts w:eastAsia="黑体"/>
+        </w:rPr>
         <w:t xml:space="preserve"> Rs </w:t>
       </w:r>
       <w:r>
         <w:rPr>
-          <w:rFonts w:hint="eastAsia"/>
+          <w:rFonts w:hint="eastAsia" w:eastAsia="黑体"/>
         </w:rPr>
         <w:t xml:space="preserve">流入电池正端</w:t>
       </w:r>
       <w:r>
+        <w:rPr>
+          <w:rFonts w:eastAsia="黑体"/>
+        </w:rPr>
         <w:t xml:space="preserve"> B+。</w:t>
       </w:r>
     </w:p>
@@ -205,146 +253,194 @@
       <w:pPr/>
       <w:r>
         <w:rPr>
-          <w:rFonts w:hint="eastAsia"/>
+          <w:rFonts w:hint="eastAsia" w:eastAsia="黑体"/>
         </w:rPr>
         <w:t xml:space="preserve">各元件管脚连接：功率管</w:t>
       </w:r>
       <w:r>
+        <w:rPr>
+          <w:rFonts w:eastAsia="黑体"/>
+        </w:rPr>
         <w:t xml:space="preserve"> Q1 </w:t>
       </w:r>
       <w:r>
         <w:rPr>
-          <w:rFonts w:hint="eastAsia"/>
+          <w:rFonts w:hint="eastAsia" w:eastAsia="黑体"/>
         </w:rPr>
         <w:t xml:space="preserve">的集电极/漏极接输入电源节点</w:t>
       </w:r>
       <w:r>
+        <w:rPr>
+          <w:rFonts w:eastAsia="黑体"/>
+        </w:rPr>
         <w:t xml:space="preserve"> </w:t>
       </w:r>
       <w:r>
         <w:rPr>
-          <w:rFonts w:hint="eastAsia"/>
+          <w:rFonts w:hint="eastAsia" w:eastAsia="黑体"/>
         </w:rPr>
         <w:t xml:space="preserve">VIN、发射极/源极接充电节点</w:t>
       </w:r>
       <w:r>
+        <w:rPr>
+          <w:rFonts w:eastAsia="黑体"/>
+        </w:rPr>
         <w:t xml:space="preserve"> </w:t>
       </w:r>
       <w:r>
         <w:rPr>
-          <w:rFonts w:hint="eastAsia"/>
+          <w:rFonts w:hint="eastAsia" w:eastAsia="黑体"/>
         </w:rPr>
         <w:t xml:space="preserve">CHG、基极/栅极接</w:t>
       </w:r>
       <w:r>
+        <w:rPr>
+          <w:rFonts w:eastAsia="黑体"/>
+        </w:rPr>
         <w:t xml:space="preserve"> IC1 </w:t>
       </w:r>
       <w:r>
         <w:rPr>
-          <w:rFonts w:hint="eastAsia"/>
+          <w:rFonts w:hint="eastAsia" w:eastAsia="黑体"/>
         </w:rPr>
         <w:t xml:space="preserve">的驱动输出，构成串联调节通路；检流电阻</w:t>
       </w:r>
       <w:r>
+        <w:rPr>
+          <w:rFonts w:eastAsia="黑体"/>
+        </w:rPr>
         <w:t xml:space="preserve"> Rs </w:t>
       </w:r>
       <w:r>
         <w:rPr>
-          <w:rFonts w:hint="eastAsia"/>
+          <w:rFonts w:hint="eastAsia" w:eastAsia="黑体"/>
         </w:rPr>
         <w:t xml:space="preserve">串联在电池充电回路的低端（电池负极与</w:t>
       </w:r>
       <w:r>
+        <w:rPr>
+          <w:rFonts w:eastAsia="黑体"/>
+        </w:rPr>
         <w:t xml:space="preserve"> GND </w:t>
       </w:r>
       <w:r>
         <w:rPr>
-          <w:rFonts w:hint="eastAsia"/>
+          <w:rFonts w:hint="eastAsia" w:eastAsia="黑体"/>
         </w:rPr>
         <w:t xml:space="preserve">之间，或高端），其两端跨接</w:t>
       </w:r>
       <w:r>
+        <w:rPr>
+          <w:rFonts w:eastAsia="黑体"/>
+        </w:rPr>
         <w:t xml:space="preserve"> IC1 </w:t>
       </w:r>
       <w:r>
         <w:rPr>
-          <w:rFonts w:hint="eastAsia"/>
+          <w:rFonts w:hint="eastAsia" w:eastAsia="黑体"/>
         </w:rPr>
         <w:t xml:space="preserve">的电流检测脚，用于恒流闭环。充电管理</w:t>
       </w:r>
       <w:r>
+        <w:rPr>
+          <w:rFonts w:eastAsia="黑体"/>
+        </w:rPr>
         <w:t xml:space="preserve"> </w:t>
       </w:r>
       <w:r>
         <w:rPr>
-          <w:rFonts w:hint="eastAsia"/>
+          <w:rFonts w:hint="eastAsia" w:eastAsia="黑体"/>
         </w:rPr>
         <w:t xml:space="preserve">IC（IC1）的电源端接</w:t>
       </w:r>
       <w:r>
+        <w:rPr>
+          <w:rFonts w:eastAsia="黑体"/>
+        </w:rPr>
         <w:t xml:space="preserve"> </w:t>
       </w:r>
       <w:r>
         <w:rPr>
-          <w:rFonts w:hint="eastAsia"/>
+          <w:rFonts w:hint="eastAsia" w:eastAsia="黑体"/>
         </w:rPr>
         <w:t xml:space="preserve">VIN，电压采样脚经分压电阻接电池正端</w:t>
       </w:r>
       <w:r>
+        <w:rPr>
+          <w:rFonts w:eastAsia="黑体"/>
+        </w:rPr>
         <w:t xml:space="preserve"> </w:t>
       </w:r>
       <w:r>
         <w:rPr>
-          <w:rFonts w:hint="eastAsia"/>
+          <w:rFonts w:hint="eastAsia" w:eastAsia="黑体"/>
         </w:rPr>
         <w:t xml:space="preserve">B+（用于恒压/吸收/浮充阶段切换），电流采样脚接</w:t>
       </w:r>
       <w:r>
+        <w:rPr>
+          <w:rFonts w:eastAsia="黑体"/>
+        </w:rPr>
         <w:t xml:space="preserve"> Rs </w:t>
       </w:r>
       <w:r>
         <w:rPr>
-          <w:rFonts w:hint="eastAsia"/>
+          <w:rFonts w:hint="eastAsia" w:eastAsia="黑体"/>
         </w:rPr>
         <w:t xml:space="preserve">两端，温度补偿脚接热敏电阻，地端接</w:t>
       </w:r>
       <w:r>
+        <w:rPr>
+          <w:rFonts w:eastAsia="黑体"/>
+        </w:rPr>
         <w:t xml:space="preserve"> </w:t>
       </w:r>
       <w:r>
         <w:rPr>
-          <w:rFonts w:hint="eastAsia"/>
+          <w:rFonts w:hint="eastAsia" w:eastAsia="黑体"/>
         </w:rPr>
         <w:t xml:space="preserve">GND；电池</w:t>
       </w:r>
       <w:r>
+        <w:rPr>
+          <w:rFonts w:eastAsia="黑体"/>
+        </w:rPr>
         <w:t xml:space="preserve"> BAT </w:t>
       </w:r>
       <w:r>
         <w:rPr>
-          <w:rFonts w:hint="eastAsia"/>
+          <w:rFonts w:hint="eastAsia" w:eastAsia="黑体"/>
         </w:rPr>
         <w:t xml:space="preserve">正极接节点</w:t>
       </w:r>
       <w:r>
+        <w:rPr>
+          <w:rFonts w:eastAsia="黑体"/>
+        </w:rPr>
         <w:t xml:space="preserve"> </w:t>
       </w:r>
       <w:r>
         <w:rPr>
-          <w:rFonts w:hint="eastAsia"/>
+          <w:rFonts w:hint="eastAsia" w:eastAsia="黑体"/>
         </w:rPr>
         <w:t xml:space="preserve">B+、负极经</w:t>
       </w:r>
       <w:r>
+        <w:rPr>
+          <w:rFonts w:eastAsia="黑体"/>
+        </w:rPr>
         <w:t xml:space="preserve"> Rs </w:t>
       </w:r>
       <w:r>
         <w:rPr>
-          <w:rFonts w:hint="eastAsia"/>
+          <w:rFonts w:hint="eastAsia" w:eastAsia="黑体"/>
         </w:rPr>
         <w:t xml:space="preserve">接</w:t>
       </w:r>
       <w:r>
+        <w:rPr>
+          <w:rFonts w:eastAsia="黑体"/>
+        </w:rPr>
         <w:t xml:space="preserve"> GND。</w:t>
       </w:r>
     </w:p>
@@ -352,16 +448,19 @@
       <w:pPr/>
       <w:r>
         <w:rPr>
-          <w:rFonts w:hint="eastAsia"/>
+          <w:rFonts w:hint="eastAsia" w:eastAsia="黑体"/>
         </w:rPr>
         <w:t xml:space="preserve">组态上这是一个”串联调节功率管</w:t>
       </w:r>
       <w:r>
+        <w:rPr>
+          <w:rFonts w:eastAsia="黑体"/>
+        </w:rPr>
         <w:t xml:space="preserve"> + </w:t>
       </w:r>
       <w:r>
         <w:rPr>
-          <w:rFonts w:hint="eastAsia"/>
+          <w:rFonts w:hint="eastAsia" w:eastAsia="黑体"/>
         </w:rPr>
         <w:t xml:space="preserve">多级充电控制器”的铅酸电池充电组态，按恒流、恒压（吸收）、浮充等多阶段充电，用于密封阀控铅酸（VRLA）及汽车启动电池充电。</w:t>
       </w:r>
@@ -374,7 +473,7 @@
       </w:pPr>
       <w:r>
         <w:rPr>
-          <w:rFonts w:hint="eastAsia"/>
+          <w:rFonts w:hint="eastAsia" w:eastAsia="黑体"/>
         </w:rPr>
         <w:t xml:space="preserve">工作原理</w:t>
       </w:r>
@@ -385,25 +484,31 @@
       </w:pPr>
       <w:r>
         <w:rPr>
-          <w:rFonts w:hint="eastAsia"/>
+          <w:rFonts w:hint="eastAsia" w:eastAsia="黑体"/>
         </w:rPr>
         <w:t xml:space="preserve">深度放电后先恒流充电，电压升至吸收电压（如</w:t>
       </w:r>
       <w:r>
+        <w:rPr>
+          <w:rFonts w:eastAsia="黑体"/>
+        </w:rPr>
         <w:t xml:space="preserve"> 14.4 V / </w:t>
       </w:r>
       <w:r>
         <w:rPr>
-          <w:rFonts w:hint="eastAsia"/>
+          <w:rFonts w:hint="eastAsia" w:eastAsia="黑体"/>
         </w:rPr>
         <w:t xml:space="preserve">节）后转恒压，电流逐渐下降；充满后降至较低的浮充电压（如</w:t>
       </w:r>
       <w:r>
+        <w:rPr>
+          <w:rFonts w:eastAsia="黑体"/>
+        </w:rPr>
         <w:t xml:space="preserve"> 13.8 V / </w:t>
       </w:r>
       <w:r>
         <w:rPr>
-          <w:rFonts w:hint="eastAsia"/>
+          <w:rFonts w:hint="eastAsia" w:eastAsia="黑体"/>
         </w:rPr>
         <w:t xml:space="preserve">节）维持，补偿自放电而不损伤电池。</w:t>
       </w:r>
@@ -416,7 +521,7 @@
       </w:pPr>
       <w:r>
         <w:rPr>
-          <w:rFonts w:hint="eastAsia"/>
+          <w:rFonts w:hint="eastAsia" w:eastAsia="黑体"/>
         </w:rPr>
         <w:t xml:space="preserve">关键计算公式</w:t>
       </w:r>
@@ -430,7 +535,7 @@
       </w:pPr>
       <w:r>
         <w:rPr>
-          <w:rFonts w:hint="eastAsia"/>
+          <w:rFonts w:hint="eastAsia" w:eastAsia="黑体"/>
         </w:rPr>
         <w:t xml:space="preserve">充电电流（倍率法，</w:t>
       </w:r>
@@ -440,11 +545,14 @@
         </m:r>
       </m:oMath>
       <w:r>
+        <w:rPr>
+          <w:rFonts w:eastAsia="黑体"/>
+        </w:rPr>
         <w:t xml:space="preserve"> </w:t>
       </w:r>
       <w:r>
         <w:rPr>
-          <w:rFonts w:hint="eastAsia"/>
+          <w:rFonts w:hint="eastAsia" w:eastAsia="黑体"/>
         </w:rPr>
         <w:t xml:space="preserve">为容量）：</w:t>
       </w:r>
@@ -531,7 +639,7 @@
       </w:pPr>
       <w:r>
         <w:rPr>
-          <w:rFonts w:hint="eastAsia"/>
+          <w:rFonts w:hint="eastAsia" w:eastAsia="黑体"/>
         </w:rPr>
         <w:t xml:space="preserve">充电电压临界关系（恒流→恒压切换）：</w:t>
       </w:r>
@@ -609,7 +717,7 @@
       </w:pPr>
       <w:r>
         <w:rPr>
-          <w:rFonts w:hint="eastAsia"/>
+          <w:rFonts w:hint="eastAsia" w:eastAsia="黑体"/>
         </w:rPr>
         <w:t xml:space="preserve">充电时间估算：</w:t>
       </w:r>
@@ -718,7 +826,7 @@
             </w:pPr>
             <w:r>
               <w:rPr>
-                <w:rFonts w:hint="eastAsia"/>
+                <w:rFonts w:hint="eastAsia" w:eastAsia="黑体"/>
               </w:rPr>
               <w:t xml:space="preserve">符号</w:t>
             </w:r>
@@ -732,7 +840,7 @@
             </w:pPr>
             <w:r>
               <w:rPr>
-                <w:rFonts w:hint="eastAsia"/>
+                <w:rFonts w:hint="eastAsia" w:eastAsia="黑体"/>
               </w:rPr>
               <w:t xml:space="preserve">含义</w:t>
             </w:r>
@@ -746,7 +854,7 @@
             </w:pPr>
             <w:r>
               <w:rPr>
-                <w:rFonts w:hint="eastAsia"/>
+                <w:rFonts w:hint="eastAsia" w:eastAsia="黑体"/>
               </w:rPr>
               <w:t xml:space="preserve">单位</w:t>
             </w:r>
@@ -781,6 +889,9 @@
               </m:sSub>
             </m:oMath>
             <w:r>
+              <w:rPr>
+                <w:rFonts w:eastAsia="黑体"/>
+              </w:rPr>
               <w:t xml:space="preserve">​</w:t>
             </w:r>
           </w:p>
@@ -793,7 +904,7 @@
             </w:pPr>
             <w:r>
               <w:rPr>
-                <w:rFonts w:hint="eastAsia"/>
+                <w:rFonts w:hint="eastAsia" w:eastAsia="黑体"/>
               </w:rPr>
               <w:t xml:space="preserve">充电电流</w:t>
             </w:r>
@@ -806,6 +917,9 @@
               <w:pStyle w:val="Compact"/>
             </w:pPr>
             <w:r>
+              <w:rPr>
+                <w:rFonts w:eastAsia="黑体"/>
+              </w:rPr>
               <w:t xml:space="preserve">A</w:t>
             </w:r>
           </w:p>
@@ -839,6 +953,9 @@
               </m:sSub>
             </m:oMath>
             <w:r>
+              <w:rPr>
+                <w:rFonts w:eastAsia="黑体"/>
+              </w:rPr>
               <w:t xml:space="preserve">​</w:t>
             </w:r>
           </w:p>
@@ -851,7 +968,7 @@
             </w:pPr>
             <w:r>
               <w:rPr>
-                <w:rFonts w:hint="eastAsia"/>
+                <w:rFonts w:hint="eastAsia" w:eastAsia="黑体"/>
               </w:rPr>
               <w:t xml:space="preserve">电池容量</w:t>
             </w:r>
@@ -864,6 +981,9 @@
               <w:pStyle w:val="Compact"/>
             </w:pPr>
             <w:r>
+              <w:rPr>
+                <w:rFonts w:eastAsia="黑体"/>
+              </w:rPr>
               <w:t xml:space="preserve">Ah</w:t>
             </w:r>
           </w:p>
@@ -891,6 +1011,9 @@
               </m:r>
             </m:oMath>
             <w:r>
+              <w:rPr>
+                <w:rFonts w:eastAsia="黑体"/>
+              </w:rPr>
               <w:t xml:space="preserve">​</w:t>
             </w:r>
           </w:p>
@@ -903,7 +1026,7 @@
             </w:pPr>
             <w:r>
               <w:rPr>
-                <w:rFonts w:hint="eastAsia"/>
+                <w:rFonts w:hint="eastAsia" w:eastAsia="黑体"/>
               </w:rPr>
               <w:t xml:space="preserve">充电倍率</w:t>
             </w:r>
@@ -916,6 +1039,9 @@
               <w:pStyle w:val="Compact"/>
             </w:pPr>
             <w:r>
+              <w:rPr>
+                <w:rFonts w:eastAsia="黑体"/>
+              </w:rPr>
               <w:t xml:space="preserve">s⁻¹</w:t>
             </w:r>
           </w:p>
@@ -949,6 +1075,9 @@
               </m:sSub>
             </m:oMath>
             <w:r>
+              <w:rPr>
+                <w:rFonts w:eastAsia="黑体"/>
+              </w:rPr>
               <w:t xml:space="preserve">​</w:t>
             </w:r>
           </w:p>
@@ -961,7 +1090,7 @@
             </w:pPr>
             <w:r>
               <w:rPr>
-                <w:rFonts w:hint="eastAsia"/>
+                <w:rFonts w:hint="eastAsia" w:eastAsia="黑体"/>
               </w:rPr>
               <w:t xml:space="preserve">充电电压</w:t>
             </w:r>
@@ -974,6 +1103,9 @@
               <w:pStyle w:val="Compact"/>
             </w:pPr>
             <w:r>
+              <w:rPr>
+                <w:rFonts w:eastAsia="黑体"/>
+              </w:rPr>
               <w:t xml:space="preserve">V</w:t>
             </w:r>
           </w:p>
@@ -1016,6 +1148,9 @@
               </m:sSub>
             </m:oMath>
             <w:r>
+              <w:rPr>
+                <w:rFonts w:eastAsia="黑体"/>
+              </w:rPr>
               <w:t xml:space="preserve">​</w:t>
             </w:r>
           </w:p>
@@ -1028,7 +1163,7 @@
             </w:pPr>
             <w:r>
               <w:rPr>
-                <w:rFonts w:hint="eastAsia"/>
+                <w:rFonts w:hint="eastAsia" w:eastAsia="黑体"/>
               </w:rPr>
               <w:t xml:space="preserve">吸收电压</w:t>
             </w:r>
@@ -1041,6 +1176,9 @@
               <w:pStyle w:val="Compact"/>
             </w:pPr>
             <w:r>
+              <w:rPr>
+                <w:rFonts w:eastAsia="黑体"/>
+              </w:rPr>
               <w:t xml:space="preserve">V</w:t>
             </w:r>
           </w:p>
@@ -1065,6 +1203,9 @@
               </m:r>
             </m:oMath>
             <w:r>
+              <w:rPr>
+                <w:rFonts w:eastAsia="黑体"/>
+              </w:rPr>
               <w:t xml:space="preserve">​</w:t>
             </w:r>
           </w:p>
@@ -1077,7 +1218,7 @@
             </w:pPr>
             <w:r>
               <w:rPr>
-                <w:rFonts w:hint="eastAsia"/>
+                <w:rFonts w:hint="eastAsia" w:eastAsia="黑体"/>
               </w:rPr>
               <w:t xml:space="preserve">待充电荷</w:t>
             </w:r>
@@ -1090,6 +1231,9 @@
               <w:pStyle w:val="Compact"/>
             </w:pPr>
             <w:r>
+              <w:rPr>
+                <w:rFonts w:eastAsia="黑体"/>
+              </w:rPr>
               <w:t xml:space="preserve">C</w:t>
             </w:r>
           </w:p>
@@ -1104,7 +1248,7 @@
       </w:pPr>
       <w:r>
         <w:rPr>
-          <w:rFonts w:hint="eastAsia"/>
+          <w:rFonts w:hint="eastAsia" w:eastAsia="黑体"/>
         </w:rPr>
         <w:t xml:space="preserve">元件调整影响</w:t>
       </w:r>
@@ -1119,16 +1263,19 @@
       </w:pPr>
       <w:r>
         <w:rPr>
-          <w:rFonts w:hint="eastAsia"/>
+          <w:rFonts w:hint="eastAsia" w:eastAsia="黑体"/>
         </w:rPr>
         <w:t xml:space="preserve">充电电流越大</w:t>
       </w:r>
       <w:r>
+        <w:rPr>
+          <w:rFonts w:eastAsia="黑体"/>
+        </w:rPr>
         <w:t xml:space="preserve"> → </w:t>
       </w:r>
       <w:r>
         <w:rPr>
-          <w:rFonts w:hint="eastAsia"/>
+          <w:rFonts w:hint="eastAsia" w:eastAsia="黑体"/>
         </w:rPr>
         <w:t xml:space="preserve">充电越快，但析气、发热与失水加剧。</w:t>
       </w:r>
@@ -1143,16 +1290,19 @@
       </w:pPr>
       <w:r>
         <w:rPr>
-          <w:rFonts w:hint="eastAsia"/>
+          <w:rFonts w:hint="eastAsia" w:eastAsia="黑体"/>
         </w:rPr>
         <w:t xml:space="preserve">吸收电压设得越高</w:t>
       </w:r>
       <w:r>
+        <w:rPr>
+          <w:rFonts w:eastAsia="黑体"/>
+        </w:rPr>
         <w:t xml:space="preserve"> → </w:t>
       </w:r>
       <w:r>
         <w:rPr>
-          <w:rFonts w:hint="eastAsia"/>
+          <w:rFonts w:hint="eastAsia" w:eastAsia="黑体"/>
         </w:rPr>
         <w:t xml:space="preserve">充电越充分，但过高会过充、析气失水。</w:t>
       </w:r>
@@ -1167,16 +1317,19 @@
       </w:pPr>
       <w:r>
         <w:rPr>
-          <w:rFonts w:hint="eastAsia"/>
+          <w:rFonts w:hint="eastAsia" w:eastAsia="黑体"/>
         </w:rPr>
         <w:t xml:space="preserve">浮充电压设定不当（过高或过低）→</w:t>
       </w:r>
       <w:r>
+        <w:rPr>
+          <w:rFonts w:eastAsia="黑体"/>
+        </w:rPr>
         <w:t xml:space="preserve"> </w:t>
       </w:r>
       <w:r>
         <w:rPr>
-          <w:rFonts w:hint="eastAsia"/>
+          <w:rFonts w:hint="eastAsia" w:eastAsia="黑体"/>
         </w:rPr>
         <w:t xml:space="preserve">引起电池过充或长期欠充硫。</w:t>
       </w:r>
@@ -1191,34 +1344,43 @@
       </w:pPr>
       <w:r>
         <w:rPr>
-          <w:rFonts w:hint="eastAsia"/>
+          <w:rFonts w:hint="eastAsia" w:eastAsia="黑体"/>
         </w:rPr>
         <w:t xml:space="preserve">温度补偿系数（-3</w:t>
       </w:r>
       <w:r>
+        <w:rPr>
+          <w:rFonts w:eastAsia="黑体"/>
+        </w:rPr>
         <w:t xml:space="preserve"> </w:t>
       </w:r>
       <w:r>
         <w:rPr>
-          <w:rFonts w:hint="eastAsia"/>
+          <w:rFonts w:hint="eastAsia" w:eastAsia="黑体"/>
         </w:rPr>
         <w:t xml:space="preserve">mV/℃/节</w:t>
       </w:r>
       <w:r>
+        <w:rPr>
+          <w:rFonts w:eastAsia="黑体"/>
+        </w:rPr>
         <w:t xml:space="preserve"> </w:t>
       </w:r>
       <w:r>
         <w:rPr>
-          <w:rFonts w:hint="eastAsia"/>
+          <w:rFonts w:hint="eastAsia" w:eastAsia="黑体"/>
         </w:rPr>
         <w:t xml:space="preserve">量级）影响高温</w:t>
       </w:r>
       <w:r>
+        <w:rPr>
+          <w:rFonts w:eastAsia="黑体"/>
+        </w:rPr>
         <w:t xml:space="preserve"> / </w:t>
       </w:r>
       <w:r>
         <w:rPr>
-          <w:rFonts w:hint="eastAsia"/>
+          <w:rFonts w:hint="eastAsia" w:eastAsia="黑体"/>
         </w:rPr>
         <w:t xml:space="preserve">低温下的充电电压。</w:t>
       </w:r>
@@ -1231,7 +1393,7 @@
       </w:pPr>
       <w:r>
         <w:rPr>
-          <w:rFonts w:hint="eastAsia"/>
+          <w:rFonts w:hint="eastAsia" w:eastAsia="黑体"/>
         </w:rPr>
         <w:t xml:space="preserve">典型参数示例</w:t>
       </w:r>
@@ -1245,29 +1407,38 @@
         </w:numPr>
       </w:pPr>
       <w:r>
+        <w:rPr>
+          <w:rFonts w:eastAsia="黑体"/>
+        </w:rPr>
         <w:t xml:space="preserve">12 V </w:t>
       </w:r>
       <w:r>
         <w:rPr>
-          <w:rFonts w:hint="eastAsia"/>
+          <w:rFonts w:hint="eastAsia" w:eastAsia="黑体"/>
         </w:rPr>
         <w:t xml:space="preserve">铅酸电池（6</w:t>
       </w:r>
       <w:r>
+        <w:rPr>
+          <w:rFonts w:eastAsia="黑体"/>
+        </w:rPr>
         <w:t xml:space="preserve"> </w:t>
       </w:r>
       <w:r>
         <w:rPr>
-          <w:rFonts w:hint="eastAsia"/>
+          <w:rFonts w:hint="eastAsia" w:eastAsia="黑体"/>
         </w:rPr>
         <w:t xml:space="preserve">节串联），单节吸收电压</w:t>
       </w:r>
       <w:r>
+        <w:rPr>
+          <w:rFonts w:eastAsia="黑体"/>
+        </w:rPr>
         <w:t xml:space="preserve"> 2.40 </w:t>
       </w:r>
       <w:r>
         <w:rPr>
-          <w:rFonts w:hint="eastAsia"/>
+          <w:rFonts w:hint="eastAsia" w:eastAsia="黑体"/>
         </w:rPr>
         <w:t xml:space="preserve">V：</w:t>
       </w:r>
@@ -1339,11 +1510,14 @@
       </m:oMath>
       <w:r>
         <w:rPr>
-          <w:rFonts w:hint="eastAsia"/>
+          <w:rFonts w:hint="eastAsia" w:eastAsia="黑体"/>
         </w:rPr>
         <w:t xml:space="preserve">，浮充电压</w:t>
       </w:r>
       <w:r>
+        <w:rPr>
+          <w:rFonts w:eastAsia="黑体"/>
+        </w:rPr>
         <w:t xml:space="preserve"> </w:t>
       </w:r>
       <m:oMath>
@@ -1380,6 +1554,9 @@
         </m:r>
       </m:oMath>
       <w:r>
+        <w:rPr>
+          <w:rFonts w:eastAsia="黑体"/>
+        </w:rPr>
         <w:t xml:space="preserve">。</w:t>
       </w:r>
     </w:p>
@@ -1393,11 +1570,14 @@
       </w:pPr>
       <w:r>
         <w:rPr>
-          <w:rFonts w:hint="eastAsia"/>
+          <w:rFonts w:hint="eastAsia" w:eastAsia="黑体"/>
         </w:rPr>
         <w:t xml:space="preserve">容量</w:t>
       </w:r>
       <w:r>
+        <w:rPr>
+          <w:rFonts w:eastAsia="黑体"/>
+        </w:rPr>
         <w:t xml:space="preserve"> </w:t>
       </w:r>
       <m:oMath>
@@ -1441,16 +1621,19 @@
       </m:oMath>
       <w:r>
         <w:rPr>
-          <w:rFonts w:hint="eastAsia"/>
+          <w:rFonts w:hint="eastAsia" w:eastAsia="黑体"/>
         </w:rPr>
         <w:t xml:space="preserve">、以</w:t>
       </w:r>
       <w:r>
+        <w:rPr>
+          <w:rFonts w:eastAsia="黑体"/>
+        </w:rPr>
         <w:t xml:space="preserve"> 0.1C </w:t>
       </w:r>
       <w:r>
         <w:rPr>
-          <w:rFonts w:hint="eastAsia"/>
+          <w:rFonts w:hint="eastAsia" w:eastAsia="黑体"/>
         </w:rPr>
         <w:t xml:space="preserve">充电：</w:t>
       </w:r>
@@ -1512,6 +1695,9 @@
         </m:r>
       </m:oMath>
       <w:r>
+        <w:rPr>
+          <w:rFonts w:eastAsia="黑体"/>
+        </w:rPr>
         <w:t xml:space="preserve">。</w:t>
       </w:r>
     </w:p>
@@ -1523,7 +1709,7 @@
       </w:pPr>
       <w:r>
         <w:rPr>
-          <w:rFonts w:hint="eastAsia"/>
+          <w:rFonts w:hint="eastAsia" w:eastAsia="黑体"/>
         </w:rPr>
         <w:t xml:space="preserve">常见器件型号</w:t>
       </w:r>
@@ -1538,16 +1724,19 @@
       </w:pPr>
       <w:r>
         <w:rPr>
-          <w:rFonts w:hint="eastAsia"/>
+          <w:rFonts w:hint="eastAsia" w:eastAsia="黑体"/>
         </w:rPr>
         <w:t xml:space="preserve">充电控制</w:t>
       </w:r>
       <w:r>
+        <w:rPr>
+          <w:rFonts w:eastAsia="黑体"/>
+        </w:rPr>
         <w:t xml:space="preserve"> </w:t>
       </w:r>
       <w:r>
         <w:rPr>
-          <w:rFonts w:hint="eastAsia"/>
+          <w:rFonts w:hint="eastAsia" w:eastAsia="黑体"/>
         </w:rPr>
         <w:t xml:space="preserve">IC：UC3906、BQ2031。</w:t>
       </w:r>
@@ -1562,7 +1751,7 @@
       </w:pPr>
       <w:r>
         <w:rPr>
-          <w:rFonts w:hint="eastAsia"/>
+          <w:rFonts w:hint="eastAsia" w:eastAsia="黑体"/>
         </w:rPr>
         <w:t xml:space="preserve">功率器件：IRFZ44、TIP122。</w:t>
       </w:r>
@@ -1577,7 +1766,7 @@
       </w:pPr>
       <w:r>
         <w:rPr>
-          <w:rFonts w:hint="eastAsia"/>
+          <w:rFonts w:hint="eastAsia" w:eastAsia="黑体"/>
         </w:rPr>
         <w:t xml:space="preserve">检流电阻：合金采样电阻。</w:t>
       </w:r>
@@ -1590,7 +1779,7 @@
       </w:pPr>
       <w:r>
         <w:rPr>
-          <w:rFonts w:hint="eastAsia"/>
+          <w:rFonts w:hint="eastAsia" w:eastAsia="黑体"/>
         </w:rPr>
         <w:t xml:space="preserve">注意事项</w:t>
       </w:r>
@@ -1605,25 +1794,31 @@
       </w:pPr>
       <w:r>
         <w:rPr>
-          <w:rFonts w:hint="eastAsia"/>
+          <w:rFonts w:hint="eastAsia" w:eastAsia="黑体"/>
         </w:rPr>
         <w:t xml:space="preserve">必须区分恒流</w:t>
       </w:r>
       <w:r>
+        <w:rPr>
+          <w:rFonts w:eastAsia="黑体"/>
+        </w:rPr>
         <w:t xml:space="preserve"> / </w:t>
       </w:r>
       <w:r>
         <w:rPr>
-          <w:rFonts w:hint="eastAsia"/>
+          <w:rFonts w:hint="eastAsia" w:eastAsia="黑体"/>
         </w:rPr>
         <w:t xml:space="preserve">恒压</w:t>
       </w:r>
       <w:r>
+        <w:rPr>
+          <w:rFonts w:eastAsia="黑体"/>
+        </w:rPr>
         <w:t xml:space="preserve"> / </w:t>
       </w:r>
       <w:r>
         <w:rPr>
-          <w:rFonts w:hint="eastAsia"/>
+          <w:rFonts w:hint="eastAsia" w:eastAsia="黑体"/>
         </w:rPr>
         <w:t xml:space="preserve">浮充阶段，长期浮充电压必须低于析气电压。</w:t>
       </w:r>
@@ -1638,7 +1833,7 @@
       </w:pPr>
       <w:r>
         <w:rPr>
-          <w:rFonts w:hint="eastAsia"/>
+          <w:rFonts w:hint="eastAsia" w:eastAsia="黑体"/>
         </w:rPr>
         <w:t xml:space="preserve">充电应在通风处进行，避免氢气析出聚集引发危险。</w:t>
       </w:r>
@@ -1653,7 +1848,7 @@
       </w:pPr>
       <w:r>
         <w:rPr>
-          <w:rFonts w:hint="eastAsia"/>
+          <w:rFonts w:hint="eastAsia" w:eastAsia="黑体"/>
         </w:rPr>
         <w:t xml:space="preserve">深放电（过放）会加速极板硫化和容量衰减，需设置低压保护。</w:t>
       </w:r>
@@ -1668,7 +1863,7 @@
       </w:pPr>
       <w:r>
         <w:rPr>
-          <w:rFonts w:hint="eastAsia"/>
+          <w:rFonts w:hint="eastAsia" w:eastAsia="黑体"/>
         </w:rPr>
         <w:t xml:space="preserve">不同温度应采用温度补偿电压，防止冬季欠充、夏季过充。</w:t>
       </w:r>
@@ -1681,7 +1876,7 @@
       </w:pPr>
       <w:r>
         <w:rPr>
-          <w:rFonts w:hint="eastAsia"/>
+          <w:rFonts w:hint="eastAsia" w:eastAsia="黑体"/>
         </w:rPr>
         <w:t xml:space="preserve">参考资料</w:t>
       </w:r>
@@ -1695,6 +1890,9 @@
         </w:numPr>
       </w:pPr>
       <w:r>
+        <w:rPr>
+          <w:rFonts w:eastAsia="黑体"/>
+        </w:rPr>
         <w:t xml:space="preserve">Wikipedia: Lead–acid battery。</w:t>
       </w:r>
     </w:p>
@@ -1707,20 +1905,26 @@
         </w:numPr>
       </w:pPr>
       <w:r>
+        <w:rPr>
+          <w:rFonts w:eastAsia="黑体"/>
+        </w:rPr>
         <w:t xml:space="preserve">TI </w:t>
       </w:r>
       <w:r>
         <w:rPr>
-          <w:rFonts w:hint="eastAsia"/>
+          <w:rFonts w:hint="eastAsia" w:eastAsia="黑体"/>
         </w:rPr>
         <w:t xml:space="preserve">产品页</w:t>
       </w:r>
       <w:r>
+        <w:rPr>
+          <w:rFonts w:eastAsia="黑体"/>
+        </w:rPr>
         <w:t xml:space="preserve"> </w:t>
       </w:r>
       <w:r>
         <w:rPr>
-          <w:rFonts w:hint="eastAsia"/>
+          <w:rFonts w:hint="eastAsia" w:eastAsia="黑体"/>
         </w:rPr>
         <w:t xml:space="preserve">UC3906（铅酸充电控制器）。</w:t>
       </w:r>
@@ -1735,7 +1939,7 @@
       </w:pPr>
       <w:r>
         <w:rPr>
-          <w:rFonts w:hint="eastAsia"/>
+          <w:rFonts w:hint="eastAsia" w:eastAsia="黑体"/>
         </w:rPr>
         <w:t xml:space="preserve">《阀控式铅酸蓄电池》（中文参考）。</w:t>
       </w:r>
@@ -1749,11 +1953,11 @@
       </w:pPr>
       <w:r>
         <w:rPr>
-          <w:rFonts w:ascii="Times New Roman" w:hAnsi="Times New Roman"/>
+          <w:rFonts w:ascii="Times New Roman" w:hAnsi="Times New Roman" w:eastAsia="黑体"/>
           <w:color w:val="555555"/>
           <w:sz w:val="21"/>
         </w:rPr>
-        <w:t>材料收集者：杜文杰</w:t>
+        <w:t>材料收集者：杜文杰，WX手机：19519196569，QQ:3478827729</w:t>
       </w:r>
     </w:p>
     <w:sectPr>
@@ -1773,7 +1977,7 @@
 </file>
 
 <file path=word/footer1.xml><?xml version="1.0" encoding="utf-8"?>
-<w:ftr xmlns:m="http://schemas.openxmlformats.org/officeDocument/2006/math" xmlns:mc="http://schemas.openxmlformats.org/markup-compatibility/2006" xmlns:mo="http://schemas.microsoft.com/office/mac/office/2008/main" xmlns:mv="urn:schemas-microsoft-com:mac:vml" xmlns:o="urn:schemas-microsoft-com:office:office" xmlns:r="http://schemas.openxmlformats.org/officeDocument/2006/relationships" xmlns:v="urn:schemas-microsoft-com:vml" xmlns:w10="urn:schemas-microsoft-com:office:word" xmlns:w14="http://schemas.microsoft.com/office/word/2010/wordml" xmlns:w="http://schemas.openxmlformats.org/wordprocessingml/2006/main" xmlns:wne="http://schemas.microsoft.com/office/word/2006/wordml" xmlns:wp14="http://schemas.microsoft.com/office/word/2010/wordprocessingDrawing" xmlns:wp="http://schemas.openxmlformats.org/drawingml/2006/wordprocessingDrawing" xmlns:wpc="http://schemas.microsoft.com/office/word/2010/wordprocessingCanvas" xmlns:wpg="http://schemas.microsoft.com/office/word/2010/wordprocessingGroup" xmlns:wpi="http://schemas.microsoft.com/office/word/2010/wordprocessingInk" xmlns:wps="http://schemas.microsoft.com/office/word/2010/wordprocessingShape" mc:Ignorable="w14 wp14">
+<w:ftr xmlns:mc="http://schemas.openxmlformats.org/markup-compatibility/2006" xmlns:w="http://schemas.openxmlformats.org/wordprocessingml/2006/main" xmlns:m="http://schemas.openxmlformats.org/officeDocument/2006/math" xmlns:mo="http://schemas.microsoft.com/office/mac/office/2008/main" xmlns:mv="urn:schemas-microsoft-com:mac:vml" xmlns:o="urn:schemas-microsoft-com:office:office" xmlns:r="http://schemas.openxmlformats.org/officeDocument/2006/relationships" xmlns:v="urn:schemas-microsoft-com:vml" xmlns:w10="urn:schemas-microsoft-com:office:word" xmlns:w14="http://schemas.microsoft.com/office/word/2010/wordml" xmlns:wne="http://schemas.microsoft.com/office/word/2006/wordml" xmlns:wp14="http://schemas.microsoft.com/office/word/2010/wordprocessingDrawing" xmlns:wp="http://schemas.openxmlformats.org/drawingml/2006/wordprocessingDrawing" xmlns:wpc="http://schemas.microsoft.com/office/word/2010/wordprocessingCanvas" xmlns:wpg="http://schemas.microsoft.com/office/word/2010/wordprocessingGroup" xmlns:wpi="http://schemas.microsoft.com/office/word/2010/wordprocessingInk" xmlns:wps="http://schemas.microsoft.com/office/word/2010/wordprocessingShape" mc:Ignorable="w14 wp14">
   <w:p>
     <w:pPr>
       <w:pStyle w:val="Footer"/>
@@ -1781,12 +1985,14 @@
     </w:pPr>
     <w:r>
       <w:rPr>
+        <w:rFonts w:eastAsia="黑体"/>
         <w:sz w:val="18"/>
       </w:rPr>
       <w:t xml:space="preserve">第 </w:t>
     </w:r>
     <w:r>
       <w:rPr>
+        <w:rFonts w:eastAsia="黑体"/>
         <w:sz w:val="18"/>
       </w:rPr>
       <w:fldChar w:fldCharType="begin"/>
@@ -1795,6 +2001,7 @@
     </w:r>
     <w:r>
       <w:rPr>
+        <w:rFonts w:eastAsia="黑体"/>
         <w:sz w:val="18"/>
       </w:rPr>
       <w:t xml:space="preserve"> 页</w:t>
@@ -1808,6 +2015,9 @@
   <w:footnote w:type="continuationSeparator" w:id="0">
     <w:p>
       <w:r>
+        <w:rPr>
+          <w:rFonts w:eastAsia="黑体"/>
+        </w:rPr>
         <w:continuationSeparator/>
       </w:r>
     </w:p>
@@ -1815,6 +2025,9 @@
   <w:footnote w:type="separator" w:id="-1">
     <w:p>
       <w:r>
+        <w:rPr>
+          <w:rFonts w:eastAsia="黑体"/>
+        </w:rPr>
         <w:separator/>
       </w:r>
     </w:p>
@@ -1823,7 +2036,7 @@
 </file>
 
 <file path=word/header1.xml><?xml version="1.0" encoding="utf-8"?>
-<w:hdr xmlns:m="http://schemas.openxmlformats.org/officeDocument/2006/math" xmlns:mc="http://schemas.openxmlformats.org/markup-compatibility/2006" xmlns:mo="http://schemas.microsoft.com/office/mac/office/2008/main" xmlns:mv="urn:schemas-microsoft-com:mac:vml" xmlns:o="urn:schemas-microsoft-com:office:office" xmlns:r="http://schemas.openxmlformats.org/officeDocument/2006/relationships" xmlns:v="urn:schemas-microsoft-com:vml" xmlns:w10="urn:schemas-microsoft-com:office:word" xmlns:w14="http://schemas.microsoft.com/office/word/2010/wordml" xmlns:w="http://schemas.openxmlformats.org/wordprocessingml/2006/main" xmlns:wne="http://schemas.microsoft.com/office/word/2006/wordml" xmlns:wp14="http://schemas.microsoft.com/office/word/2010/wordprocessingDrawing" xmlns:wp="http://schemas.openxmlformats.org/drawingml/2006/wordprocessingDrawing" xmlns:wpc="http://schemas.microsoft.com/office/word/2010/wordprocessingCanvas" xmlns:wpg="http://schemas.microsoft.com/office/word/2010/wordprocessingGroup" xmlns:wpi="http://schemas.microsoft.com/office/word/2010/wordprocessingInk" xmlns:wps="http://schemas.microsoft.com/office/word/2010/wordprocessingShape" mc:Ignorable="w14 wp14">
+<w:hdr xmlns:mc="http://schemas.openxmlformats.org/markup-compatibility/2006" xmlns:w="http://schemas.openxmlformats.org/wordprocessingml/2006/main" xmlns:m="http://schemas.openxmlformats.org/officeDocument/2006/math" xmlns:mo="http://schemas.microsoft.com/office/mac/office/2008/main" xmlns:mv="urn:schemas-microsoft-com:mac:vml" xmlns:o="urn:schemas-microsoft-com:office:office" xmlns:r="http://schemas.openxmlformats.org/officeDocument/2006/relationships" xmlns:v="urn:schemas-microsoft-com:vml" xmlns:w10="urn:schemas-microsoft-com:office:word" xmlns:w14="http://schemas.microsoft.com/office/word/2010/wordml" xmlns:wne="http://schemas.microsoft.com/office/word/2006/wordml" xmlns:wp14="http://schemas.microsoft.com/office/word/2010/wordprocessingDrawing" xmlns:wp="http://schemas.openxmlformats.org/drawingml/2006/wordprocessingDrawing" xmlns:wpc="http://schemas.microsoft.com/office/word/2010/wordprocessingCanvas" xmlns:wpg="http://schemas.microsoft.com/office/word/2010/wordprocessingGroup" xmlns:wpi="http://schemas.microsoft.com/office/word/2010/wordprocessingInk" xmlns:wps="http://schemas.microsoft.com/office/word/2010/wordprocessingShape" mc:Ignorable="w14 wp14">
   <w:p>
     <w:pPr>
       <w:pStyle w:val="Header"/>
@@ -1831,7 +2044,7 @@
     </w:pPr>
     <w:r>
       <w:rPr>
-        <w:rFonts w:ascii="Times New Roman" w:hAnsi="Times New Roman"/>
+        <w:rFonts w:ascii="Times New Roman" w:hAnsi="Times New Roman" w:eastAsia="黑体"/>
         <w:sz w:val="18"/>
         <w:rFonts w:eastAsia="黑体"/>
         <w:rFonts w:eastAsia="黑体"/>
@@ -1843,7 +2056,7 @@
 </file>
 
 <file path=word/numbering.xml><?xml version="1.0" encoding="utf-8"?>
-<w:numbering xmlns:m="http://schemas.openxmlformats.org/officeDocument/2006/math" xmlns:mc="http://schemas.openxmlformats.org/markup-compatibility/2006" xmlns:mo="http://schemas.microsoft.com/office/mac/office/2008/main" xmlns:mv="urn:schemas-microsoft-com:mac:vml" xmlns:o="urn:schemas-microsoft-com:office:office" xmlns:r="http://schemas.openxmlformats.org/officeDocument/2006/relationships" xmlns:v="urn:schemas-microsoft-com:vml" xmlns:w="http://schemas.openxmlformats.org/wordprocessingml/2006/main" xmlns:w10="urn:schemas-microsoft-com:office:word" xmlns:w14="http://schemas.microsoft.com/office/word/2010/wordml" xmlns:wne="http://schemas.microsoft.com/office/word/2006/wordml" xmlns:wp="http://schemas.openxmlformats.org/drawingml/2006/wordprocessingDrawing" xmlns:wp14="http://schemas.microsoft.com/office/word/2010/wordprocessingDrawing" xmlns:wpc="http://schemas.microsoft.com/office/word/2010/wordprocessingCanvas" xmlns:wpg="http://schemas.microsoft.com/office/word/2010/wordprocessingGroup" xmlns:wpi="http://schemas.microsoft.com/office/word/2010/wordprocessingInk" xmlns:wps="http://schemas.microsoft.com/office/word/2010/wordprocessingShape" mc:Ignorable="w14 wp14">
+<w:numbering xmlns:mc="http://schemas.openxmlformats.org/markup-compatibility/2006" xmlns:w="http://schemas.openxmlformats.org/wordprocessingml/2006/main" xmlns:m="http://schemas.openxmlformats.org/officeDocument/2006/math" xmlns:mo="http://schemas.microsoft.com/office/mac/office/2008/main" xmlns:mv="urn:schemas-microsoft-com:mac:vml" xmlns:o="urn:schemas-microsoft-com:office:office" xmlns:r="http://schemas.openxmlformats.org/officeDocument/2006/relationships" xmlns:v="urn:schemas-microsoft-com:vml" xmlns:w10="urn:schemas-microsoft-com:office:word" xmlns:w14="http://schemas.microsoft.com/office/word/2010/wordml" xmlns:wne="http://schemas.microsoft.com/office/word/2006/wordml" xmlns:wp="http://schemas.openxmlformats.org/drawingml/2006/wordprocessingDrawing" xmlns:wp14="http://schemas.microsoft.com/office/word/2010/wordprocessingDrawing" xmlns:wpc="http://schemas.microsoft.com/office/word/2010/wordprocessingCanvas" xmlns:wpg="http://schemas.microsoft.com/office/word/2010/wordprocessingGroup" xmlns:wpi="http://schemas.microsoft.com/office/word/2010/wordprocessingInk" xmlns:wps="http://schemas.microsoft.com/office/word/2010/wordprocessingShape" mc:Ignorable="w14 wp14">
   <w:abstractNum w:abstractNumId="0">
     <w:nsid w:val="FFFFFF7C"/>
     <w:multiLevelType w:val="singleLevel"/>
@@ -1930,7 +2143,7 @@
         <w:ind w:hanging="360" w:left="1440"/>
       </w:pPr>
       <w:rPr>
-        <w:rFonts w:ascii="Symbol" w:hAnsi="Symbol" w:hint="default"/>
+        <w:rFonts w:ascii="Symbol" w:hAnsi="Symbol" w:hint="default" w:eastAsia="黑体"/>
       </w:rPr>
     </w:lvl>
   </w:abstractNum>
@@ -1951,7 +2164,7 @@
         <w:ind w:hanging="360" w:left="1080"/>
       </w:pPr>
       <w:rPr>
-        <w:rFonts w:ascii="Symbol" w:hAnsi="Symbol" w:hint="default"/>
+        <w:rFonts w:ascii="Symbol" w:hAnsi="Symbol" w:hint="default" w:eastAsia="黑体"/>
       </w:rPr>
     </w:lvl>
   </w:abstractNum>
@@ -1972,7 +2185,7 @@
         <w:ind w:hanging="360" w:left="720"/>
       </w:pPr>
       <w:rPr>
-        <w:rFonts w:ascii="Symbol" w:hAnsi="Symbol" w:hint="default"/>
+        <w:rFonts w:ascii="Symbol" w:hAnsi="Symbol" w:hint="default" w:eastAsia="黑体"/>
       </w:rPr>
     </w:lvl>
   </w:abstractNum>
@@ -2011,7 +2224,7 @@
         <w:ind w:hanging="360" w:left="360"/>
       </w:pPr>
       <w:rPr>
-        <w:rFonts w:ascii="Symbol" w:hAnsi="Symbol" w:hint="default"/>
+        <w:rFonts w:ascii="Symbol" w:hAnsi="Symbol" w:hint="default" w:eastAsia="黑体"/>
       </w:rPr>
     </w:lvl>
   </w:abstractNum>
@@ -2102,7 +2315,7 @@
         <w:ind w:left="720" w:hanging="360"/>
       </w:pPr>
       <w:rPr>
-        <w:rFonts w:ascii="Symbol" w:hAnsi="Symbol" w:cs="Symbol" w:hint="default"/>
+        <w:rFonts w:ascii="Symbol" w:hAnsi="Symbol" w:cs="Symbol" w:hint="default" w:eastAsia="黑体"/>
       </w:rPr>
     </w:lvl>
     <w:lvl w:ilvl="1">
@@ -2113,7 +2326,7 @@
         <w:ind w:left="1440" w:hanging="360"/>
       </w:pPr>
       <w:rPr>
-        <w:rFonts w:ascii="Courier New" w:hAnsi="Courier New" w:cs="Courier New" w:hint="default"/>
+        <w:rFonts w:ascii="Courier New" w:hAnsi="Courier New" w:cs="Courier New" w:hint="default" w:eastAsia="黑体"/>
       </w:rPr>
     </w:lvl>
     <w:lvl w:ilvl="2">
@@ -2124,7 +2337,7 @@
         <w:ind w:left="2160" w:hanging="360"/>
       </w:pPr>
       <w:rPr>
-        <w:rFonts w:ascii="Wingdings" w:hAnsi="Wingdings" w:cs="Wingdings" w:hint="default"/>
+        <w:rFonts w:ascii="Wingdings" w:hAnsi="Wingdings" w:cs="Wingdings" w:hint="default" w:eastAsia="黑体"/>
       </w:rPr>
     </w:lvl>
     <w:lvl w:ilvl="3">
@@ -2135,7 +2348,7 @@
         <w:ind w:left="2880" w:hanging="360"/>
       </w:pPr>
       <w:rPr>
-        <w:rFonts w:ascii="Symbol" w:hAnsi="Symbol" w:cs="Symbol" w:hint="default"/>
+        <w:rFonts w:ascii="Symbol" w:hAnsi="Symbol" w:cs="Symbol" w:hint="default" w:eastAsia="黑体"/>
       </w:rPr>
     </w:lvl>
     <w:lvl w:ilvl="4">
@@ -2146,7 +2359,7 @@
         <w:ind w:left="3600" w:hanging="360"/>
       </w:pPr>
       <w:rPr>
-        <w:rFonts w:ascii="Courier New" w:hAnsi="Courier New" w:cs="Courier New" w:hint="default"/>
+        <w:rFonts w:ascii="Courier New" w:hAnsi="Courier New" w:cs="Courier New" w:hint="default" w:eastAsia="黑体"/>
       </w:rPr>
     </w:lvl>
     <w:lvl w:ilvl="5">
@@ -2157,7 +2370,7 @@
         <w:ind w:left="4320" w:hanging="360"/>
       </w:pPr>
       <w:rPr>
-        <w:rFonts w:ascii="Wingdings" w:hAnsi="Wingdings" w:cs="Wingdings" w:hint="default"/>
+        <w:rFonts w:ascii="Wingdings" w:hAnsi="Wingdings" w:cs="Wingdings" w:hint="default" w:eastAsia="黑体"/>
       </w:rPr>
     </w:lvl>
     <w:lvl w:ilvl="6">
@@ -2168,7 +2381,7 @@
         <w:ind w:left="5040" w:hanging="360"/>
       </w:pPr>
       <w:rPr>
-        <w:rFonts w:ascii="Symbol" w:hAnsi="Symbol" w:cs="Symbol" w:hint="default"/>
+        <w:rFonts w:ascii="Symbol" w:hAnsi="Symbol" w:cs="Symbol" w:hint="default" w:eastAsia="黑体"/>
       </w:rPr>
     </w:lvl>
     <w:lvl w:ilvl="7">
@@ -2179,7 +2392,7 @@
         <w:ind w:left="5760" w:hanging="360"/>
       </w:pPr>
       <w:rPr>
-        <w:rFonts w:ascii="Courier New" w:hAnsi="Courier New" w:cs="Courier New" w:hint="default"/>
+        <w:rFonts w:ascii="Courier New" w:hAnsi="Courier New" w:cs="Courier New" w:hint="default" w:eastAsia="黑体"/>
       </w:rPr>
     </w:lvl>
     <w:lvl w:ilvl="8">
@@ -2190,7 +2403,7 @@
         <w:ind w:left="6480" w:hanging="360"/>
       </w:pPr>
       <w:rPr>
-        <w:rFonts w:ascii="Wingdings" w:hAnsi="Wingdings" w:cs="Wingdings" w:hint="default"/>
+        <w:rFonts w:ascii="Wingdings" w:hAnsi="Wingdings" w:cs="Wingdings" w:hint="default" w:eastAsia="黑体"/>
       </w:rPr>
     </w:lvl>
   </w:abstractNum>
@@ -2246,11 +2459,11 @@
 </file>
 
 <file path=word/styles.xml><?xml version="1.0" encoding="utf-8"?>
-<w:styles xmlns:mc="http://schemas.openxmlformats.org/markup-compatibility/2006" xmlns:r="http://schemas.openxmlformats.org/officeDocument/2006/relationships" xmlns:w="http://schemas.openxmlformats.org/wordprocessingml/2006/main" xmlns:w14="http://schemas.microsoft.com/office/word/2010/wordml" mc:Ignorable="w14">
+<w:styles xmlns:mc="http://schemas.openxmlformats.org/markup-compatibility/2006" xmlns:w="http://schemas.openxmlformats.org/wordprocessingml/2006/main" xmlns:r="http://schemas.openxmlformats.org/officeDocument/2006/relationships" xmlns:w14="http://schemas.microsoft.com/office/word/2010/wordml" mc:Ignorable="w14">
   <w:docDefaults>
     <w:rPrDefault>
       <w:rPr>
-        <w:rFonts w:asciiTheme="minorHAnsi" w:cstheme="minorBidi" w:eastAsiaTheme="minorEastAsia" w:hAnsiTheme="minorHAnsi"/>
+        <w:rFonts w:asciiTheme="minorHAnsi" w:cstheme="minorBidi" w:hAnsiTheme="minorHAnsi" w:eastAsia="黑体"/>
         <w:sz w:val="22"/>
         <w:szCs w:val="22"/>
         <w:lang w:bidi="ar-SA" w:eastAsia="en-US" w:val="en-US"/>
@@ -2472,7 +2685,7 @@
       <w:outlineLvl w:val="0"/>
     </w:pPr>
     <w:rPr>
-      <w:rFonts w:ascii="Times New Roman" w:asciiTheme="majorHAnsi" w:cstheme="majorBidi" w:eastAsia="黑体" w:eastAsiaTheme="majorEastAsia" w:hAnsi="Times New Roman" w:hAnsiTheme="majorHAnsi"/>
+      <w:rFonts w:ascii="Times New Roman" w:asciiTheme="majorHAnsi" w:cstheme="majorBidi" w:eastAsia="黑体" w:hAnsi="Times New Roman" w:hAnsiTheme="majorHAnsi"/>
       <w:b/>
       <w:bCs/>
       <w:color w:val="1F3864"/>
@@ -2496,7 +2709,7 @@
       <w:outlineLvl w:val="1"/>
     </w:pPr>
     <w:rPr>
-      <w:rFonts w:ascii="Times New Roman" w:asciiTheme="majorHAnsi" w:cstheme="majorBidi" w:eastAsia="黑体" w:eastAsiaTheme="majorEastAsia" w:hAnsi="Times New Roman" w:hAnsiTheme="majorHAnsi"/>
+      <w:rFonts w:ascii="Times New Roman" w:asciiTheme="majorHAnsi" w:cstheme="majorBidi" w:eastAsia="黑体" w:hAnsi="Times New Roman" w:hAnsiTheme="majorHAnsi"/>
       <w:b/>
       <w:bCs/>
       <w:color w:val="2E4E7E"/>
@@ -2520,7 +2733,7 @@
       <w:outlineLvl w:val="2"/>
     </w:pPr>
     <w:rPr>
-      <w:rFonts w:ascii="Times New Roman" w:asciiTheme="majorHAnsi" w:cstheme="majorBidi" w:eastAsia="黑体" w:eastAsiaTheme="majorEastAsia" w:hAnsi="Times New Roman" w:hAnsiTheme="majorHAnsi"/>
+      <w:rFonts w:ascii="Times New Roman" w:asciiTheme="majorHAnsi" w:cstheme="majorBidi" w:eastAsia="黑体" w:hAnsi="Times New Roman" w:hAnsiTheme="majorHAnsi"/>
       <w:b/>
       <w:bCs/>
       <w:color w:val="2E4E7E"/>
@@ -2544,7 +2757,7 @@
       <w:outlineLvl w:val="3"/>
     </w:pPr>
     <w:rPr>
-      <w:rFonts w:ascii="Times New Roman" w:asciiTheme="majorHAnsi" w:cstheme="majorBidi" w:eastAsia="黑体" w:eastAsiaTheme="majorEastAsia" w:hAnsi="Times New Roman" w:hAnsiTheme="majorHAnsi"/>
+      <w:rFonts w:ascii="Times New Roman" w:asciiTheme="majorHAnsi" w:cstheme="majorBidi" w:eastAsia="黑体" w:hAnsi="Times New Roman" w:hAnsiTheme="majorHAnsi"/>
       <w:b/>
       <w:bCs/>
       <w:i/>
@@ -2570,7 +2783,7 @@
       <w:outlineLvl w:val="4"/>
     </w:pPr>
     <w:rPr>
-      <w:rFonts w:ascii="Times New Roman" w:asciiTheme="majorHAnsi" w:cstheme="majorBidi" w:eastAsia="黑体" w:eastAsiaTheme="majorEastAsia" w:hAnsi="Times New Roman" w:hAnsiTheme="majorHAnsi"/>
+      <w:rFonts w:ascii="Times New Roman" w:asciiTheme="majorHAnsi" w:cstheme="majorBidi" w:eastAsia="黑体" w:hAnsi="Times New Roman" w:hAnsiTheme="majorHAnsi"/>
       <w:b/>
       <w:color w:val="333333"/>
       <w:sz w:val="22"/>
@@ -2593,7 +2806,7 @@
       <w:outlineLvl w:val="5"/>
     </w:pPr>
     <w:rPr>
-      <w:rFonts w:asciiTheme="majorHAnsi" w:cstheme="majorBidi" w:eastAsiaTheme="majorEastAsia" w:hAnsiTheme="majorHAnsi"/>
+      <w:rFonts w:asciiTheme="majorHAnsi" w:cstheme="majorBidi" w:hAnsiTheme="majorHAnsi" w:eastAsia="黑体"/>
       <w:i/>
       <w:iCs/>
       <w:color w:themeColor="accent1" w:themeShade="7F" w:val="243F60"/>
@@ -2616,7 +2829,7 @@
       <w:outlineLvl w:val="6"/>
     </w:pPr>
     <w:rPr>
-      <w:rFonts w:asciiTheme="majorHAnsi" w:cstheme="majorBidi" w:eastAsiaTheme="majorEastAsia" w:hAnsiTheme="majorHAnsi"/>
+      <w:rFonts w:asciiTheme="majorHAnsi" w:cstheme="majorBidi" w:hAnsiTheme="majorHAnsi" w:eastAsia="黑体"/>
       <w:i/>
       <w:iCs/>
       <w:color w:themeColor="text1" w:themeTint="BF" w:val="404040"/>
@@ -2639,7 +2852,7 @@
       <w:outlineLvl w:val="7"/>
     </w:pPr>
     <w:rPr>
-      <w:rFonts w:asciiTheme="majorHAnsi" w:cstheme="majorBidi" w:eastAsiaTheme="majorEastAsia" w:hAnsiTheme="majorHAnsi"/>
+      <w:rFonts w:asciiTheme="majorHAnsi" w:cstheme="majorBidi" w:hAnsiTheme="majorHAnsi" w:eastAsia="黑体"/>
       <w:color w:themeColor="accent1" w:val="4F81BD"/>
       <w:sz w:val="20"/>
       <w:szCs w:val="20"/>
@@ -2662,7 +2875,7 @@
       <w:outlineLvl w:val="8"/>
     </w:pPr>
     <w:rPr>
-      <w:rFonts w:asciiTheme="majorHAnsi" w:cstheme="majorBidi" w:eastAsiaTheme="majorEastAsia" w:hAnsiTheme="majorHAnsi"/>
+      <w:rFonts w:asciiTheme="majorHAnsi" w:cstheme="majorBidi" w:hAnsiTheme="majorHAnsi" w:eastAsia="黑体"/>
       <w:i/>
       <w:iCs/>
       <w:color w:themeColor="text1" w:themeTint="BF" w:val="404040"/>
@@ -2713,7 +2926,7 @@
     <w:uiPriority w:val="9"/>
     <w:rsid w:val="00FC693F"/>
     <w:rPr>
-      <w:rFonts w:asciiTheme="majorHAnsi" w:cstheme="majorBidi" w:eastAsiaTheme="majorEastAsia" w:hAnsiTheme="majorHAnsi"/>
+      <w:rFonts w:asciiTheme="majorHAnsi" w:cstheme="majorBidi" w:hAnsiTheme="majorHAnsi" w:eastAsia="黑体"/>
       <w:b/>
       <w:bCs/>
       <w:color w:themeColor="accent1" w:themeShade="BF" w:val="365F91"/>
@@ -2728,7 +2941,7 @@
     <w:uiPriority w:val="9"/>
     <w:rsid w:val="00FC693F"/>
     <w:rPr>
-      <w:rFonts w:asciiTheme="majorHAnsi" w:cstheme="majorBidi" w:eastAsiaTheme="majorEastAsia" w:hAnsiTheme="majorHAnsi"/>
+      <w:rFonts w:asciiTheme="majorHAnsi" w:cstheme="majorBidi" w:hAnsiTheme="majorHAnsi" w:eastAsia="黑体"/>
       <w:b/>
       <w:bCs/>
       <w:color w:themeColor="accent1" w:val="4F81BD"/>
@@ -2743,7 +2956,7 @@
     <w:uiPriority w:val="9"/>
     <w:rsid w:val="00FC693F"/>
     <w:rPr>
-      <w:rFonts w:asciiTheme="majorHAnsi" w:cstheme="majorBidi" w:eastAsiaTheme="majorEastAsia" w:hAnsiTheme="majorHAnsi"/>
+      <w:rFonts w:asciiTheme="majorHAnsi" w:cstheme="majorBidi" w:hAnsiTheme="majorHAnsi" w:eastAsia="黑体"/>
       <w:b/>
       <w:bCs/>
       <w:color w:themeColor="accent1" w:val="4F81BD"/>
@@ -2766,7 +2979,7 @@
       <w:contextualSpacing/>
     </w:pPr>
     <w:rPr>
-      <w:rFonts w:ascii="Times New Roman" w:asciiTheme="majorHAnsi" w:cstheme="majorBidi" w:eastAsia="黑体" w:eastAsiaTheme="majorEastAsia" w:hAnsi="Times New Roman" w:hAnsiTheme="majorHAnsi"/>
+      <w:rFonts w:ascii="Times New Roman" w:asciiTheme="majorHAnsi" w:cstheme="majorBidi" w:eastAsia="黑体" w:hAnsi="Times New Roman" w:hAnsiTheme="majorHAnsi"/>
       <w:b/>
       <w:color w:val="1F3864"/>
       <w:spacing w:val="5"/>
@@ -2782,7 +2995,7 @@
     <w:uiPriority w:val="10"/>
     <w:rsid w:val="00FC693F"/>
     <w:rPr>
-      <w:rFonts w:asciiTheme="majorHAnsi" w:cstheme="majorBidi" w:eastAsiaTheme="majorEastAsia" w:hAnsiTheme="majorHAnsi"/>
+      <w:rFonts w:asciiTheme="majorHAnsi" w:cstheme="majorBidi" w:hAnsiTheme="majorHAnsi" w:eastAsia="黑体"/>
       <w:color w:themeColor="text2" w:themeShade="BF" w:val="17365D"/>
       <w:spacing w:val="5"/>
       <w:kern w:val="28"/>
@@ -2804,7 +3017,7 @@
       </w:numPr>
     </w:pPr>
     <w:rPr>
-      <w:rFonts w:asciiTheme="majorHAnsi" w:cstheme="majorBidi" w:eastAsiaTheme="majorEastAsia" w:hAnsiTheme="majorHAnsi"/>
+      <w:rFonts w:asciiTheme="majorHAnsi" w:cstheme="majorBidi" w:hAnsiTheme="majorHAnsi" w:eastAsia="黑体"/>
       <w:i/>
       <w:iCs/>
       <w:color w:themeColor="accent1" w:val="4F81BD"/>
@@ -2820,7 +3033,7 @@
     <w:uiPriority w:val="11"/>
     <w:rsid w:val="00FC693F"/>
     <w:rPr>
-      <w:rFonts w:asciiTheme="majorHAnsi" w:cstheme="majorBidi" w:eastAsiaTheme="majorEastAsia" w:hAnsiTheme="majorHAnsi"/>
+      <w:rFonts w:asciiTheme="majorHAnsi" w:cstheme="majorBidi" w:hAnsiTheme="majorHAnsi" w:eastAsia="黑体"/>
       <w:i/>
       <w:iCs/>
       <w:color w:themeColor="accent1" w:val="4F81BD"/>
@@ -2887,6 +3100,7 @@
       <w:spacing w:after="120"/>
     </w:pPr>
     <w:rPr>
+      <w:rFonts w:eastAsia="黑体"/>
       <w:sz w:val="16"/>
       <w:szCs w:val="16"/>
     </w:rPr>
@@ -2898,6 +3112,7 @@
     <w:uiPriority w:val="99"/>
     <w:rsid w:val="00AA1D8D"/>
     <w:rPr>
+      <w:rFonts w:eastAsia="黑体"/>
       <w:sz w:val="16"/>
       <w:szCs w:val="16"/>
     </w:rPr>
@@ -3067,7 +3282,7 @@
       </w:tabs>
     </w:pPr>
     <w:rPr>
-      <w:rFonts w:ascii="Courier" w:hAnsi="Courier"/>
+      <w:rFonts w:ascii="Courier" w:hAnsi="Courier" w:eastAsia="黑体"/>
       <w:sz w:val="20"/>
       <w:szCs w:val="20"/>
     </w:rPr>
@@ -3079,7 +3294,7 @@
     <w:uiPriority w:val="99"/>
     <w:rsid w:val="0029639D"/>
     <w:rPr>
-      <w:rFonts w:ascii="Courier" w:hAnsi="Courier"/>
+      <w:rFonts w:ascii="Courier" w:hAnsi="Courier" w:eastAsia="黑体"/>
       <w:sz w:val="20"/>
       <w:szCs w:val="20"/>
     </w:rPr>
@@ -3115,6 +3330,7 @@
     <w:uiPriority w:val="29"/>
     <w:rsid w:val="00FC693F"/>
     <w:rPr>
+      <w:rFonts w:eastAsia="黑体"/>
       <w:i/>
       <w:iCs/>
       <w:color w:themeColor="text1" w:val="000000"/>
@@ -3128,7 +3344,7 @@
     <w:semiHidden/>
     <w:rsid w:val="00FC693F"/>
     <w:rPr>
-      <w:rFonts w:asciiTheme="majorHAnsi" w:cstheme="majorBidi" w:eastAsiaTheme="majorEastAsia" w:hAnsiTheme="majorHAnsi"/>
+      <w:rFonts w:asciiTheme="majorHAnsi" w:cstheme="majorBidi" w:hAnsiTheme="majorHAnsi" w:eastAsia="黑体"/>
       <w:b/>
       <w:bCs/>
       <w:i/>
@@ -3144,7 +3360,7 @@
     <w:semiHidden/>
     <w:rsid w:val="00FC693F"/>
     <w:rPr>
-      <w:rFonts w:asciiTheme="majorHAnsi" w:cstheme="majorBidi" w:eastAsiaTheme="majorEastAsia" w:hAnsiTheme="majorHAnsi"/>
+      <w:rFonts w:asciiTheme="majorHAnsi" w:cstheme="majorBidi" w:hAnsiTheme="majorHAnsi" w:eastAsia="黑体"/>
       <w:color w:themeColor="accent1" w:themeShade="7F" w:val="243F60"/>
     </w:rPr>
   </w:style>
@@ -3156,7 +3372,7 @@
     <w:semiHidden/>
     <w:rsid w:val="00FC693F"/>
     <w:rPr>
-      <w:rFonts w:asciiTheme="majorHAnsi" w:cstheme="majorBidi" w:eastAsiaTheme="majorEastAsia" w:hAnsiTheme="majorHAnsi"/>
+      <w:rFonts w:asciiTheme="majorHAnsi" w:cstheme="majorBidi" w:hAnsiTheme="majorHAnsi" w:eastAsia="黑体"/>
       <w:i/>
       <w:iCs/>
       <w:color w:themeColor="accent1" w:themeShade="7F" w:val="243F60"/>
@@ -3170,7 +3386,7 @@
     <w:semiHidden/>
     <w:rsid w:val="00FC693F"/>
     <w:rPr>
-      <w:rFonts w:asciiTheme="majorHAnsi" w:cstheme="majorBidi" w:eastAsiaTheme="majorEastAsia" w:hAnsiTheme="majorHAnsi"/>
+      <w:rFonts w:asciiTheme="majorHAnsi" w:cstheme="majorBidi" w:hAnsiTheme="majorHAnsi" w:eastAsia="黑体"/>
       <w:i/>
       <w:iCs/>
       <w:color w:themeColor="text1" w:themeTint="BF" w:val="404040"/>
@@ -3184,7 +3400,7 @@
     <w:semiHidden/>
     <w:rsid w:val="00FC693F"/>
     <w:rPr>
-      <w:rFonts w:asciiTheme="majorHAnsi" w:cstheme="majorBidi" w:eastAsiaTheme="majorEastAsia" w:hAnsiTheme="majorHAnsi"/>
+      <w:rFonts w:asciiTheme="majorHAnsi" w:cstheme="majorBidi" w:hAnsiTheme="majorHAnsi" w:eastAsia="黑体"/>
       <w:color w:themeColor="accent1" w:val="4F81BD"/>
       <w:sz w:val="20"/>
       <w:szCs w:val="20"/>
@@ -3198,7 +3414,7 @@
     <w:semiHidden/>
     <w:rsid w:val="00FC693F"/>
     <w:rPr>
-      <w:rFonts w:asciiTheme="majorHAnsi" w:cstheme="majorBidi" w:eastAsiaTheme="majorEastAsia" w:hAnsiTheme="majorHAnsi"/>
+      <w:rFonts w:asciiTheme="majorHAnsi" w:cstheme="majorBidi" w:hAnsiTheme="majorHAnsi" w:eastAsia="黑体"/>
       <w:i/>
       <w:iCs/>
       <w:color w:themeColor="text1" w:themeTint="BF" w:val="404040"/>
@@ -3219,6 +3435,7 @@
       <w:spacing w:line="240" w:lineRule="auto"/>
     </w:pPr>
     <w:rPr>
+      <w:rFonts w:eastAsia="黑体"/>
       <w:b/>
       <w:bCs/>
       <w:color w:themeColor="accent1" w:val="4F81BD"/>
@@ -3233,6 +3450,7 @@
     <w:qFormat/>
     <w:rsid w:val="00FC693F"/>
     <w:rPr>
+      <w:rFonts w:eastAsia="黑体"/>
       <w:b/>
       <w:bCs/>
     </w:rPr>
@@ -3244,6 +3462,7 @@
     <w:qFormat/>
     <w:rsid w:val="00FC693F"/>
     <w:rPr>
+      <w:rFonts w:eastAsia="黑体"/>
       <w:i/>
       <w:iCs/>
     </w:rPr>
@@ -3264,6 +3483,7 @@
       <w:ind w:left="936" w:right="936"/>
     </w:pPr>
     <w:rPr>
+      <w:rFonts w:eastAsia="黑体"/>
       <w:b/>
       <w:bCs/>
       <w:i/>
@@ -3278,6 +3498,7 @@
     <w:uiPriority w:val="30"/>
     <w:rsid w:val="00FC693F"/>
     <w:rPr>
+      <w:rFonts w:eastAsia="黑体"/>
       <w:b/>
       <w:bCs/>
       <w:i/>
@@ -3292,6 +3513,7 @@
     <w:qFormat/>
     <w:rsid w:val="00FC693F"/>
     <w:rPr>
+      <w:rFonts w:eastAsia="黑体"/>
       <w:i/>
       <w:iCs/>
       <w:color w:themeColor="text1" w:themeTint="7F" w:val="808080"/>
@@ -3304,6 +3526,7 @@
     <w:qFormat/>
     <w:rsid w:val="00FC693F"/>
     <w:rPr>
+      <w:rFonts w:eastAsia="黑体"/>
       <w:b/>
       <w:bCs/>
       <w:i/>
@@ -3318,6 +3541,7 @@
     <w:qFormat/>
     <w:rsid w:val="00FC693F"/>
     <w:rPr>
+      <w:rFonts w:eastAsia="黑体"/>
       <w:smallCaps/>
       <w:color w:themeColor="accent2" w:val="C0504D"/>
       <w:u w:val="single"/>
@@ -3330,6 +3554,7 @@
     <w:qFormat/>
     <w:rsid w:val="00FC693F"/>
     <w:rPr>
+      <w:rFonts w:eastAsia="黑体"/>
       <w:b/>
       <w:bCs/>
       <w:smallCaps/>
@@ -3345,6 +3570,7 @@
     <w:qFormat/>
     <w:rsid w:val="00FC693F"/>
     <w:rPr>
+      <w:rFonts w:eastAsia="黑体"/>
       <w:b/>
       <w:bCs/>
       <w:smallCaps/>
@@ -3399,6 +3625,7 @@
       <w:spacing w:after="0" w:line="240" w:lineRule="auto"/>
     </w:pPr>
     <w:rPr>
+      <w:rFonts w:eastAsia="黑体"/>
       <w:color w:themeColor="text1" w:themeShade="BF" w:val="000000"/>
     </w:rPr>
     <w:tblPr>
@@ -3421,6 +3648,7 @@
         <w:spacing w:after="0" w:before="0" w:line="240" w:lineRule="auto"/>
       </w:pPr>
       <w:rPr>
+        <w:rFonts w:eastAsia="黑体"/>
         <w:b/>
         <w:bCs/>
       </w:rPr>
@@ -3441,6 +3669,7 @@
         <w:spacing w:after="0" w:before="0" w:line="240" w:lineRule="auto"/>
       </w:pPr>
       <w:rPr>
+        <w:rFonts w:eastAsia="黑体"/>
         <w:b/>
         <w:bCs/>
       </w:rPr>
@@ -3458,12 +3687,14 @@
     </w:tblStylePr>
     <w:tblStylePr w:type="firstCol">
       <w:rPr>
+        <w:rFonts w:eastAsia="黑体"/>
         <w:b/>
         <w:bCs/>
       </w:rPr>
     </w:tblStylePr>
     <w:tblStylePr w:type="lastCol">
       <w:rPr>
+        <w:rFonts w:eastAsia="黑体"/>
         <w:b/>
         <w:bCs/>
       </w:rPr>
@@ -3502,6 +3733,7 @@
       <w:spacing w:after="0" w:line="240" w:lineRule="auto"/>
     </w:pPr>
     <w:rPr>
+      <w:rFonts w:eastAsia="黑体"/>
       <w:color w:themeColor="accent1" w:themeShade="BF" w:val="365F91"/>
     </w:rPr>
     <w:tblPr>
@@ -3524,6 +3756,7 @@
         <w:spacing w:after="0" w:before="0" w:line="240" w:lineRule="auto"/>
       </w:pPr>
       <w:rPr>
+        <w:rFonts w:eastAsia="黑体"/>
         <w:b/>
         <w:bCs/>
       </w:rPr>
@@ -3544,6 +3777,7 @@
         <w:spacing w:after="0" w:before="0" w:line="240" w:lineRule="auto"/>
       </w:pPr>
       <w:rPr>
+        <w:rFonts w:eastAsia="黑体"/>
         <w:b/>
         <w:bCs/>
       </w:rPr>
@@ -3561,12 +3795,14 @@
     </w:tblStylePr>
     <w:tblStylePr w:type="firstCol">
       <w:rPr>
+        <w:rFonts w:eastAsia="黑体"/>
         <w:b/>
         <w:bCs/>
       </w:rPr>
     </w:tblStylePr>
     <w:tblStylePr w:type="lastCol">
       <w:rPr>
+        <w:rFonts w:eastAsia="黑体"/>
         <w:b/>
         <w:bCs/>
       </w:rPr>
@@ -3605,6 +3841,7 @@
       <w:spacing w:after="0" w:line="240" w:lineRule="auto"/>
     </w:pPr>
     <w:rPr>
+      <w:rFonts w:eastAsia="黑体"/>
       <w:color w:themeColor="accent2" w:themeShade="BF" w:val="943634"/>
     </w:rPr>
     <w:tblPr>
@@ -3627,6 +3864,7 @@
         <w:spacing w:after="0" w:before="0" w:line="240" w:lineRule="auto"/>
       </w:pPr>
       <w:rPr>
+        <w:rFonts w:eastAsia="黑体"/>
         <w:b/>
         <w:bCs/>
       </w:rPr>
@@ -3647,6 +3885,7 @@
         <w:spacing w:after="0" w:before="0" w:line="240" w:lineRule="auto"/>
       </w:pPr>
       <w:rPr>
+        <w:rFonts w:eastAsia="黑体"/>
         <w:b/>
         <w:bCs/>
       </w:rPr>
@@ -3664,12 +3903,14 @@
     </w:tblStylePr>
     <w:tblStylePr w:type="firstCol">
       <w:rPr>
+        <w:rFonts w:eastAsia="黑体"/>
         <w:b/>
         <w:bCs/>
       </w:rPr>
     </w:tblStylePr>
     <w:tblStylePr w:type="lastCol">
       <w:rPr>
+        <w:rFonts w:eastAsia="黑体"/>
         <w:b/>
         <w:bCs/>
       </w:rPr>
@@ -3708,6 +3949,7 @@
       <w:spacing w:after="0" w:line="240" w:lineRule="auto"/>
     </w:pPr>
     <w:rPr>
+      <w:rFonts w:eastAsia="黑体"/>
       <w:color w:themeColor="accent3" w:themeShade="BF" w:val="76923C"/>
     </w:rPr>
     <w:tblPr>
@@ -3730,6 +3972,7 @@
         <w:spacing w:after="0" w:before="0" w:line="240" w:lineRule="auto"/>
       </w:pPr>
       <w:rPr>
+        <w:rFonts w:eastAsia="黑体"/>
         <w:b/>
         <w:bCs/>
       </w:rPr>
@@ -3750,6 +3993,7 @@
         <w:spacing w:after="0" w:before="0" w:line="240" w:lineRule="auto"/>
       </w:pPr>
       <w:rPr>
+        <w:rFonts w:eastAsia="黑体"/>
         <w:b/>
         <w:bCs/>
       </w:rPr>
@@ -3767,12 +4011,14 @@
     </w:tblStylePr>
     <w:tblStylePr w:type="firstCol">
       <w:rPr>
+        <w:rFonts w:eastAsia="黑体"/>
         <w:b/>
         <w:bCs/>
       </w:rPr>
     </w:tblStylePr>
     <w:tblStylePr w:type="lastCol">
       <w:rPr>
+        <w:rFonts w:eastAsia="黑体"/>
         <w:b/>
         <w:bCs/>
       </w:rPr>
@@ -3811,6 +4057,7 @@
       <w:spacing w:after="0" w:line="240" w:lineRule="auto"/>
     </w:pPr>
     <w:rPr>
+      <w:rFonts w:eastAsia="黑体"/>
       <w:color w:themeColor="accent4" w:themeShade="BF" w:val="5F497A"/>
     </w:rPr>
     <w:tblPr>
@@ -3833,6 +4080,7 @@
         <w:spacing w:after="0" w:before="0" w:line="240" w:lineRule="auto"/>
       </w:pPr>
       <w:rPr>
+        <w:rFonts w:eastAsia="黑体"/>
         <w:b/>
         <w:bCs/>
       </w:rPr>
@@ -3853,6 +4101,7 @@
         <w:spacing w:after="0" w:before="0" w:line="240" w:lineRule="auto"/>
       </w:pPr>
       <w:rPr>
+        <w:rFonts w:eastAsia="黑体"/>
         <w:b/>
         <w:bCs/>
       </w:rPr>
@@ -3870,12 +4119,14 @@
     </w:tblStylePr>
     <w:tblStylePr w:type="firstCol">
       <w:rPr>
+        <w:rFonts w:eastAsia="黑体"/>
         <w:b/>
         <w:bCs/>
       </w:rPr>
     </w:tblStylePr>
     <w:tblStylePr w:type="lastCol">
       <w:rPr>
+        <w:rFonts w:eastAsia="黑体"/>
         <w:b/>
         <w:bCs/>
       </w:rPr>
@@ -3914,6 +4165,7 @@
       <w:spacing w:after="0" w:line="240" w:lineRule="auto"/>
     </w:pPr>
     <w:rPr>
+      <w:rFonts w:eastAsia="黑体"/>
       <w:color w:themeColor="accent5" w:themeShade="BF" w:val="31849B"/>
     </w:rPr>
     <w:tblPr>
@@ -3936,6 +4188,7 @@
         <w:spacing w:after="0" w:before="0" w:line="240" w:lineRule="auto"/>
       </w:pPr>
       <w:rPr>
+        <w:rFonts w:eastAsia="黑体"/>
         <w:b/>
         <w:bCs/>
       </w:rPr>
@@ -3956,6 +4209,7 @@
         <w:spacing w:after="0" w:before="0" w:line="240" w:lineRule="auto"/>
       </w:pPr>
       <w:rPr>
+        <w:rFonts w:eastAsia="黑体"/>
         <w:b/>
         <w:bCs/>
       </w:rPr>
@@ -3973,12 +4227,14 @@
     </w:tblStylePr>
     <w:tblStylePr w:type="firstCol">
       <w:rPr>
+        <w:rFonts w:eastAsia="黑体"/>
         <w:b/>
         <w:bCs/>
       </w:rPr>
     </w:tblStylePr>
     <w:tblStylePr w:type="lastCol">
       <w:rPr>
+        <w:rFonts w:eastAsia="黑体"/>
         <w:b/>
         <w:bCs/>
       </w:rPr>
@@ -4017,6 +4273,7 @@
       <w:spacing w:after="0" w:line="240" w:lineRule="auto"/>
     </w:pPr>
     <w:rPr>
+      <w:rFonts w:eastAsia="黑体"/>
       <w:color w:themeColor="accent6" w:themeShade="BF" w:val="E36C0A"/>
     </w:rPr>
     <w:tblPr>
@@ -4039,6 +4296,7 @@
         <w:spacing w:after="0" w:before="0" w:line="240" w:lineRule="auto"/>
       </w:pPr>
       <w:rPr>
+        <w:rFonts w:eastAsia="黑体"/>
         <w:b/>
         <w:bCs/>
       </w:rPr>
@@ -4059,6 +4317,7 @@
         <w:spacing w:after="0" w:before="0" w:line="240" w:lineRule="auto"/>
       </w:pPr>
       <w:rPr>
+        <w:rFonts w:eastAsia="黑体"/>
         <w:b/>
         <w:bCs/>
       </w:rPr>
@@ -4076,12 +4335,14 @@
     </w:tblStylePr>
     <w:tblStylePr w:type="firstCol">
       <w:rPr>
+        <w:rFonts w:eastAsia="黑体"/>
         <w:b/>
         <w:bCs/>
       </w:rPr>
     </w:tblStylePr>
     <w:tblStylePr w:type="lastCol">
       <w:rPr>
+        <w:rFonts w:eastAsia="黑体"/>
         <w:b/>
         <w:bCs/>
       </w:rPr>
@@ -4141,6 +4402,7 @@
         <w:spacing w:after="0" w:before="0" w:line="240" w:lineRule="auto"/>
       </w:pPr>
       <w:rPr>
+        <w:rFonts w:eastAsia="黑体"/>
         <w:b/>
         <w:bCs/>
         <w:color w:themeColor="background1" w:val="FFFFFF"/>
@@ -4155,6 +4417,7 @@
         <w:spacing w:after="0" w:before="0" w:line="240" w:lineRule="auto"/>
       </w:pPr>
       <w:rPr>
+        <w:rFonts w:eastAsia="黑体"/>
         <w:b/>
         <w:bCs/>
       </w:rPr>
@@ -4170,12 +4433,14 @@
     </w:tblStylePr>
     <w:tblStylePr w:type="firstCol">
       <w:rPr>
+        <w:rFonts w:eastAsia="黑体"/>
         <w:b/>
         <w:bCs/>
       </w:rPr>
     </w:tblStylePr>
     <w:tblStylePr w:type="lastCol">
       <w:rPr>
+        <w:rFonts w:eastAsia="黑体"/>
         <w:b/>
         <w:bCs/>
       </w:rPr>
@@ -4233,6 +4498,7 @@
         <w:spacing w:after="0" w:before="0" w:line="240" w:lineRule="auto"/>
       </w:pPr>
       <w:rPr>
+        <w:rFonts w:eastAsia="黑体"/>
         <w:b/>
         <w:bCs/>
         <w:color w:themeColor="background1" w:val="FFFFFF"/>
@@ -4247,6 +4513,7 @@
         <w:spacing w:after="0" w:before="0" w:line="240" w:lineRule="auto"/>
       </w:pPr>
       <w:rPr>
+        <w:rFonts w:eastAsia="黑体"/>
         <w:b/>
         <w:bCs/>
       </w:rPr>
@@ -4262,12 +4529,14 @@
     </w:tblStylePr>
     <w:tblStylePr w:type="firstCol">
       <w:rPr>
+        <w:rFonts w:eastAsia="黑体"/>
         <w:b/>
         <w:bCs/>
       </w:rPr>
     </w:tblStylePr>
     <w:tblStylePr w:type="lastCol">
       <w:rPr>
+        <w:rFonts w:eastAsia="黑体"/>
         <w:b/>
         <w:bCs/>
       </w:rPr>
@@ -4325,6 +4594,7 @@
         <w:spacing w:after="0" w:before="0" w:line="240" w:lineRule="auto"/>
       </w:pPr>
       <w:rPr>
+        <w:rFonts w:eastAsia="黑体"/>
         <w:b/>
         <w:bCs/>
         <w:color w:themeColor="background1" w:val="FFFFFF"/>
@@ -4339,6 +4609,7 @@
         <w:spacing w:after="0" w:before="0" w:line="240" w:lineRule="auto"/>
       </w:pPr>
       <w:rPr>
+        <w:rFonts w:eastAsia="黑体"/>
         <w:b/>
         <w:bCs/>
       </w:rPr>
@@ -4354,12 +4625,14 @@
     </w:tblStylePr>
     <w:tblStylePr w:type="firstCol">
       <w:rPr>
+        <w:rFonts w:eastAsia="黑体"/>
         <w:b/>
         <w:bCs/>
       </w:rPr>
     </w:tblStylePr>
     <w:tblStylePr w:type="lastCol">
       <w:rPr>
+        <w:rFonts w:eastAsia="黑体"/>
         <w:b/>
         <w:bCs/>
       </w:rPr>
@@ -4417,6 +4690,7 @@
         <w:spacing w:after="0" w:before="0" w:line="240" w:lineRule="auto"/>
       </w:pPr>
       <w:rPr>
+        <w:rFonts w:eastAsia="黑体"/>
         <w:b/>
         <w:bCs/>
         <w:color w:themeColor="background1" w:val="FFFFFF"/>
@@ -4431,6 +4705,7 @@
         <w:spacing w:after="0" w:before="0" w:line="240" w:lineRule="auto"/>
       </w:pPr>
       <w:rPr>
+        <w:rFonts w:eastAsia="黑体"/>
         <w:b/>
         <w:bCs/>
       </w:rPr>
@@ -4446,12 +4721,14 @@
     </w:tblStylePr>
     <w:tblStylePr w:type="firstCol">
       <w:rPr>
+        <w:rFonts w:eastAsia="黑体"/>
         <w:b/>
         <w:bCs/>
       </w:rPr>
     </w:tblStylePr>
     <w:tblStylePr w:type="lastCol">
       <w:rPr>
+        <w:rFonts w:eastAsia="黑体"/>
         <w:b/>
         <w:bCs/>
       </w:rPr>
@@ -4509,6 +4786,7 @@
         <w:spacing w:after="0" w:before="0" w:line="240" w:lineRule="auto"/>
       </w:pPr>
       <w:rPr>
+        <w:rFonts w:eastAsia="黑体"/>
         <w:b/>
         <w:bCs/>
         <w:color w:themeColor="background1" w:val="FFFFFF"/>
@@ -4523,6 +4801,7 @@
         <w:spacing w:after="0" w:before="0" w:line="240" w:lineRule="auto"/>
       </w:pPr>
       <w:rPr>
+        <w:rFonts w:eastAsia="黑体"/>
         <w:b/>
         <w:bCs/>
       </w:rPr>
@@ -4538,12 +4817,14 @@
     </w:tblStylePr>
     <w:tblStylePr w:type="firstCol">
       <w:rPr>
+        <w:rFonts w:eastAsia="黑体"/>
         <w:b/>
         <w:bCs/>
       </w:rPr>
     </w:tblStylePr>
     <w:tblStylePr w:type="lastCol">
       <w:rPr>
+        <w:rFonts w:eastAsia="黑体"/>
         <w:b/>
         <w:bCs/>
       </w:rPr>
@@ -4601,6 +4882,7 @@
         <w:spacing w:after="0" w:before="0" w:line="240" w:lineRule="auto"/>
       </w:pPr>
       <w:rPr>
+        <w:rFonts w:eastAsia="黑体"/>
         <w:b/>
         <w:bCs/>
         <w:color w:themeColor="background1" w:val="FFFFFF"/>
@@ -4615,6 +4897,7 @@
         <w:spacing w:after="0" w:before="0" w:line="240" w:lineRule="auto"/>
       </w:pPr>
       <w:rPr>
+        <w:rFonts w:eastAsia="黑体"/>
         <w:b/>
         <w:bCs/>
       </w:rPr>
@@ -4630,12 +4913,14 @@
     </w:tblStylePr>
     <w:tblStylePr w:type="firstCol">
       <w:rPr>
+        <w:rFonts w:eastAsia="黑体"/>
         <w:b/>
         <w:bCs/>
       </w:rPr>
     </w:tblStylePr>
     <w:tblStylePr w:type="lastCol">
       <w:rPr>
+        <w:rFonts w:eastAsia="黑体"/>
         <w:b/>
         <w:bCs/>
       </w:rPr>
@@ -4693,6 +4978,7 @@
         <w:spacing w:after="0" w:before="0" w:line="240" w:lineRule="auto"/>
       </w:pPr>
       <w:rPr>
+        <w:rFonts w:eastAsia="黑体"/>
         <w:b/>
         <w:bCs/>
         <w:color w:themeColor="background1" w:val="FFFFFF"/>
@@ -4707,6 +4993,7 @@
         <w:spacing w:after="0" w:before="0" w:line="240" w:lineRule="auto"/>
       </w:pPr>
       <w:rPr>
+        <w:rFonts w:eastAsia="黑体"/>
         <w:b/>
         <w:bCs/>
       </w:rPr>
@@ -4722,12 +5009,14 @@
     </w:tblStylePr>
     <w:tblStylePr w:type="firstCol">
       <w:rPr>
+        <w:rFonts w:eastAsia="黑体"/>
         <w:b/>
         <w:bCs/>
       </w:rPr>
     </w:tblStylePr>
     <w:tblStylePr w:type="lastCol">
       <w:rPr>
+        <w:rFonts w:eastAsia="黑体"/>
         <w:b/>
         <w:bCs/>
       </w:rPr>
@@ -4787,7 +5076,7 @@
         <w:spacing w:after="0" w:before="0" w:line="240" w:lineRule="auto"/>
       </w:pPr>
       <w:rPr>
-        <w:rFonts w:asciiTheme="majorHAnsi" w:cstheme="majorBidi" w:eastAsiaTheme="majorEastAsia" w:hAnsiTheme="majorHAnsi"/>
+        <w:rFonts w:asciiTheme="majorHAnsi" w:cstheme="majorBidi" w:hAnsiTheme="majorHAnsi" w:eastAsia="黑体"/>
         <w:b/>
         <w:bCs/>
       </w:rPr>
@@ -4808,7 +5097,7 @@
         <w:spacing w:after="0" w:before="0" w:line="240" w:lineRule="auto"/>
       </w:pPr>
       <w:rPr>
-        <w:rFonts w:asciiTheme="majorHAnsi" w:cstheme="majorBidi" w:eastAsiaTheme="majorEastAsia" w:hAnsiTheme="majorHAnsi"/>
+        <w:rFonts w:asciiTheme="majorHAnsi" w:cstheme="majorBidi" w:hAnsiTheme="majorHAnsi" w:eastAsia="黑体"/>
         <w:b/>
         <w:bCs/>
       </w:rPr>
@@ -4826,14 +5115,14 @@
     </w:tblStylePr>
     <w:tblStylePr w:type="firstCol">
       <w:rPr>
-        <w:rFonts w:asciiTheme="majorHAnsi" w:cstheme="majorBidi" w:eastAsiaTheme="majorEastAsia" w:hAnsiTheme="majorHAnsi"/>
+        <w:rFonts w:asciiTheme="majorHAnsi" w:cstheme="majorBidi" w:hAnsiTheme="majorHAnsi" w:eastAsia="黑体"/>
         <w:b/>
         <w:bCs/>
       </w:rPr>
     </w:tblStylePr>
     <w:tblStylePr w:type="lastCol">
       <w:rPr>
-        <w:rFonts w:asciiTheme="majorHAnsi" w:cstheme="majorBidi" w:eastAsiaTheme="majorEastAsia" w:hAnsiTheme="majorHAnsi"/>
+        <w:rFonts w:asciiTheme="majorHAnsi" w:cstheme="majorBidi" w:hAnsiTheme="majorHAnsi" w:eastAsia="黑体"/>
         <w:b/>
         <w:bCs/>
       </w:rPr>
@@ -4917,7 +5206,7 @@
         <w:spacing w:after="0" w:before="0" w:line="240" w:lineRule="auto"/>
       </w:pPr>
       <w:rPr>
-        <w:rFonts w:asciiTheme="majorHAnsi" w:cstheme="majorBidi" w:eastAsiaTheme="majorEastAsia" w:hAnsiTheme="majorHAnsi"/>
+        <w:rFonts w:asciiTheme="majorHAnsi" w:cstheme="majorBidi" w:hAnsiTheme="majorHAnsi" w:eastAsia="黑体"/>
         <w:b/>
         <w:bCs/>
       </w:rPr>
@@ -4938,7 +5227,7 @@
         <w:spacing w:after="0" w:before="0" w:line="240" w:lineRule="auto"/>
       </w:pPr>
       <w:rPr>
-        <w:rFonts w:asciiTheme="majorHAnsi" w:cstheme="majorBidi" w:eastAsiaTheme="majorEastAsia" w:hAnsiTheme="majorHAnsi"/>
+        <w:rFonts w:asciiTheme="majorHAnsi" w:cstheme="majorBidi" w:hAnsiTheme="majorHAnsi" w:eastAsia="黑体"/>
         <w:b/>
         <w:bCs/>
       </w:rPr>
@@ -4956,14 +5245,14 @@
     </w:tblStylePr>
     <w:tblStylePr w:type="firstCol">
       <w:rPr>
-        <w:rFonts w:asciiTheme="majorHAnsi" w:cstheme="majorBidi" w:eastAsiaTheme="majorEastAsia" w:hAnsiTheme="majorHAnsi"/>
+        <w:rFonts w:asciiTheme="majorHAnsi" w:cstheme="majorBidi" w:hAnsiTheme="majorHAnsi" w:eastAsia="黑体"/>
         <w:b/>
         <w:bCs/>
       </w:rPr>
     </w:tblStylePr>
     <w:tblStylePr w:type="lastCol">
       <w:rPr>
-        <w:rFonts w:asciiTheme="majorHAnsi" w:cstheme="majorBidi" w:eastAsiaTheme="majorEastAsia" w:hAnsiTheme="majorHAnsi"/>
+        <w:rFonts w:asciiTheme="majorHAnsi" w:cstheme="majorBidi" w:hAnsiTheme="majorHAnsi" w:eastAsia="黑体"/>
         <w:b/>
         <w:bCs/>
       </w:rPr>
@@ -5047,7 +5336,7 @@
         <w:spacing w:after="0" w:before="0" w:line="240" w:lineRule="auto"/>
       </w:pPr>
       <w:rPr>
-        <w:rFonts w:asciiTheme="majorHAnsi" w:cstheme="majorBidi" w:eastAsiaTheme="majorEastAsia" w:hAnsiTheme="majorHAnsi"/>
+        <w:rFonts w:asciiTheme="majorHAnsi" w:cstheme="majorBidi" w:hAnsiTheme="majorHAnsi" w:eastAsia="黑体"/>
         <w:b/>
         <w:bCs/>
       </w:rPr>
@@ -5068,7 +5357,7 @@
         <w:spacing w:after="0" w:before="0" w:line="240" w:lineRule="auto"/>
       </w:pPr>
       <w:rPr>
-        <w:rFonts w:asciiTheme="majorHAnsi" w:cstheme="majorBidi" w:eastAsiaTheme="majorEastAsia" w:hAnsiTheme="majorHAnsi"/>
+        <w:rFonts w:asciiTheme="majorHAnsi" w:cstheme="majorBidi" w:hAnsiTheme="majorHAnsi" w:eastAsia="黑体"/>
         <w:b/>
         <w:bCs/>
       </w:rPr>
@@ -5086,14 +5375,14 @@
     </w:tblStylePr>
     <w:tblStylePr w:type="firstCol">
       <w:rPr>
-        <w:rFonts w:asciiTheme="majorHAnsi" w:cstheme="majorBidi" w:eastAsiaTheme="majorEastAsia" w:hAnsiTheme="majorHAnsi"/>
+        <w:rFonts w:asciiTheme="majorHAnsi" w:cstheme="majorBidi" w:hAnsiTheme="majorHAnsi" w:eastAsia="黑体"/>
         <w:b/>
         <w:bCs/>
       </w:rPr>
     </w:tblStylePr>
     <w:tblStylePr w:type="lastCol">
       <w:rPr>
-        <w:rFonts w:asciiTheme="majorHAnsi" w:cstheme="majorBidi" w:eastAsiaTheme="majorEastAsia" w:hAnsiTheme="majorHAnsi"/>
+        <w:rFonts w:asciiTheme="majorHAnsi" w:cstheme="majorBidi" w:hAnsiTheme="majorHAnsi" w:eastAsia="黑体"/>
         <w:b/>
         <w:bCs/>
       </w:rPr>
@@ -5177,7 +5466,7 @@
         <w:spacing w:after="0" w:before="0" w:line="240" w:lineRule="auto"/>
       </w:pPr>
       <w:rPr>
-        <w:rFonts w:asciiTheme="majorHAnsi" w:cstheme="majorBidi" w:eastAsiaTheme="majorEastAsia" w:hAnsiTheme="majorHAnsi"/>
+        <w:rFonts w:asciiTheme="majorHAnsi" w:cstheme="majorBidi" w:hAnsiTheme="majorHAnsi" w:eastAsia="黑体"/>
         <w:b/>
         <w:bCs/>
       </w:rPr>
@@ -5198,7 +5487,7 @@
         <w:spacing w:after="0" w:before="0" w:line="240" w:lineRule="auto"/>
       </w:pPr>
       <w:rPr>
-        <w:rFonts w:asciiTheme="majorHAnsi" w:cstheme="majorBidi" w:eastAsiaTheme="majorEastAsia" w:hAnsiTheme="majorHAnsi"/>
+        <w:rFonts w:asciiTheme="majorHAnsi" w:cstheme="majorBidi" w:hAnsiTheme="majorHAnsi" w:eastAsia="黑体"/>
         <w:b/>
         <w:bCs/>
       </w:rPr>
@@ -5216,14 +5505,14 @@
     </w:tblStylePr>
     <w:tblStylePr w:type="firstCol">
       <w:rPr>
-        <w:rFonts w:asciiTheme="majorHAnsi" w:cstheme="majorBidi" w:eastAsiaTheme="majorEastAsia" w:hAnsiTheme="majorHAnsi"/>
+        <w:rFonts w:asciiTheme="majorHAnsi" w:cstheme="majorBidi" w:hAnsiTheme="majorHAnsi" w:eastAsia="黑体"/>
         <w:b/>
         <w:bCs/>
       </w:rPr>
     </w:tblStylePr>
     <w:tblStylePr w:type="lastCol">
       <w:rPr>
-        <w:rFonts w:asciiTheme="majorHAnsi" w:cstheme="majorBidi" w:eastAsiaTheme="majorEastAsia" w:hAnsiTheme="majorHAnsi"/>
+        <w:rFonts w:asciiTheme="majorHAnsi" w:cstheme="majorBidi" w:hAnsiTheme="majorHAnsi" w:eastAsia="黑体"/>
         <w:b/>
         <w:bCs/>
       </w:rPr>
@@ -5307,7 +5596,7 @@
         <w:spacing w:after="0" w:before="0" w:line="240" w:lineRule="auto"/>
       </w:pPr>
       <w:rPr>
-        <w:rFonts w:asciiTheme="majorHAnsi" w:cstheme="majorBidi" w:eastAsiaTheme="majorEastAsia" w:hAnsiTheme="majorHAnsi"/>
+        <w:rFonts w:asciiTheme="majorHAnsi" w:cstheme="majorBidi" w:hAnsiTheme="majorHAnsi" w:eastAsia="黑体"/>
         <w:b/>
         <w:bCs/>
       </w:rPr>
@@ -5328,7 +5617,7 @@
         <w:spacing w:after="0" w:before="0" w:line="240" w:lineRule="auto"/>
       </w:pPr>
       <w:rPr>
-        <w:rFonts w:asciiTheme="majorHAnsi" w:cstheme="majorBidi" w:eastAsiaTheme="majorEastAsia" w:hAnsiTheme="majorHAnsi"/>
+        <w:rFonts w:asciiTheme="majorHAnsi" w:cstheme="majorBidi" w:hAnsiTheme="majorHAnsi" w:eastAsia="黑体"/>
         <w:b/>
         <w:bCs/>
       </w:rPr>
@@ -5346,14 +5635,14 @@
     </w:tblStylePr>
     <w:tblStylePr w:type="firstCol">
       <w:rPr>
-        <w:rFonts w:asciiTheme="majorHAnsi" w:cstheme="majorBidi" w:eastAsiaTheme="majorEastAsia" w:hAnsiTheme="majorHAnsi"/>
+        <w:rFonts w:asciiTheme="majorHAnsi" w:cstheme="majorBidi" w:hAnsiTheme="majorHAnsi" w:eastAsia="黑体"/>
         <w:b/>
         <w:bCs/>
       </w:rPr>
     </w:tblStylePr>
     <w:tblStylePr w:type="lastCol">
       <w:rPr>
-        <w:rFonts w:asciiTheme="majorHAnsi" w:cstheme="majorBidi" w:eastAsiaTheme="majorEastAsia" w:hAnsiTheme="majorHAnsi"/>
+        <w:rFonts w:asciiTheme="majorHAnsi" w:cstheme="majorBidi" w:hAnsiTheme="majorHAnsi" w:eastAsia="黑体"/>
         <w:b/>
         <w:bCs/>
       </w:rPr>
@@ -5437,7 +5726,7 @@
         <w:spacing w:after="0" w:before="0" w:line="240" w:lineRule="auto"/>
       </w:pPr>
       <w:rPr>
-        <w:rFonts w:asciiTheme="majorHAnsi" w:cstheme="majorBidi" w:eastAsiaTheme="majorEastAsia" w:hAnsiTheme="majorHAnsi"/>
+        <w:rFonts w:asciiTheme="majorHAnsi" w:cstheme="majorBidi" w:hAnsiTheme="majorHAnsi" w:eastAsia="黑体"/>
         <w:b/>
         <w:bCs/>
       </w:rPr>
@@ -5458,7 +5747,7 @@
         <w:spacing w:after="0" w:before="0" w:line="240" w:lineRule="auto"/>
       </w:pPr>
       <w:rPr>
-        <w:rFonts w:asciiTheme="majorHAnsi" w:cstheme="majorBidi" w:eastAsiaTheme="majorEastAsia" w:hAnsiTheme="majorHAnsi"/>
+        <w:rFonts w:asciiTheme="majorHAnsi" w:cstheme="majorBidi" w:hAnsiTheme="majorHAnsi" w:eastAsia="黑体"/>
         <w:b/>
         <w:bCs/>
       </w:rPr>
@@ -5476,14 +5765,14 @@
     </w:tblStylePr>
     <w:tblStylePr w:type="firstCol">
       <w:rPr>
-        <w:rFonts w:asciiTheme="majorHAnsi" w:cstheme="majorBidi" w:eastAsiaTheme="majorEastAsia" w:hAnsiTheme="majorHAnsi"/>
+        <w:rFonts w:asciiTheme="majorHAnsi" w:cstheme="majorBidi" w:hAnsiTheme="majorHAnsi" w:eastAsia="黑体"/>
         <w:b/>
         <w:bCs/>
       </w:rPr>
     </w:tblStylePr>
     <w:tblStylePr w:type="lastCol">
       <w:rPr>
-        <w:rFonts w:asciiTheme="majorHAnsi" w:cstheme="majorBidi" w:eastAsiaTheme="majorEastAsia" w:hAnsiTheme="majorHAnsi"/>
+        <w:rFonts w:asciiTheme="majorHAnsi" w:cstheme="majorBidi" w:hAnsiTheme="majorHAnsi" w:eastAsia="黑体"/>
         <w:b/>
         <w:bCs/>
       </w:rPr>
@@ -5567,7 +5856,7 @@
         <w:spacing w:after="0" w:before="0" w:line="240" w:lineRule="auto"/>
       </w:pPr>
       <w:rPr>
-        <w:rFonts w:asciiTheme="majorHAnsi" w:cstheme="majorBidi" w:eastAsiaTheme="majorEastAsia" w:hAnsiTheme="majorHAnsi"/>
+        <w:rFonts w:asciiTheme="majorHAnsi" w:cstheme="majorBidi" w:hAnsiTheme="majorHAnsi" w:eastAsia="黑体"/>
         <w:b/>
         <w:bCs/>
       </w:rPr>
@@ -5588,7 +5877,7 @@
         <w:spacing w:after="0" w:before="0" w:line="240" w:lineRule="auto"/>
       </w:pPr>
       <w:rPr>
-        <w:rFonts w:asciiTheme="majorHAnsi" w:cstheme="majorBidi" w:eastAsiaTheme="majorEastAsia" w:hAnsiTheme="majorHAnsi"/>
+        <w:rFonts w:asciiTheme="majorHAnsi" w:cstheme="majorBidi" w:hAnsiTheme="majorHAnsi" w:eastAsia="黑体"/>
         <w:b/>
         <w:bCs/>
       </w:rPr>
@@ -5606,14 +5895,14 @@
     </w:tblStylePr>
     <w:tblStylePr w:type="firstCol">
       <w:rPr>
-        <w:rFonts w:asciiTheme="majorHAnsi" w:cstheme="majorBidi" w:eastAsiaTheme="majorEastAsia" w:hAnsiTheme="majorHAnsi"/>
+        <w:rFonts w:asciiTheme="majorHAnsi" w:cstheme="majorBidi" w:hAnsiTheme="majorHAnsi" w:eastAsia="黑体"/>
         <w:b/>
         <w:bCs/>
       </w:rPr>
     </w:tblStylePr>
     <w:tblStylePr w:type="lastCol">
       <w:rPr>
-        <w:rFonts w:asciiTheme="majorHAnsi" w:cstheme="majorBidi" w:eastAsiaTheme="majorEastAsia" w:hAnsiTheme="majorHAnsi"/>
+        <w:rFonts w:asciiTheme="majorHAnsi" w:cstheme="majorBidi" w:hAnsiTheme="majorHAnsi" w:eastAsia="黑体"/>
         <w:b/>
         <w:bCs/>
       </w:rPr>
@@ -5696,6 +5985,7 @@
         <w:spacing w:after="0" w:before="0" w:line="240" w:lineRule="auto"/>
       </w:pPr>
       <w:rPr>
+        <w:rFonts w:eastAsia="黑体"/>
         <w:b/>
         <w:bCs/>
         <w:color w:themeColor="background1" w:val="FFFFFF"/>
@@ -5718,6 +6008,7 @@
         <w:spacing w:after="0" w:before="0" w:line="240" w:lineRule="auto"/>
       </w:pPr>
       <w:rPr>
+        <w:rFonts w:eastAsia="黑体"/>
         <w:b/>
         <w:bCs/>
       </w:rPr>
@@ -5735,12 +6026,14 @@
     </w:tblStylePr>
     <w:tblStylePr w:type="firstCol">
       <w:rPr>
+        <w:rFonts w:eastAsia="黑体"/>
         <w:b/>
         <w:bCs/>
       </w:rPr>
     </w:tblStylePr>
     <w:tblStylePr w:type="lastCol">
       <w:rPr>
+        <w:rFonts w:eastAsia="黑体"/>
         <w:b/>
         <w:bCs/>
       </w:rPr>
@@ -5802,6 +6095,7 @@
         <w:spacing w:after="0" w:before="0" w:line="240" w:lineRule="auto"/>
       </w:pPr>
       <w:rPr>
+        <w:rFonts w:eastAsia="黑体"/>
         <w:b/>
         <w:bCs/>
         <w:color w:themeColor="background1" w:val="FFFFFF"/>
@@ -5824,6 +6118,7 @@
         <w:spacing w:after="0" w:before="0" w:line="240" w:lineRule="auto"/>
       </w:pPr>
       <w:rPr>
+        <w:rFonts w:eastAsia="黑体"/>
         <w:b/>
         <w:bCs/>
       </w:rPr>
@@ -5841,12 +6136,14 @@
     </w:tblStylePr>
     <w:tblStylePr w:type="firstCol">
       <w:rPr>
+        <w:rFonts w:eastAsia="黑体"/>
         <w:b/>
         <w:bCs/>
       </w:rPr>
     </w:tblStylePr>
     <w:tblStylePr w:type="lastCol">
       <w:rPr>
+        <w:rFonts w:eastAsia="黑体"/>
         <w:b/>
         <w:bCs/>
       </w:rPr>
@@ -5908,6 +6205,7 @@
         <w:spacing w:after="0" w:before="0" w:line="240" w:lineRule="auto"/>
       </w:pPr>
       <w:rPr>
+        <w:rFonts w:eastAsia="黑体"/>
         <w:b/>
         <w:bCs/>
         <w:color w:themeColor="background1" w:val="FFFFFF"/>
@@ -5930,6 +6228,7 @@
         <w:spacing w:after="0" w:before="0" w:line="240" w:lineRule="auto"/>
       </w:pPr>
       <w:rPr>
+        <w:rFonts w:eastAsia="黑体"/>
         <w:b/>
         <w:bCs/>
       </w:rPr>
@@ -5947,12 +6246,14 @@
     </w:tblStylePr>
     <w:tblStylePr w:type="firstCol">
       <w:rPr>
+        <w:rFonts w:eastAsia="黑体"/>
         <w:b/>
         <w:bCs/>
       </w:rPr>
     </w:tblStylePr>
     <w:tblStylePr w:type="lastCol">
       <w:rPr>
+        <w:rFonts w:eastAsia="黑体"/>
         <w:b/>
         <w:bCs/>
       </w:rPr>
@@ -6014,6 +6315,7 @@
         <w:spacing w:after="0" w:before="0" w:line="240" w:lineRule="auto"/>
       </w:pPr>
       <w:rPr>
+        <w:rFonts w:eastAsia="黑体"/>
         <w:b/>
         <w:bCs/>
         <w:color w:themeColor="background1" w:val="FFFFFF"/>
@@ -6036,6 +6338,7 @@
         <w:spacing w:after="0" w:before="0" w:line="240" w:lineRule="auto"/>
       </w:pPr>
       <w:rPr>
+        <w:rFonts w:eastAsia="黑体"/>
         <w:b/>
         <w:bCs/>
       </w:rPr>
@@ -6053,12 +6356,14 @@
     </w:tblStylePr>
     <w:tblStylePr w:type="firstCol">
       <w:rPr>
+        <w:rFonts w:eastAsia="黑体"/>
         <w:b/>
         <w:bCs/>
       </w:rPr>
     </w:tblStylePr>
     <w:tblStylePr w:type="lastCol">
       <w:rPr>
+        <w:rFonts w:eastAsia="黑体"/>
         <w:b/>
         <w:bCs/>
       </w:rPr>
@@ -6120,6 +6425,7 @@
         <w:spacing w:after="0" w:before="0" w:line="240" w:lineRule="auto"/>
       </w:pPr>
       <w:rPr>
+        <w:rFonts w:eastAsia="黑体"/>
         <w:b/>
         <w:bCs/>
         <w:color w:themeColor="background1" w:val="FFFFFF"/>
@@ -6142,6 +6448,7 @@
         <w:spacing w:after="0" w:before="0" w:line="240" w:lineRule="auto"/>
       </w:pPr>
       <w:rPr>
+        <w:rFonts w:eastAsia="黑体"/>
         <w:b/>
         <w:bCs/>
       </w:rPr>
@@ -6159,12 +6466,14 @@
     </w:tblStylePr>
     <w:tblStylePr w:type="firstCol">
       <w:rPr>
+        <w:rFonts w:eastAsia="黑体"/>
         <w:b/>
         <w:bCs/>
       </w:rPr>
     </w:tblStylePr>
     <w:tblStylePr w:type="lastCol">
       <w:rPr>
+        <w:rFonts w:eastAsia="黑体"/>
         <w:b/>
         <w:bCs/>
       </w:rPr>
@@ -6226,6 +6535,7 @@
         <w:spacing w:after="0" w:before="0" w:line="240" w:lineRule="auto"/>
       </w:pPr>
       <w:rPr>
+        <w:rFonts w:eastAsia="黑体"/>
         <w:b/>
         <w:bCs/>
         <w:color w:themeColor="background1" w:val="FFFFFF"/>
@@ -6248,6 +6558,7 @@
         <w:spacing w:after="0" w:before="0" w:line="240" w:lineRule="auto"/>
       </w:pPr>
       <w:rPr>
+        <w:rFonts w:eastAsia="黑体"/>
         <w:b/>
         <w:bCs/>
       </w:rPr>
@@ -6265,12 +6576,14 @@
     </w:tblStylePr>
     <w:tblStylePr w:type="firstCol">
       <w:rPr>
+        <w:rFonts w:eastAsia="黑体"/>
         <w:b/>
         <w:bCs/>
       </w:rPr>
     </w:tblStylePr>
     <w:tblStylePr w:type="lastCol">
       <w:rPr>
+        <w:rFonts w:eastAsia="黑体"/>
         <w:b/>
         <w:bCs/>
       </w:rPr>
@@ -6332,6 +6645,7 @@
         <w:spacing w:after="0" w:before="0" w:line="240" w:lineRule="auto"/>
       </w:pPr>
       <w:rPr>
+        <w:rFonts w:eastAsia="黑体"/>
         <w:b/>
         <w:bCs/>
         <w:color w:themeColor="background1" w:val="FFFFFF"/>
@@ -6354,6 +6668,7 @@
         <w:spacing w:after="0" w:before="0" w:line="240" w:lineRule="auto"/>
       </w:pPr>
       <w:rPr>
+        <w:rFonts w:eastAsia="黑体"/>
         <w:b/>
         <w:bCs/>
       </w:rPr>
@@ -6371,12 +6686,14 @@
     </w:tblStylePr>
     <w:tblStylePr w:type="firstCol">
       <w:rPr>
+        <w:rFonts w:eastAsia="黑体"/>
         <w:b/>
         <w:bCs/>
       </w:rPr>
     </w:tblStylePr>
     <w:tblStylePr w:type="lastCol">
       <w:rPr>
+        <w:rFonts w:eastAsia="黑体"/>
         <w:b/>
         <w:bCs/>
       </w:rPr>
@@ -6435,6 +6752,7 @@
         <w:spacing w:after="0" w:before="0" w:line="240" w:lineRule="auto"/>
       </w:pPr>
       <w:rPr>
+        <w:rFonts w:eastAsia="黑体"/>
         <w:b/>
         <w:bCs/>
         <w:color w:themeColor="background1" w:val="FFFFFF"/>
@@ -6457,6 +6775,7 @@
         <w:spacing w:after="0" w:before="0" w:line="240" w:lineRule="auto"/>
       </w:pPr>
       <w:rPr>
+        <w:rFonts w:eastAsia="黑体"/>
         <w:color w:val="auto"/>
       </w:rPr>
       <w:tblPr/>
@@ -6474,6 +6793,7 @@
     </w:tblStylePr>
     <w:tblStylePr w:type="firstCol">
       <w:rPr>
+        <w:rFonts w:eastAsia="黑体"/>
         <w:b/>
         <w:bCs/>
         <w:color w:themeColor="background1" w:val="FFFFFF"/>
@@ -6493,6 +6813,7 @@
     </w:tblStylePr>
     <w:tblStylePr w:type="lastCol">
       <w:rPr>
+        <w:rFonts w:eastAsia="黑体"/>
         <w:b/>
         <w:bCs/>
         <w:color w:themeColor="background1" w:val="FFFFFF"/>
@@ -6541,6 +6862,7 @@
     </w:tblStylePr>
     <w:tblStylePr w:type="nwCell">
       <w:rPr>
+        <w:rFonts w:eastAsia="黑体"/>
         <w:color w:themeColor="background1" w:val="FFFFFF"/>
       </w:rPr>
       <w:tblPr/>
@@ -6584,6 +6906,7 @@
         <w:spacing w:after="0" w:before="0" w:line="240" w:lineRule="auto"/>
       </w:pPr>
       <w:rPr>
+        <w:rFonts w:eastAsia="黑体"/>
         <w:b/>
         <w:bCs/>
         <w:color w:themeColor="background1" w:val="FFFFFF"/>
@@ -6606,6 +6929,7 @@
         <w:spacing w:after="0" w:before="0" w:line="240" w:lineRule="auto"/>
       </w:pPr>
       <w:rPr>
+        <w:rFonts w:eastAsia="黑体"/>
         <w:color w:val="auto"/>
       </w:rPr>
       <w:tblPr/>
@@ -6623,6 +6947,7 @@
     </w:tblStylePr>
     <w:tblStylePr w:type="firstCol">
       <w:rPr>
+        <w:rFonts w:eastAsia="黑体"/>
         <w:b/>
         <w:bCs/>
         <w:color w:themeColor="background1" w:val="FFFFFF"/>
@@ -6642,6 +6967,7 @@
     </w:tblStylePr>
     <w:tblStylePr w:type="lastCol">
       <w:rPr>
+        <w:rFonts w:eastAsia="黑体"/>
         <w:b/>
         <w:bCs/>
         <w:color w:themeColor="background1" w:val="FFFFFF"/>
@@ -6690,6 +7016,7 @@
     </w:tblStylePr>
     <w:tblStylePr w:type="nwCell">
       <w:rPr>
+        <w:rFonts w:eastAsia="黑体"/>
         <w:color w:themeColor="background1" w:val="FFFFFF"/>
       </w:rPr>
       <w:tblPr/>
@@ -6733,6 +7060,7 @@
         <w:spacing w:after="0" w:before="0" w:line="240" w:lineRule="auto"/>
       </w:pPr>
       <w:rPr>
+        <w:rFonts w:eastAsia="黑体"/>
         <w:b/>
         <w:bCs/>
         <w:color w:themeColor="background1" w:val="FFFFFF"/>
@@ -6755,6 +7083,7 @@
         <w:spacing w:after="0" w:before="0" w:line="240" w:lineRule="auto"/>
       </w:pPr>
       <w:rPr>
+        <w:rFonts w:eastAsia="黑体"/>
         <w:color w:val="auto"/>
       </w:rPr>
       <w:tblPr/>
@@ -6772,6 +7101,7 @@
     </w:tblStylePr>
     <w:tblStylePr w:type="firstCol">
       <w:rPr>
+        <w:rFonts w:eastAsia="黑体"/>
         <w:b/>
         <w:bCs/>
         <w:color w:themeColor="background1" w:val="FFFFFF"/>
@@ -6791,6 +7121,7 @@
     </w:tblStylePr>
     <w:tblStylePr w:type="lastCol">
       <w:rPr>
+        <w:rFonts w:eastAsia="黑体"/>
         <w:b/>
         <w:bCs/>
         <w:color w:themeColor="background1" w:val="FFFFFF"/>
@@ -6839,6 +7170,7 @@
     </w:tblStylePr>
     <w:tblStylePr w:type="nwCell">
       <w:rPr>
+        <w:rFonts w:eastAsia="黑体"/>
         <w:color w:themeColor="background1" w:val="FFFFFF"/>
       </w:rPr>
       <w:tblPr/>
@@ -6882,6 +7214,7 @@
         <w:spacing w:after="0" w:before="0" w:line="240" w:lineRule="auto"/>
       </w:pPr>
       <w:rPr>
+        <w:rFonts w:eastAsia="黑体"/>
         <w:b/>
         <w:bCs/>
         <w:color w:themeColor="background1" w:val="FFFFFF"/>
@@ -6904,6 +7237,7 @@
         <w:spacing w:after="0" w:before="0" w:line="240" w:lineRule="auto"/>
       </w:pPr>
       <w:rPr>
+        <w:rFonts w:eastAsia="黑体"/>
         <w:color w:val="auto"/>
       </w:rPr>
       <w:tblPr/>
@@ -6921,6 +7255,7 @@
     </w:tblStylePr>
     <w:tblStylePr w:type="firstCol">
       <w:rPr>
+        <w:rFonts w:eastAsia="黑体"/>
         <w:b/>
         <w:bCs/>
         <w:color w:themeColor="background1" w:val="FFFFFF"/>
@@ -6940,6 +7275,7 @@
     </w:tblStylePr>
     <w:tblStylePr w:type="lastCol">
       <w:rPr>
+        <w:rFonts w:eastAsia="黑体"/>
         <w:b/>
         <w:bCs/>
         <w:color w:themeColor="background1" w:val="FFFFFF"/>
@@ -6988,6 +7324,7 @@
     </w:tblStylePr>
     <w:tblStylePr w:type="nwCell">
       <w:rPr>
+        <w:rFonts w:eastAsia="黑体"/>
         <w:color w:themeColor="background1" w:val="FFFFFF"/>
       </w:rPr>
       <w:tblPr/>
@@ -7031,6 +7368,7 @@
         <w:spacing w:after="0" w:before="0" w:line="240" w:lineRule="auto"/>
       </w:pPr>
       <w:rPr>
+        <w:rFonts w:eastAsia="黑体"/>
         <w:b/>
         <w:bCs/>
         <w:color w:themeColor="background1" w:val="FFFFFF"/>
@@ -7053,6 +7391,7 @@
         <w:spacing w:after="0" w:before="0" w:line="240" w:lineRule="auto"/>
       </w:pPr>
       <w:rPr>
+        <w:rFonts w:eastAsia="黑体"/>
         <w:color w:val="auto"/>
       </w:rPr>
       <w:tblPr/>
@@ -7070,6 +7409,7 @@
     </w:tblStylePr>
     <w:tblStylePr w:type="firstCol">
       <w:rPr>
+        <w:rFonts w:eastAsia="黑体"/>
         <w:b/>
         <w:bCs/>
         <w:color w:themeColor="background1" w:val="FFFFFF"/>
@@ -7089,6 +7429,7 @@
     </w:tblStylePr>
     <w:tblStylePr w:type="lastCol">
       <w:rPr>
+        <w:rFonts w:eastAsia="黑体"/>
         <w:b/>
         <w:bCs/>
         <w:color w:themeColor="background1" w:val="FFFFFF"/>
@@ -7137,6 +7478,7 @@
     </w:tblStylePr>
     <w:tblStylePr w:type="nwCell">
       <w:rPr>
+        <w:rFonts w:eastAsia="黑体"/>
         <w:color w:themeColor="background1" w:val="FFFFFF"/>
       </w:rPr>
       <w:tblPr/>
@@ -7180,6 +7522,7 @@
         <w:spacing w:after="0" w:before="0" w:line="240" w:lineRule="auto"/>
       </w:pPr>
       <w:rPr>
+        <w:rFonts w:eastAsia="黑体"/>
         <w:b/>
         <w:bCs/>
         <w:color w:themeColor="background1" w:val="FFFFFF"/>
@@ -7202,6 +7545,7 @@
         <w:spacing w:after="0" w:before="0" w:line="240" w:lineRule="auto"/>
       </w:pPr>
       <w:rPr>
+        <w:rFonts w:eastAsia="黑体"/>
         <w:color w:val="auto"/>
       </w:rPr>
       <w:tblPr/>
@@ -7219,6 +7563,7 @@
     </w:tblStylePr>
     <w:tblStylePr w:type="firstCol">
       <w:rPr>
+        <w:rFonts w:eastAsia="黑体"/>
         <w:b/>
         <w:bCs/>
         <w:color w:themeColor="background1" w:val="FFFFFF"/>
@@ -7238,6 +7583,7 @@
     </w:tblStylePr>
     <w:tblStylePr w:type="lastCol">
       <w:rPr>
+        <w:rFonts w:eastAsia="黑体"/>
         <w:b/>
         <w:bCs/>
         <w:color w:themeColor="background1" w:val="FFFFFF"/>
@@ -7286,6 +7632,7 @@
     </w:tblStylePr>
     <w:tblStylePr w:type="nwCell">
       <w:rPr>
+        <w:rFonts w:eastAsia="黑体"/>
         <w:color w:themeColor="background1" w:val="FFFFFF"/>
       </w:rPr>
       <w:tblPr/>
@@ -7329,6 +7676,7 @@
         <w:spacing w:after="0" w:before="0" w:line="240" w:lineRule="auto"/>
       </w:pPr>
       <w:rPr>
+        <w:rFonts w:eastAsia="黑体"/>
         <w:b/>
         <w:bCs/>
         <w:color w:themeColor="background1" w:val="FFFFFF"/>
@@ -7351,6 +7699,7 @@
         <w:spacing w:after="0" w:before="0" w:line="240" w:lineRule="auto"/>
       </w:pPr>
       <w:rPr>
+        <w:rFonts w:eastAsia="黑体"/>
         <w:color w:val="auto"/>
       </w:rPr>
       <w:tblPr/>
@@ -7368,6 +7717,7 @@
     </w:tblStylePr>
     <w:tblStylePr w:type="firstCol">
       <w:rPr>
+        <w:rFonts w:eastAsia="黑体"/>
         <w:b/>
         <w:bCs/>
         <w:color w:themeColor="background1" w:val="FFFFFF"/>
@@ -7387,6 +7737,7 @@
     </w:tblStylePr>
     <w:tblStylePr w:type="lastCol">
       <w:rPr>
+        <w:rFonts w:eastAsia="黑体"/>
         <w:b/>
         <w:bCs/>
         <w:color w:themeColor="background1" w:val="FFFFFF"/>
@@ -7435,6 +7786,7 @@
     </w:tblStylePr>
     <w:tblStylePr w:type="nwCell">
       <w:rPr>
+        <w:rFonts w:eastAsia="黑体"/>
         <w:color w:themeColor="background1" w:val="FFFFFF"/>
       </w:rPr>
       <w:tblPr/>
@@ -7459,6 +7811,7 @@
       <w:spacing w:after="0" w:line="240" w:lineRule="auto"/>
     </w:pPr>
     <w:rPr>
+      <w:rFonts w:eastAsia="黑体"/>
       <w:color w:themeColor="text1" w:val="000000"/>
     </w:rPr>
     <w:tblPr>
@@ -7478,7 +7831,7 @@
     </w:tblPr>
     <w:tblStylePr w:type="firstRow">
       <w:rPr>
-        <w:rFonts w:asciiTheme="majorHAnsi" w:cstheme="majorBidi" w:eastAsiaTheme="majorEastAsia" w:hAnsiTheme="majorHAnsi"/>
+        <w:rFonts w:asciiTheme="majorHAnsi" w:cstheme="majorBidi" w:hAnsiTheme="majorHAnsi" w:eastAsia="黑体"/>
       </w:rPr>
       <w:tblPr/>
       <w:tcPr>
@@ -7490,6 +7843,7 @@
     </w:tblStylePr>
     <w:tblStylePr w:type="lastRow">
       <w:rPr>
+        <w:rFonts w:eastAsia="黑体"/>
         <w:b/>
         <w:bCs/>
         <w:color w:themeColor="text2" w:val="1F497D"/>
@@ -7504,12 +7858,14 @@
     </w:tblStylePr>
     <w:tblStylePr w:type="firstCol">
       <w:rPr>
+        <w:rFonts w:eastAsia="黑体"/>
         <w:b/>
         <w:bCs/>
       </w:rPr>
     </w:tblStylePr>
     <w:tblStylePr w:type="lastCol">
       <w:rPr>
+        <w:rFonts w:eastAsia="黑体"/>
         <w:b/>
         <w:bCs/>
       </w:rPr>
@@ -7543,6 +7899,7 @@
       <w:spacing w:after="0" w:line="240" w:lineRule="auto"/>
     </w:pPr>
     <w:rPr>
+      <w:rFonts w:eastAsia="黑体"/>
       <w:color w:themeColor="text1" w:val="000000"/>
     </w:rPr>
     <w:tblPr>
@@ -7562,7 +7919,7 @@
     </w:tblPr>
     <w:tblStylePr w:type="firstRow">
       <w:rPr>
-        <w:rFonts w:asciiTheme="majorHAnsi" w:cstheme="majorBidi" w:eastAsiaTheme="majorEastAsia" w:hAnsiTheme="majorHAnsi"/>
+        <w:rFonts w:asciiTheme="majorHAnsi" w:cstheme="majorBidi" w:hAnsiTheme="majorHAnsi" w:eastAsia="黑体"/>
       </w:rPr>
       <w:tblPr/>
       <w:tcPr>
@@ -7574,6 +7931,7 @@
     </w:tblStylePr>
     <w:tblStylePr w:type="lastRow">
       <w:rPr>
+        <w:rFonts w:eastAsia="黑体"/>
         <w:b/>
         <w:bCs/>
         <w:color w:themeColor="text2" w:val="1F497D"/>
@@ -7588,12 +7946,14 @@
     </w:tblStylePr>
     <w:tblStylePr w:type="firstCol">
       <w:rPr>
+        <w:rFonts w:eastAsia="黑体"/>
         <w:b/>
         <w:bCs/>
       </w:rPr>
     </w:tblStylePr>
     <w:tblStylePr w:type="lastCol">
       <w:rPr>
+        <w:rFonts w:eastAsia="黑体"/>
         <w:b/>
         <w:bCs/>
       </w:rPr>
@@ -7627,6 +7987,7 @@
       <w:spacing w:after="0" w:line="240" w:lineRule="auto"/>
     </w:pPr>
     <w:rPr>
+      <w:rFonts w:eastAsia="黑体"/>
       <w:color w:themeColor="text1" w:val="000000"/>
     </w:rPr>
     <w:tblPr>
@@ -7646,7 +8007,7 @@
     </w:tblPr>
     <w:tblStylePr w:type="firstRow">
       <w:rPr>
-        <w:rFonts w:asciiTheme="majorHAnsi" w:cstheme="majorBidi" w:eastAsiaTheme="majorEastAsia" w:hAnsiTheme="majorHAnsi"/>
+        <w:rFonts w:asciiTheme="majorHAnsi" w:cstheme="majorBidi" w:hAnsiTheme="majorHAnsi" w:eastAsia="黑体"/>
       </w:rPr>
       <w:tblPr/>
       <w:tcPr>
@@ -7658,6 +8019,7 @@
     </w:tblStylePr>
     <w:tblStylePr w:type="lastRow">
       <w:rPr>
+        <w:rFonts w:eastAsia="黑体"/>
         <w:b/>
         <w:bCs/>
         <w:color w:themeColor="text2" w:val="1F497D"/>
@@ -7672,12 +8034,14 @@
     </w:tblStylePr>
     <w:tblStylePr w:type="firstCol">
       <w:rPr>
+        <w:rFonts w:eastAsia="黑体"/>
         <w:b/>
         <w:bCs/>
       </w:rPr>
     </w:tblStylePr>
     <w:tblStylePr w:type="lastCol">
       <w:rPr>
+        <w:rFonts w:eastAsia="黑体"/>
         <w:b/>
         <w:bCs/>
       </w:rPr>
@@ -7711,6 +8075,7 @@
       <w:spacing w:after="0" w:line="240" w:lineRule="auto"/>
     </w:pPr>
     <w:rPr>
+      <w:rFonts w:eastAsia="黑体"/>
       <w:color w:themeColor="text1" w:val="000000"/>
     </w:rPr>
     <w:tblPr>
@@ -7730,7 +8095,7 @@
     </w:tblPr>
     <w:tblStylePr w:type="firstRow">
       <w:rPr>
-        <w:rFonts w:asciiTheme="majorHAnsi" w:cstheme="majorBidi" w:eastAsiaTheme="majorEastAsia" w:hAnsiTheme="majorHAnsi"/>
+        <w:rFonts w:asciiTheme="majorHAnsi" w:cstheme="majorBidi" w:hAnsiTheme="majorHAnsi" w:eastAsia="黑体"/>
       </w:rPr>
       <w:tblPr/>
       <w:tcPr>
@@ -7742,6 +8107,7 @@
     </w:tblStylePr>
     <w:tblStylePr w:type="lastRow">
       <w:rPr>
+        <w:rFonts w:eastAsia="黑体"/>
         <w:b/>
         <w:bCs/>
         <w:color w:themeColor="text2" w:val="1F497D"/>
@@ -7756,12 +8122,14 @@
     </w:tblStylePr>
     <w:tblStylePr w:type="firstCol">
       <w:rPr>
+        <w:rFonts w:eastAsia="黑体"/>
         <w:b/>
         <w:bCs/>
       </w:rPr>
     </w:tblStylePr>
     <w:tblStylePr w:type="lastCol">
       <w:rPr>
+        <w:rFonts w:eastAsia="黑体"/>
         <w:b/>
         <w:bCs/>
       </w:rPr>
@@ -7795,6 +8163,7 @@
       <w:spacing w:after="0" w:line="240" w:lineRule="auto"/>
     </w:pPr>
     <w:rPr>
+      <w:rFonts w:eastAsia="黑体"/>
       <w:color w:themeColor="text1" w:val="000000"/>
     </w:rPr>
     <w:tblPr>
@@ -7814,7 +8183,7 @@
     </w:tblPr>
     <w:tblStylePr w:type="firstRow">
       <w:rPr>
-        <w:rFonts w:asciiTheme="majorHAnsi" w:cstheme="majorBidi" w:eastAsiaTheme="majorEastAsia" w:hAnsiTheme="majorHAnsi"/>
+        <w:rFonts w:asciiTheme="majorHAnsi" w:cstheme="majorBidi" w:hAnsiTheme="majorHAnsi" w:eastAsia="黑体"/>
       </w:rPr>
       <w:tblPr/>
       <w:tcPr>
@@ -7826,6 +8195,7 @@
     </w:tblStylePr>
     <w:tblStylePr w:type="lastRow">
       <w:rPr>
+        <w:rFonts w:eastAsia="黑体"/>
         <w:b/>
         <w:bCs/>
         <w:color w:themeColor="text2" w:val="1F497D"/>
@@ -7840,12 +8210,14 @@
     </w:tblStylePr>
     <w:tblStylePr w:type="firstCol">
       <w:rPr>
+        <w:rFonts w:eastAsia="黑体"/>
         <w:b/>
         <w:bCs/>
       </w:rPr>
     </w:tblStylePr>
     <w:tblStylePr w:type="lastCol">
       <w:rPr>
+        <w:rFonts w:eastAsia="黑体"/>
         <w:b/>
         <w:bCs/>
       </w:rPr>
@@ -7879,6 +8251,7 @@
       <w:spacing w:after="0" w:line="240" w:lineRule="auto"/>
     </w:pPr>
     <w:rPr>
+      <w:rFonts w:eastAsia="黑体"/>
       <w:color w:themeColor="text1" w:val="000000"/>
     </w:rPr>
     <w:tblPr>
@@ -7898,7 +8271,7 @@
     </w:tblPr>
     <w:tblStylePr w:type="firstRow">
       <w:rPr>
-        <w:rFonts w:asciiTheme="majorHAnsi" w:cstheme="majorBidi" w:eastAsiaTheme="majorEastAsia" w:hAnsiTheme="majorHAnsi"/>
+        <w:rFonts w:asciiTheme="majorHAnsi" w:cstheme="majorBidi" w:hAnsiTheme="majorHAnsi" w:eastAsia="黑体"/>
       </w:rPr>
       <w:tblPr/>
       <w:tcPr>
@@ -7910,6 +8283,7 @@
     </w:tblStylePr>
     <w:tblStylePr w:type="lastRow">
       <w:rPr>
+        <w:rFonts w:eastAsia="黑体"/>
         <w:b/>
         <w:bCs/>
         <w:color w:themeColor="text2" w:val="1F497D"/>
@@ -7924,12 +8298,14 @@
     </w:tblStylePr>
     <w:tblStylePr w:type="firstCol">
       <w:rPr>
+        <w:rFonts w:eastAsia="黑体"/>
         <w:b/>
         <w:bCs/>
       </w:rPr>
     </w:tblStylePr>
     <w:tblStylePr w:type="lastCol">
       <w:rPr>
+        <w:rFonts w:eastAsia="黑体"/>
         <w:b/>
         <w:bCs/>
       </w:rPr>
@@ -7963,6 +8339,7 @@
       <w:spacing w:after="0" w:line="240" w:lineRule="auto"/>
     </w:pPr>
     <w:rPr>
+      <w:rFonts w:eastAsia="黑体"/>
       <w:color w:themeColor="text1" w:val="000000"/>
     </w:rPr>
     <w:tblPr>
@@ -7982,7 +8359,7 @@
     </w:tblPr>
     <w:tblStylePr w:type="firstRow">
       <w:rPr>
-        <w:rFonts w:asciiTheme="majorHAnsi" w:cstheme="majorBidi" w:eastAsiaTheme="majorEastAsia" w:hAnsiTheme="majorHAnsi"/>
+        <w:rFonts w:asciiTheme="majorHAnsi" w:cstheme="majorBidi" w:hAnsiTheme="majorHAnsi" w:eastAsia="黑体"/>
       </w:rPr>
       <w:tblPr/>
       <w:tcPr>
@@ -7994,6 +8371,7 @@
     </w:tblStylePr>
     <w:tblStylePr w:type="lastRow">
       <w:rPr>
+        <w:rFonts w:eastAsia="黑体"/>
         <w:b/>
         <w:bCs/>
         <w:color w:themeColor="text2" w:val="1F497D"/>
@@ -8008,12 +8386,14 @@
     </w:tblStylePr>
     <w:tblStylePr w:type="firstCol">
       <w:rPr>
+        <w:rFonts w:eastAsia="黑体"/>
         <w:b/>
         <w:bCs/>
       </w:rPr>
     </w:tblStylePr>
     <w:tblStylePr w:type="lastCol">
       <w:rPr>
+        <w:rFonts w:eastAsia="黑体"/>
         <w:b/>
         <w:bCs/>
       </w:rPr>
@@ -8047,7 +8427,7 @@
       <w:spacing w:after="0" w:line="240" w:lineRule="auto"/>
     </w:pPr>
     <w:rPr>
-      <w:rFonts w:asciiTheme="majorHAnsi" w:cstheme="majorBidi" w:eastAsiaTheme="majorEastAsia" w:hAnsiTheme="majorHAnsi"/>
+      <w:rFonts w:asciiTheme="majorHAnsi" w:cstheme="majorBidi" w:hAnsiTheme="majorHAnsi" w:eastAsia="黑体"/>
       <w:color w:themeColor="text1" w:val="000000"/>
     </w:rPr>
     <w:tblPr>
@@ -8069,6 +8449,7 @@
     </w:tblPr>
     <w:tblStylePr w:type="firstRow">
       <w:rPr>
+        <w:rFonts w:eastAsia="黑体"/>
         <w:sz w:val="24"/>
         <w:szCs w:val="24"/>
       </w:rPr>
@@ -8175,7 +8556,7 @@
       <w:spacing w:after="0" w:line="240" w:lineRule="auto"/>
     </w:pPr>
     <w:rPr>
-      <w:rFonts w:asciiTheme="majorHAnsi" w:cstheme="majorBidi" w:eastAsiaTheme="majorEastAsia" w:hAnsiTheme="majorHAnsi"/>
+      <w:rFonts w:asciiTheme="majorHAnsi" w:cstheme="majorBidi" w:hAnsiTheme="majorHAnsi" w:eastAsia="黑体"/>
       <w:color w:themeColor="text1" w:val="000000"/>
     </w:rPr>
     <w:tblPr>
@@ -8197,6 +8578,7 @@
     </w:tblPr>
     <w:tblStylePr w:type="firstRow">
       <w:rPr>
+        <w:rFonts w:eastAsia="黑体"/>
         <w:sz w:val="24"/>
         <w:szCs w:val="24"/>
       </w:rPr>
@@ -8303,7 +8685,7 @@
       <w:spacing w:after="0" w:line="240" w:lineRule="auto"/>
     </w:pPr>
     <w:rPr>
-      <w:rFonts w:asciiTheme="majorHAnsi" w:cstheme="majorBidi" w:eastAsiaTheme="majorEastAsia" w:hAnsiTheme="majorHAnsi"/>
+      <w:rFonts w:asciiTheme="majorHAnsi" w:cstheme="majorBidi" w:hAnsiTheme="majorHAnsi" w:eastAsia="黑体"/>
       <w:color w:themeColor="text1" w:val="000000"/>
     </w:rPr>
     <w:tblPr>
@@ -8325,6 +8707,7 @@
     </w:tblPr>
     <w:tblStylePr w:type="firstRow">
       <w:rPr>
+        <w:rFonts w:eastAsia="黑体"/>
         <w:sz w:val="24"/>
         <w:szCs w:val="24"/>
       </w:rPr>
@@ -8431,7 +8814,7 @@
       <w:spacing w:after="0" w:line="240" w:lineRule="auto"/>
     </w:pPr>
     <w:rPr>
-      <w:rFonts w:asciiTheme="majorHAnsi" w:cstheme="majorBidi" w:eastAsiaTheme="majorEastAsia" w:hAnsiTheme="majorHAnsi"/>
+      <w:rFonts w:asciiTheme="majorHAnsi" w:cstheme="majorBidi" w:hAnsiTheme="majorHAnsi" w:eastAsia="黑体"/>
       <w:color w:themeColor="text1" w:val="000000"/>
     </w:rPr>
     <w:tblPr>
@@ -8453,6 +8836,7 @@
     </w:tblPr>
     <w:tblStylePr w:type="firstRow">
       <w:rPr>
+        <w:rFonts w:eastAsia="黑体"/>
         <w:sz w:val="24"/>
         <w:szCs w:val="24"/>
       </w:rPr>
@@ -8559,7 +8943,7 @@
       <w:spacing w:after="0" w:line="240" w:lineRule="auto"/>
     </w:pPr>
     <w:rPr>
-      <w:rFonts w:asciiTheme="majorHAnsi" w:cstheme="majorBidi" w:eastAsiaTheme="majorEastAsia" w:hAnsiTheme="majorHAnsi"/>
+      <w:rFonts w:asciiTheme="majorHAnsi" w:cstheme="majorBidi" w:hAnsiTheme="majorHAnsi" w:eastAsia="黑体"/>
       <w:color w:themeColor="text1" w:val="000000"/>
     </w:rPr>
     <w:tblPr>
@@ -8581,6 +8965,7 @@
     </w:tblPr>
     <w:tblStylePr w:type="firstRow">
       <w:rPr>
+        <w:rFonts w:eastAsia="黑体"/>
         <w:sz w:val="24"/>
         <w:szCs w:val="24"/>
       </w:rPr>
@@ -8687,7 +9072,7 @@
       <w:spacing w:after="0" w:line="240" w:lineRule="auto"/>
     </w:pPr>
     <w:rPr>
-      <w:rFonts w:asciiTheme="majorHAnsi" w:cstheme="majorBidi" w:eastAsiaTheme="majorEastAsia" w:hAnsiTheme="majorHAnsi"/>
+      <w:rFonts w:asciiTheme="majorHAnsi" w:cstheme="majorBidi" w:hAnsiTheme="majorHAnsi" w:eastAsia="黑体"/>
       <w:color w:themeColor="text1" w:val="000000"/>
     </w:rPr>
     <w:tblPr>
@@ -8709,6 +9094,7 @@
     </w:tblPr>
     <w:tblStylePr w:type="firstRow">
       <w:rPr>
+        <w:rFonts w:eastAsia="黑体"/>
         <w:sz w:val="24"/>
         <w:szCs w:val="24"/>
       </w:rPr>
@@ -8815,7 +9201,7 @@
       <w:spacing w:after="0" w:line="240" w:lineRule="auto"/>
     </w:pPr>
     <w:rPr>
-      <w:rFonts w:asciiTheme="majorHAnsi" w:cstheme="majorBidi" w:eastAsiaTheme="majorEastAsia" w:hAnsiTheme="majorHAnsi"/>
+      <w:rFonts w:asciiTheme="majorHAnsi" w:cstheme="majorBidi" w:hAnsiTheme="majorHAnsi" w:eastAsia="黑体"/>
       <w:color w:themeColor="text1" w:val="000000"/>
     </w:rPr>
     <w:tblPr>
@@ -8837,6 +9223,7 @@
     </w:tblPr>
     <w:tblStylePr w:type="firstRow">
       <w:rPr>
+        <w:rFonts w:eastAsia="黑体"/>
         <w:sz w:val="24"/>
         <w:szCs w:val="24"/>
       </w:rPr>
@@ -8966,12 +9353,14 @@
     </w:tcPr>
     <w:tblStylePr w:type="firstRow">
       <w:rPr>
+        <w:rFonts w:eastAsia="黑体"/>
         <w:b/>
         <w:bCs/>
       </w:rPr>
     </w:tblStylePr>
     <w:tblStylePr w:type="lastRow">
       <w:rPr>
+        <w:rFonts w:eastAsia="黑体"/>
         <w:b/>
         <w:bCs/>
       </w:rPr>
@@ -8984,12 +9373,14 @@
     </w:tblStylePr>
     <w:tblStylePr w:type="firstCol">
       <w:rPr>
+        <w:rFonts w:eastAsia="黑体"/>
         <w:b/>
         <w:bCs/>
       </w:rPr>
     </w:tblStylePr>
     <w:tblStylePr w:type="lastCol">
       <w:rPr>
+        <w:rFonts w:eastAsia="黑体"/>
         <w:b/>
         <w:bCs/>
       </w:rPr>
@@ -9039,12 +9430,14 @@
     </w:tcPr>
     <w:tblStylePr w:type="firstRow">
       <w:rPr>
+        <w:rFonts w:eastAsia="黑体"/>
         <w:b/>
         <w:bCs/>
       </w:rPr>
     </w:tblStylePr>
     <w:tblStylePr w:type="lastRow">
       <w:rPr>
+        <w:rFonts w:eastAsia="黑体"/>
         <w:b/>
         <w:bCs/>
       </w:rPr>
@@ -9057,12 +9450,14 @@
     </w:tblStylePr>
     <w:tblStylePr w:type="firstCol">
       <w:rPr>
+        <w:rFonts w:eastAsia="黑体"/>
         <w:b/>
         <w:bCs/>
       </w:rPr>
     </w:tblStylePr>
     <w:tblStylePr w:type="lastCol">
       <w:rPr>
+        <w:rFonts w:eastAsia="黑体"/>
         <w:b/>
         <w:bCs/>
       </w:rPr>
@@ -9112,12 +9507,14 @@
     </w:tcPr>
     <w:tblStylePr w:type="firstRow">
       <w:rPr>
+        <w:rFonts w:eastAsia="黑体"/>
         <w:b/>
         <w:bCs/>
       </w:rPr>
     </w:tblStylePr>
     <w:tblStylePr w:type="lastRow">
       <w:rPr>
+        <w:rFonts w:eastAsia="黑体"/>
         <w:b/>
         <w:bCs/>
       </w:rPr>
@@ -9130,12 +9527,14 @@
     </w:tblStylePr>
     <w:tblStylePr w:type="firstCol">
       <w:rPr>
+        <w:rFonts w:eastAsia="黑体"/>
         <w:b/>
         <w:bCs/>
       </w:rPr>
     </w:tblStylePr>
     <w:tblStylePr w:type="lastCol">
       <w:rPr>
+        <w:rFonts w:eastAsia="黑体"/>
         <w:b/>
         <w:bCs/>
       </w:rPr>
@@ -9185,12 +9584,14 @@
     </w:tcPr>
     <w:tblStylePr w:type="firstRow">
       <w:rPr>
+        <w:rFonts w:eastAsia="黑体"/>
         <w:b/>
         <w:bCs/>
       </w:rPr>
     </w:tblStylePr>
     <w:tblStylePr w:type="lastRow">
       <w:rPr>
+        <w:rFonts w:eastAsia="黑体"/>
         <w:b/>
         <w:bCs/>
       </w:rPr>
@@ -9203,12 +9604,14 @@
     </w:tblStylePr>
     <w:tblStylePr w:type="firstCol">
       <w:rPr>
+        <w:rFonts w:eastAsia="黑体"/>
         <w:b/>
         <w:bCs/>
       </w:rPr>
     </w:tblStylePr>
     <w:tblStylePr w:type="lastCol">
       <w:rPr>
+        <w:rFonts w:eastAsia="黑体"/>
         <w:b/>
         <w:bCs/>
       </w:rPr>
@@ -9258,12 +9661,14 @@
     </w:tcPr>
     <w:tblStylePr w:type="firstRow">
       <w:rPr>
+        <w:rFonts w:eastAsia="黑体"/>
         <w:b/>
         <w:bCs/>
       </w:rPr>
     </w:tblStylePr>
     <w:tblStylePr w:type="lastRow">
       <w:rPr>
+        <w:rFonts w:eastAsia="黑体"/>
         <w:b/>
         <w:bCs/>
       </w:rPr>
@@ -9276,12 +9681,14 @@
     </w:tblStylePr>
     <w:tblStylePr w:type="firstCol">
       <w:rPr>
+        <w:rFonts w:eastAsia="黑体"/>
         <w:b/>
         <w:bCs/>
       </w:rPr>
     </w:tblStylePr>
     <w:tblStylePr w:type="lastCol">
       <w:rPr>
+        <w:rFonts w:eastAsia="黑体"/>
         <w:b/>
         <w:bCs/>
       </w:rPr>
@@ -9331,12 +9738,14 @@
     </w:tcPr>
     <w:tblStylePr w:type="firstRow">
       <w:rPr>
+        <w:rFonts w:eastAsia="黑体"/>
         <w:b/>
         <w:bCs/>
       </w:rPr>
     </w:tblStylePr>
     <w:tblStylePr w:type="lastRow">
       <w:rPr>
+        <w:rFonts w:eastAsia="黑体"/>
         <w:b/>
         <w:bCs/>
       </w:rPr>
@@ -9349,12 +9758,14 @@
     </w:tblStylePr>
     <w:tblStylePr w:type="firstCol">
       <w:rPr>
+        <w:rFonts w:eastAsia="黑体"/>
         <w:b/>
         <w:bCs/>
       </w:rPr>
     </w:tblStylePr>
     <w:tblStylePr w:type="lastCol">
       <w:rPr>
+        <w:rFonts w:eastAsia="黑体"/>
         <w:b/>
         <w:bCs/>
       </w:rPr>
@@ -9404,12 +9815,14 @@
     </w:tcPr>
     <w:tblStylePr w:type="firstRow">
       <w:rPr>
+        <w:rFonts w:eastAsia="黑体"/>
         <w:b/>
         <w:bCs/>
       </w:rPr>
     </w:tblStylePr>
     <w:tblStylePr w:type="lastRow">
       <w:rPr>
+        <w:rFonts w:eastAsia="黑体"/>
         <w:b/>
         <w:bCs/>
       </w:rPr>
@@ -9422,12 +9835,14 @@
     </w:tblStylePr>
     <w:tblStylePr w:type="firstCol">
       <w:rPr>
+        <w:rFonts w:eastAsia="黑体"/>
         <w:b/>
         <w:bCs/>
       </w:rPr>
     </w:tblStylePr>
     <w:tblStylePr w:type="lastCol">
       <w:rPr>
+        <w:rFonts w:eastAsia="黑体"/>
         <w:b/>
         <w:bCs/>
       </w:rPr>
@@ -9454,7 +9869,7 @@
       <w:spacing w:after="0" w:line="240" w:lineRule="auto"/>
     </w:pPr>
     <w:rPr>
-      <w:rFonts w:asciiTheme="majorHAnsi" w:cstheme="majorBidi" w:eastAsiaTheme="majorEastAsia" w:hAnsiTheme="majorHAnsi"/>
+      <w:rFonts w:asciiTheme="majorHAnsi" w:cstheme="majorBidi" w:hAnsiTheme="majorHAnsi" w:eastAsia="黑体"/>
       <w:color w:themeColor="text1" w:val="000000"/>
     </w:rPr>
     <w:tblPr>
@@ -9481,6 +9896,7 @@
     </w:tcPr>
     <w:tblStylePr w:type="firstRow">
       <w:rPr>
+        <w:rFonts w:eastAsia="黑体"/>
         <w:b/>
         <w:bCs/>
         <w:color w:themeColor="text1" w:val="000000"/>
@@ -9492,6 +9908,7 @@
     </w:tblStylePr>
     <w:tblStylePr w:type="lastRow">
       <w:rPr>
+        <w:rFonts w:eastAsia="黑体"/>
         <w:b/>
         <w:bCs/>
         <w:color w:themeColor="text1" w:val="000000"/>
@@ -9511,6 +9928,7 @@
     </w:tblStylePr>
     <w:tblStylePr w:type="firstCol">
       <w:rPr>
+        <w:rFonts w:eastAsia="黑体"/>
         <w:b/>
         <w:bCs/>
         <w:color w:themeColor="text1" w:val="000000"/>
@@ -9530,6 +9948,7 @@
     </w:tblStylePr>
     <w:tblStylePr w:type="lastCol">
       <w:rPr>
+        <w:rFonts w:eastAsia="黑体"/>
         <w:b w:val="0"/>
         <w:bCs w:val="0"/>
         <w:color w:themeColor="text1" w:val="000000"/>
@@ -9579,7 +9998,7 @@
       <w:spacing w:after="0" w:line="240" w:lineRule="auto"/>
     </w:pPr>
     <w:rPr>
-      <w:rFonts w:asciiTheme="majorHAnsi" w:cstheme="majorBidi" w:eastAsiaTheme="majorEastAsia" w:hAnsiTheme="majorHAnsi"/>
+      <w:rFonts w:asciiTheme="majorHAnsi" w:cstheme="majorBidi" w:hAnsiTheme="majorHAnsi" w:eastAsia="黑体"/>
       <w:color w:themeColor="text1" w:val="000000"/>
     </w:rPr>
     <w:tblPr>
@@ -9606,6 +10025,7 @@
     </w:tcPr>
     <w:tblStylePr w:type="firstRow">
       <w:rPr>
+        <w:rFonts w:eastAsia="黑体"/>
         <w:b/>
         <w:bCs/>
         <w:color w:themeColor="text1" w:val="000000"/>
@@ -9617,6 +10037,7 @@
     </w:tblStylePr>
     <w:tblStylePr w:type="lastRow">
       <w:rPr>
+        <w:rFonts w:eastAsia="黑体"/>
         <w:b/>
         <w:bCs/>
         <w:color w:themeColor="text1" w:val="000000"/>
@@ -9636,6 +10057,7 @@
     </w:tblStylePr>
     <w:tblStylePr w:type="firstCol">
       <w:rPr>
+        <w:rFonts w:eastAsia="黑体"/>
         <w:b/>
         <w:bCs/>
         <w:color w:themeColor="text1" w:val="000000"/>
@@ -9655,6 +10077,7 @@
     </w:tblStylePr>
     <w:tblStylePr w:type="lastCol">
       <w:rPr>
+        <w:rFonts w:eastAsia="黑体"/>
         <w:b w:val="0"/>
         <w:bCs w:val="0"/>
         <w:color w:themeColor="text1" w:val="000000"/>
@@ -9704,7 +10127,7 @@
       <w:spacing w:after="0" w:line="240" w:lineRule="auto"/>
     </w:pPr>
     <w:rPr>
-      <w:rFonts w:asciiTheme="majorHAnsi" w:cstheme="majorBidi" w:eastAsiaTheme="majorEastAsia" w:hAnsiTheme="majorHAnsi"/>
+      <w:rFonts w:asciiTheme="majorHAnsi" w:cstheme="majorBidi" w:hAnsiTheme="majorHAnsi" w:eastAsia="黑体"/>
       <w:color w:themeColor="text1" w:val="000000"/>
     </w:rPr>
     <w:tblPr>
@@ -9731,6 +10154,7 @@
     </w:tcPr>
     <w:tblStylePr w:type="firstRow">
       <w:rPr>
+        <w:rFonts w:eastAsia="黑体"/>
         <w:b/>
         <w:bCs/>
         <w:color w:themeColor="text1" w:val="000000"/>
@@ -9742,6 +10166,7 @@
     </w:tblStylePr>
     <w:tblStylePr w:type="lastRow">
       <w:rPr>
+        <w:rFonts w:eastAsia="黑体"/>
         <w:b/>
         <w:bCs/>
         <w:color w:themeColor="text1" w:val="000000"/>
@@ -9761,6 +10186,7 @@
     </w:tblStylePr>
     <w:tblStylePr w:type="firstCol">
       <w:rPr>
+        <w:rFonts w:eastAsia="黑体"/>
         <w:b/>
         <w:bCs/>
         <w:color w:themeColor="text1" w:val="000000"/>
@@ -9780,6 +10206,7 @@
     </w:tblStylePr>
     <w:tblStylePr w:type="lastCol">
       <w:rPr>
+        <w:rFonts w:eastAsia="黑体"/>
         <w:b w:val="0"/>
         <w:bCs w:val="0"/>
         <w:color w:themeColor="text1" w:val="000000"/>
@@ -9829,7 +10256,7 @@
       <w:spacing w:after="0" w:line="240" w:lineRule="auto"/>
     </w:pPr>
     <w:rPr>
-      <w:rFonts w:asciiTheme="majorHAnsi" w:cstheme="majorBidi" w:eastAsiaTheme="majorEastAsia" w:hAnsiTheme="majorHAnsi"/>
+      <w:rFonts w:asciiTheme="majorHAnsi" w:cstheme="majorBidi" w:hAnsiTheme="majorHAnsi" w:eastAsia="黑体"/>
       <w:color w:themeColor="text1" w:val="000000"/>
     </w:rPr>
     <w:tblPr>
@@ -9856,6 +10283,7 @@
     </w:tcPr>
     <w:tblStylePr w:type="firstRow">
       <w:rPr>
+        <w:rFonts w:eastAsia="黑体"/>
         <w:b/>
         <w:bCs/>
         <w:color w:themeColor="text1" w:val="000000"/>
@@ -9867,6 +10295,7 @@
     </w:tblStylePr>
     <w:tblStylePr w:type="lastRow">
       <w:rPr>
+        <w:rFonts w:eastAsia="黑体"/>
         <w:b/>
         <w:bCs/>
         <w:color w:themeColor="text1" w:val="000000"/>
@@ -9886,6 +10315,7 @@
     </w:tblStylePr>
     <w:tblStylePr w:type="firstCol">
       <w:rPr>
+        <w:rFonts w:eastAsia="黑体"/>
         <w:b/>
         <w:bCs/>
         <w:color w:themeColor="text1" w:val="000000"/>
@@ -9905,6 +10335,7 @@
     </w:tblStylePr>
     <w:tblStylePr w:type="lastCol">
       <w:rPr>
+        <w:rFonts w:eastAsia="黑体"/>
         <w:b w:val="0"/>
         <w:bCs w:val="0"/>
         <w:color w:themeColor="text1" w:val="000000"/>
@@ -9954,7 +10385,7 @@
       <w:spacing w:after="0" w:line="240" w:lineRule="auto"/>
     </w:pPr>
     <w:rPr>
-      <w:rFonts w:asciiTheme="majorHAnsi" w:cstheme="majorBidi" w:eastAsiaTheme="majorEastAsia" w:hAnsiTheme="majorHAnsi"/>
+      <w:rFonts w:asciiTheme="majorHAnsi" w:cstheme="majorBidi" w:hAnsiTheme="majorHAnsi" w:eastAsia="黑体"/>
       <w:color w:themeColor="text1" w:val="000000"/>
     </w:rPr>
     <w:tblPr>
@@ -9981,6 +10412,7 @@
     </w:tcPr>
     <w:tblStylePr w:type="firstRow">
       <w:rPr>
+        <w:rFonts w:eastAsia="黑体"/>
         <w:b/>
         <w:bCs/>
         <w:color w:themeColor="text1" w:val="000000"/>
@@ -9992,6 +10424,7 @@
     </w:tblStylePr>
     <w:tblStylePr w:type="lastRow">
       <w:rPr>
+        <w:rFonts w:eastAsia="黑体"/>
         <w:b/>
         <w:bCs/>
         <w:color w:themeColor="text1" w:val="000000"/>
@@ -10011,6 +10444,7 @@
     </w:tblStylePr>
     <w:tblStylePr w:type="firstCol">
       <w:rPr>
+        <w:rFonts w:eastAsia="黑体"/>
         <w:b/>
         <w:bCs/>
         <w:color w:themeColor="text1" w:val="000000"/>
@@ -10030,6 +10464,7 @@
     </w:tblStylePr>
     <w:tblStylePr w:type="lastCol">
       <w:rPr>
+        <w:rFonts w:eastAsia="黑体"/>
         <w:b w:val="0"/>
         <w:bCs w:val="0"/>
         <w:color w:themeColor="text1" w:val="000000"/>
@@ -10079,7 +10514,7 @@
       <w:spacing w:after="0" w:line="240" w:lineRule="auto"/>
     </w:pPr>
     <w:rPr>
-      <w:rFonts w:asciiTheme="majorHAnsi" w:cstheme="majorBidi" w:eastAsiaTheme="majorEastAsia" w:hAnsiTheme="majorHAnsi"/>
+      <w:rFonts w:asciiTheme="majorHAnsi" w:cstheme="majorBidi" w:hAnsiTheme="majorHAnsi" w:eastAsia="黑体"/>
       <w:color w:themeColor="text1" w:val="000000"/>
     </w:rPr>
     <w:tblPr>
@@ -10106,6 +10541,7 @@
     </w:tcPr>
     <w:tblStylePr w:type="firstRow">
       <w:rPr>
+        <w:rFonts w:eastAsia="黑体"/>
         <w:b/>
         <w:bCs/>
         <w:color w:themeColor="text1" w:val="000000"/>
@@ -10117,6 +10553,7 @@
     </w:tblStylePr>
     <w:tblStylePr w:type="lastRow">
       <w:rPr>
+        <w:rFonts w:eastAsia="黑体"/>
         <w:b/>
         <w:bCs/>
         <w:color w:themeColor="text1" w:val="000000"/>
@@ -10136,6 +10573,7 @@
     </w:tblStylePr>
     <w:tblStylePr w:type="firstCol">
       <w:rPr>
+        <w:rFonts w:eastAsia="黑体"/>
         <w:b/>
         <w:bCs/>
         <w:color w:themeColor="text1" w:val="000000"/>
@@ -10155,6 +10593,7 @@
     </w:tblStylePr>
     <w:tblStylePr w:type="lastCol">
       <w:rPr>
+        <w:rFonts w:eastAsia="黑体"/>
         <w:b w:val="0"/>
         <w:bCs w:val="0"/>
         <w:color w:themeColor="text1" w:val="000000"/>
@@ -10204,7 +10643,7 @@
       <w:spacing w:after="0" w:line="240" w:lineRule="auto"/>
     </w:pPr>
     <w:rPr>
-      <w:rFonts w:asciiTheme="majorHAnsi" w:cstheme="majorBidi" w:eastAsiaTheme="majorEastAsia" w:hAnsiTheme="majorHAnsi"/>
+      <w:rFonts w:asciiTheme="majorHAnsi" w:cstheme="majorBidi" w:hAnsiTheme="majorHAnsi" w:eastAsia="黑体"/>
       <w:color w:themeColor="text1" w:val="000000"/>
     </w:rPr>
     <w:tblPr>
@@ -10231,6 +10670,7 @@
     </w:tcPr>
     <w:tblStylePr w:type="firstRow">
       <w:rPr>
+        <w:rFonts w:eastAsia="黑体"/>
         <w:b/>
         <w:bCs/>
         <w:color w:themeColor="text1" w:val="000000"/>
@@ -10242,6 +10682,7 @@
     </w:tblStylePr>
     <w:tblStylePr w:type="lastRow">
       <w:rPr>
+        <w:rFonts w:eastAsia="黑体"/>
         <w:b/>
         <w:bCs/>
         <w:color w:themeColor="text1" w:val="000000"/>
@@ -10261,6 +10702,7 @@
     </w:tblStylePr>
     <w:tblStylePr w:type="firstCol">
       <w:rPr>
+        <w:rFonts w:eastAsia="黑体"/>
         <w:b/>
         <w:bCs/>
         <w:color w:themeColor="text1" w:val="000000"/>
@@ -10280,6 +10722,7 @@
     </w:tblStylePr>
     <w:tblStylePr w:type="lastCol">
       <w:rPr>
+        <w:rFonts w:eastAsia="黑体"/>
         <w:b w:val="0"/>
         <w:bCs w:val="0"/>
         <w:color w:themeColor="text1" w:val="000000"/>
@@ -10352,6 +10795,7 @@
     </w:tcPr>
     <w:tblStylePr w:type="firstRow">
       <w:rPr>
+        <w:rFonts w:eastAsia="黑体"/>
         <w:b/>
         <w:bCs/>
         <w:i w:val="0"/>
@@ -10373,6 +10817,7 @@
     </w:tblStylePr>
     <w:tblStylePr w:type="lastRow">
       <w:rPr>
+        <w:rFonts w:eastAsia="黑体"/>
         <w:b/>
         <w:bCs/>
         <w:i w:val="0"/>
@@ -10394,6 +10839,7 @@
     </w:tblStylePr>
     <w:tblStylePr w:type="firstCol">
       <w:rPr>
+        <w:rFonts w:eastAsia="黑体"/>
         <w:b/>
         <w:bCs/>
         <w:i w:val="0"/>
@@ -10413,6 +10859,7 @@
     </w:tblStylePr>
     <w:tblStylePr w:type="lastCol">
       <w:rPr>
+        <w:rFonts w:eastAsia="黑体"/>
         <w:b/>
         <w:bCs/>
         <w:i w:val="0"/>
@@ -10493,6 +10940,7 @@
     </w:tcPr>
     <w:tblStylePr w:type="firstRow">
       <w:rPr>
+        <w:rFonts w:eastAsia="黑体"/>
         <w:b/>
         <w:bCs/>
         <w:i w:val="0"/>
@@ -10514,6 +10962,7 @@
     </w:tblStylePr>
     <w:tblStylePr w:type="lastRow">
       <w:rPr>
+        <w:rFonts w:eastAsia="黑体"/>
         <w:b/>
         <w:bCs/>
         <w:i w:val="0"/>
@@ -10535,6 +10984,7 @@
     </w:tblStylePr>
     <w:tblStylePr w:type="firstCol">
       <w:rPr>
+        <w:rFonts w:eastAsia="黑体"/>
         <w:b/>
         <w:bCs/>
         <w:i w:val="0"/>
@@ -10554,6 +11004,7 @@
     </w:tblStylePr>
     <w:tblStylePr w:type="lastCol">
       <w:rPr>
+        <w:rFonts w:eastAsia="黑体"/>
         <w:b/>
         <w:bCs/>
         <w:i w:val="0"/>
@@ -10634,6 +11085,7 @@
     </w:tcPr>
     <w:tblStylePr w:type="firstRow">
       <w:rPr>
+        <w:rFonts w:eastAsia="黑体"/>
         <w:b/>
         <w:bCs/>
         <w:i w:val="0"/>
@@ -10655,6 +11107,7 @@
     </w:tblStylePr>
     <w:tblStylePr w:type="lastRow">
       <w:rPr>
+        <w:rFonts w:eastAsia="黑体"/>
         <w:b/>
         <w:bCs/>
         <w:i w:val="0"/>
@@ -10676,6 +11129,7 @@
     </w:tblStylePr>
     <w:tblStylePr w:type="firstCol">
       <w:rPr>
+        <w:rFonts w:eastAsia="黑体"/>
         <w:b/>
         <w:bCs/>
         <w:i w:val="0"/>
@@ -10695,6 +11149,7 @@
     </w:tblStylePr>
     <w:tblStylePr w:type="lastCol">
       <w:rPr>
+        <w:rFonts w:eastAsia="黑体"/>
         <w:b/>
         <w:bCs/>
         <w:i w:val="0"/>
@@ -10775,6 +11230,7 @@
     </w:tcPr>
     <w:tblStylePr w:type="firstRow">
       <w:rPr>
+        <w:rFonts w:eastAsia="黑体"/>
         <w:b/>
         <w:bCs/>
         <w:i w:val="0"/>
@@ -10796,6 +11252,7 @@
     </w:tblStylePr>
     <w:tblStylePr w:type="lastRow">
       <w:rPr>
+        <w:rFonts w:eastAsia="黑体"/>
         <w:b/>
         <w:bCs/>
         <w:i w:val="0"/>
@@ -10817,6 +11274,7 @@
     </w:tblStylePr>
     <w:tblStylePr w:type="firstCol">
       <w:rPr>
+        <w:rFonts w:eastAsia="黑体"/>
         <w:b/>
         <w:bCs/>
         <w:i w:val="0"/>
@@ -10836,6 +11294,7 @@
     </w:tblStylePr>
     <w:tblStylePr w:type="lastCol">
       <w:rPr>
+        <w:rFonts w:eastAsia="黑体"/>
         <w:b/>
         <w:bCs/>
         <w:i w:val="0"/>
@@ -10916,6 +11375,7 @@
     </w:tcPr>
     <w:tblStylePr w:type="firstRow">
       <w:rPr>
+        <w:rFonts w:eastAsia="黑体"/>
         <w:b/>
         <w:bCs/>
         <w:i w:val="0"/>
@@ -10937,6 +11397,7 @@
     </w:tblStylePr>
     <w:tblStylePr w:type="lastRow">
       <w:rPr>
+        <w:rFonts w:eastAsia="黑体"/>
         <w:b/>
         <w:bCs/>
         <w:i w:val="0"/>
@@ -10958,6 +11419,7 @@
     </w:tblStylePr>
     <w:tblStylePr w:type="firstCol">
       <w:rPr>
+        <w:rFonts w:eastAsia="黑体"/>
         <w:b/>
         <w:bCs/>
         <w:i w:val="0"/>
@@ -10977,6 +11439,7 @@
     </w:tblStylePr>
     <w:tblStylePr w:type="lastCol">
       <w:rPr>
+        <w:rFonts w:eastAsia="黑体"/>
         <w:b/>
         <w:bCs/>
         <w:i w:val="0"/>
@@ -11057,6 +11520,7 @@
     </w:tcPr>
     <w:tblStylePr w:type="firstRow">
       <w:rPr>
+        <w:rFonts w:eastAsia="黑体"/>
         <w:b/>
         <w:bCs/>
         <w:i w:val="0"/>
@@ -11078,6 +11542,7 @@
     </w:tblStylePr>
     <w:tblStylePr w:type="lastRow">
       <w:rPr>
+        <w:rFonts w:eastAsia="黑体"/>
         <w:b/>
         <w:bCs/>
         <w:i w:val="0"/>
@@ -11099,6 +11564,7 @@
     </w:tblStylePr>
     <w:tblStylePr w:type="firstCol">
       <w:rPr>
+        <w:rFonts w:eastAsia="黑体"/>
         <w:b/>
         <w:bCs/>
         <w:i w:val="0"/>
@@ -11118,6 +11584,7 @@
     </w:tblStylePr>
     <w:tblStylePr w:type="lastCol">
       <w:rPr>
+        <w:rFonts w:eastAsia="黑体"/>
         <w:b/>
         <w:bCs/>
         <w:i w:val="0"/>
@@ -11198,6 +11665,7 @@
     </w:tcPr>
     <w:tblStylePr w:type="firstRow">
       <w:rPr>
+        <w:rFonts w:eastAsia="黑体"/>
         <w:b/>
         <w:bCs/>
         <w:i w:val="0"/>
@@ -11219,6 +11687,7 @@
     </w:tblStylePr>
     <w:tblStylePr w:type="lastRow">
       <w:rPr>
+        <w:rFonts w:eastAsia="黑体"/>
         <w:b/>
         <w:bCs/>
         <w:i w:val="0"/>
@@ -11240,6 +11709,7 @@
     </w:tblStylePr>
     <w:tblStylePr w:type="firstCol">
       <w:rPr>
+        <w:rFonts w:eastAsia="黑体"/>
         <w:b/>
         <w:bCs/>
         <w:i w:val="0"/>
@@ -11259,6 +11729,7 @@
     </w:tblStylePr>
     <w:tblStylePr w:type="lastCol">
       <w:rPr>
+        <w:rFonts w:eastAsia="黑体"/>
         <w:b/>
         <w:bCs/>
         <w:i w:val="0"/>
@@ -11316,6 +11787,7 @@
       <w:spacing w:after="0" w:line="240" w:lineRule="auto"/>
     </w:pPr>
     <w:rPr>
+      <w:rFonts w:eastAsia="黑体"/>
       <w:color w:themeColor="background1" w:val="FFFFFF"/>
     </w:rPr>
     <w:tblPr>
@@ -11334,6 +11806,7 @@
     </w:tcPr>
     <w:tblStylePr w:type="firstRow">
       <w:rPr>
+        <w:rFonts w:eastAsia="黑体"/>
         <w:b/>
         <w:bCs/>
       </w:rPr>
@@ -11430,6 +11903,7 @@
       <w:spacing w:after="0" w:line="240" w:lineRule="auto"/>
     </w:pPr>
     <w:rPr>
+      <w:rFonts w:eastAsia="黑体"/>
       <w:color w:themeColor="background1" w:val="FFFFFF"/>
     </w:rPr>
     <w:tblPr>
@@ -11448,6 +11922,7 @@
     </w:tcPr>
     <w:tblStylePr w:type="firstRow">
       <w:rPr>
+        <w:rFonts w:eastAsia="黑体"/>
         <w:b/>
         <w:bCs/>
       </w:rPr>
@@ -11544,6 +12019,7 @@
       <w:spacing w:after="0" w:line="240" w:lineRule="auto"/>
     </w:pPr>
     <w:rPr>
+      <w:rFonts w:eastAsia="黑体"/>
       <w:color w:themeColor="background1" w:val="FFFFFF"/>
     </w:rPr>
     <w:tblPr>
@@ -11562,6 +12038,7 @@
     </w:tcPr>
     <w:tblStylePr w:type="firstRow">
       <w:rPr>
+        <w:rFonts w:eastAsia="黑体"/>
         <w:b/>
         <w:bCs/>
       </w:rPr>
@@ -11658,6 +12135,7 @@
       <w:spacing w:after="0" w:line="240" w:lineRule="auto"/>
     </w:pPr>
     <w:rPr>
+      <w:rFonts w:eastAsia="黑体"/>
       <w:color w:themeColor="background1" w:val="FFFFFF"/>
     </w:rPr>
     <w:tblPr>
@@ -11676,6 +12154,7 @@
     </w:tcPr>
     <w:tblStylePr w:type="firstRow">
       <w:rPr>
+        <w:rFonts w:eastAsia="黑体"/>
         <w:b/>
         <w:bCs/>
       </w:rPr>
@@ -11772,6 +12251,7 @@
       <w:spacing w:after="0" w:line="240" w:lineRule="auto"/>
     </w:pPr>
     <w:rPr>
+      <w:rFonts w:eastAsia="黑体"/>
       <w:color w:themeColor="background1" w:val="FFFFFF"/>
     </w:rPr>
     <w:tblPr>
@@ -11790,6 +12270,7 @@
     </w:tcPr>
     <w:tblStylePr w:type="firstRow">
       <w:rPr>
+        <w:rFonts w:eastAsia="黑体"/>
         <w:b/>
         <w:bCs/>
       </w:rPr>
@@ -11886,6 +12367,7 @@
       <w:spacing w:after="0" w:line="240" w:lineRule="auto"/>
     </w:pPr>
     <w:rPr>
+      <w:rFonts w:eastAsia="黑体"/>
       <w:color w:themeColor="background1" w:val="FFFFFF"/>
     </w:rPr>
     <w:tblPr>
@@ -11904,6 +12386,7 @@
     </w:tcPr>
     <w:tblStylePr w:type="firstRow">
       <w:rPr>
+        <w:rFonts w:eastAsia="黑体"/>
         <w:b/>
         <w:bCs/>
       </w:rPr>
@@ -12000,6 +12483,7 @@
       <w:spacing w:after="0" w:line="240" w:lineRule="auto"/>
     </w:pPr>
     <w:rPr>
+      <w:rFonts w:eastAsia="黑体"/>
       <w:color w:themeColor="background1" w:val="FFFFFF"/>
     </w:rPr>
     <w:tblPr>
@@ -12018,6 +12502,7 @@
     </w:tcPr>
     <w:tblStylePr w:type="firstRow">
       <w:rPr>
+        <w:rFonts w:eastAsia="黑体"/>
         <w:b/>
         <w:bCs/>
       </w:rPr>
@@ -12114,6 +12599,7 @@
       <w:spacing w:after="0" w:line="240" w:lineRule="auto"/>
     </w:pPr>
     <w:rPr>
+      <w:rFonts w:eastAsia="黑体"/>
       <w:color w:themeColor="text1" w:val="000000"/>
     </w:rPr>
     <w:tblPr>
@@ -12140,6 +12626,7 @@
     </w:tcPr>
     <w:tblStylePr w:type="firstRow">
       <w:rPr>
+        <w:rFonts w:eastAsia="黑体"/>
         <w:b/>
         <w:bCs/>
       </w:rPr>
@@ -12158,6 +12645,7 @@
     </w:tblStylePr>
     <w:tblStylePr w:type="lastRow">
       <w:rPr>
+        <w:rFonts w:eastAsia="黑体"/>
         <w:b/>
         <w:bCs/>
         <w:color w:themeColor="background1" w:val="FFFFFF"/>
@@ -12172,6 +12660,7 @@
     </w:tblStylePr>
     <w:tblStylePr w:type="firstCol">
       <w:rPr>
+        <w:rFonts w:eastAsia="黑体"/>
         <w:color w:themeColor="background1" w:val="FFFFFF"/>
       </w:rPr>
       <w:tblPr/>
@@ -12189,6 +12678,7 @@
     </w:tblStylePr>
     <w:tblStylePr w:type="lastCol">
       <w:rPr>
+        <w:rFonts w:eastAsia="黑体"/>
         <w:color w:themeColor="background1" w:val="FFFFFF"/>
       </w:rPr>
       <w:tblPr/>
@@ -12218,11 +12708,13 @@
     </w:tblStylePr>
     <w:tblStylePr w:type="neCell">
       <w:rPr>
+        <w:rFonts w:eastAsia="黑体"/>
         <w:color w:themeColor="text1" w:val="000000"/>
       </w:rPr>
     </w:tblStylePr>
     <w:tblStylePr w:type="nwCell">
       <w:rPr>
+        <w:rFonts w:eastAsia="黑体"/>
         <w:color w:themeColor="text1" w:val="000000"/>
       </w:rPr>
     </w:tblStylePr>
@@ -12236,6 +12728,7 @@
       <w:spacing w:after="0" w:line="240" w:lineRule="auto"/>
     </w:pPr>
     <w:rPr>
+      <w:rFonts w:eastAsia="黑体"/>
       <w:color w:themeColor="text1" w:val="000000"/>
     </w:rPr>
     <w:tblPr>
@@ -12262,6 +12755,7 @@
     </w:tcPr>
     <w:tblStylePr w:type="firstRow">
       <w:rPr>
+        <w:rFonts w:eastAsia="黑体"/>
         <w:b/>
         <w:bCs/>
       </w:rPr>
@@ -12280,6 +12774,7 @@
     </w:tblStylePr>
     <w:tblStylePr w:type="lastRow">
       <w:rPr>
+        <w:rFonts w:eastAsia="黑体"/>
         <w:b/>
         <w:bCs/>
         <w:color w:themeColor="background1" w:val="FFFFFF"/>
@@ -12294,6 +12789,7 @@
     </w:tblStylePr>
     <w:tblStylePr w:type="firstCol">
       <w:rPr>
+        <w:rFonts w:eastAsia="黑体"/>
         <w:color w:themeColor="background1" w:val="FFFFFF"/>
       </w:rPr>
       <w:tblPr/>
@@ -12311,6 +12807,7 @@
     </w:tblStylePr>
     <w:tblStylePr w:type="lastCol">
       <w:rPr>
+        <w:rFonts w:eastAsia="黑体"/>
         <w:color w:themeColor="background1" w:val="FFFFFF"/>
       </w:rPr>
       <w:tblPr/>
@@ -12340,11 +12837,13 @@
     </w:tblStylePr>
     <w:tblStylePr w:type="neCell">
       <w:rPr>
+        <w:rFonts w:eastAsia="黑体"/>
         <w:color w:themeColor="text1" w:val="000000"/>
       </w:rPr>
     </w:tblStylePr>
     <w:tblStylePr w:type="nwCell">
       <w:rPr>
+        <w:rFonts w:eastAsia="黑体"/>
         <w:color w:themeColor="text1" w:val="000000"/>
       </w:rPr>
     </w:tblStylePr>
@@ -12358,6 +12857,7 @@
       <w:spacing w:after="0" w:line="240" w:lineRule="auto"/>
     </w:pPr>
     <w:rPr>
+      <w:rFonts w:eastAsia="黑体"/>
       <w:color w:themeColor="text1" w:val="000000"/>
     </w:rPr>
     <w:tblPr>
@@ -12384,6 +12884,7 @@
     </w:tcPr>
     <w:tblStylePr w:type="firstRow">
       <w:rPr>
+        <w:rFonts w:eastAsia="黑体"/>
         <w:b/>
         <w:bCs/>
       </w:rPr>
@@ -12402,6 +12903,7 @@
     </w:tblStylePr>
     <w:tblStylePr w:type="lastRow">
       <w:rPr>
+        <w:rFonts w:eastAsia="黑体"/>
         <w:b/>
         <w:bCs/>
         <w:color w:themeColor="background1" w:val="FFFFFF"/>
@@ -12416,6 +12918,7 @@
     </w:tblStylePr>
     <w:tblStylePr w:type="firstCol">
       <w:rPr>
+        <w:rFonts w:eastAsia="黑体"/>
         <w:color w:themeColor="background1" w:val="FFFFFF"/>
       </w:rPr>
       <w:tblPr/>
@@ -12433,6 +12936,7 @@
     </w:tblStylePr>
     <w:tblStylePr w:type="lastCol">
       <w:rPr>
+        <w:rFonts w:eastAsia="黑体"/>
         <w:color w:themeColor="background1" w:val="FFFFFF"/>
       </w:rPr>
       <w:tblPr/>
@@ -12462,11 +12966,13 @@
     </w:tblStylePr>
     <w:tblStylePr w:type="neCell">
       <w:rPr>
+        <w:rFonts w:eastAsia="黑体"/>
         <w:color w:themeColor="text1" w:val="000000"/>
       </w:rPr>
     </w:tblStylePr>
     <w:tblStylePr w:type="nwCell">
       <w:rPr>
+        <w:rFonts w:eastAsia="黑体"/>
         <w:color w:themeColor="text1" w:val="000000"/>
       </w:rPr>
     </w:tblStylePr>
@@ -12480,6 +12986,7 @@
       <w:spacing w:after="0" w:line="240" w:lineRule="auto"/>
     </w:pPr>
     <w:rPr>
+      <w:rFonts w:eastAsia="黑体"/>
       <w:color w:themeColor="text1" w:val="000000"/>
     </w:rPr>
     <w:tblPr>
@@ -12506,6 +13013,7 @@
     </w:tcPr>
     <w:tblStylePr w:type="firstRow">
       <w:rPr>
+        <w:rFonts w:eastAsia="黑体"/>
         <w:b/>
         <w:bCs/>
       </w:rPr>
@@ -12524,6 +13032,7 @@
     </w:tblStylePr>
     <w:tblStylePr w:type="lastRow">
       <w:rPr>
+        <w:rFonts w:eastAsia="黑体"/>
         <w:b/>
         <w:bCs/>
         <w:color w:themeColor="background1" w:val="FFFFFF"/>
@@ -12538,6 +13047,7 @@
     </w:tblStylePr>
     <w:tblStylePr w:type="firstCol">
       <w:rPr>
+        <w:rFonts w:eastAsia="黑体"/>
         <w:color w:themeColor="background1" w:val="FFFFFF"/>
       </w:rPr>
       <w:tblPr/>
@@ -12555,6 +13065,7 @@
     </w:tblStylePr>
     <w:tblStylePr w:type="lastCol">
       <w:rPr>
+        <w:rFonts w:eastAsia="黑体"/>
         <w:color w:themeColor="background1" w:val="FFFFFF"/>
       </w:rPr>
       <w:tblPr/>
@@ -12592,6 +13103,7 @@
       <w:spacing w:after="0" w:line="240" w:lineRule="auto"/>
     </w:pPr>
     <w:rPr>
+      <w:rFonts w:eastAsia="黑体"/>
       <w:color w:themeColor="text1" w:val="000000"/>
     </w:rPr>
     <w:tblPr>
@@ -12618,6 +13130,7 @@
     </w:tcPr>
     <w:tblStylePr w:type="firstRow">
       <w:rPr>
+        <w:rFonts w:eastAsia="黑体"/>
         <w:b/>
         <w:bCs/>
       </w:rPr>
@@ -12636,6 +13149,7 @@
     </w:tblStylePr>
     <w:tblStylePr w:type="lastRow">
       <w:rPr>
+        <w:rFonts w:eastAsia="黑体"/>
         <w:b/>
         <w:bCs/>
         <w:color w:themeColor="background1" w:val="FFFFFF"/>
@@ -12650,6 +13164,7 @@
     </w:tblStylePr>
     <w:tblStylePr w:type="firstCol">
       <w:rPr>
+        <w:rFonts w:eastAsia="黑体"/>
         <w:color w:themeColor="background1" w:val="FFFFFF"/>
       </w:rPr>
       <w:tblPr/>
@@ -12667,6 +13182,7 @@
     </w:tblStylePr>
     <w:tblStylePr w:type="lastCol">
       <w:rPr>
+        <w:rFonts w:eastAsia="黑体"/>
         <w:color w:themeColor="background1" w:val="FFFFFF"/>
       </w:rPr>
       <w:tblPr/>
@@ -12696,11 +13212,13 @@
     </w:tblStylePr>
     <w:tblStylePr w:type="neCell">
       <w:rPr>
+        <w:rFonts w:eastAsia="黑体"/>
         <w:color w:themeColor="text1" w:val="000000"/>
       </w:rPr>
     </w:tblStylePr>
     <w:tblStylePr w:type="nwCell">
       <w:rPr>
+        <w:rFonts w:eastAsia="黑体"/>
         <w:color w:themeColor="text1" w:val="000000"/>
       </w:rPr>
     </w:tblStylePr>
@@ -12714,6 +13232,7 @@
       <w:spacing w:after="0" w:line="240" w:lineRule="auto"/>
     </w:pPr>
     <w:rPr>
+      <w:rFonts w:eastAsia="黑体"/>
       <w:color w:themeColor="text1" w:val="000000"/>
     </w:rPr>
     <w:tblPr>
@@ -12740,6 +13259,7 @@
     </w:tcPr>
     <w:tblStylePr w:type="firstRow">
       <w:rPr>
+        <w:rFonts w:eastAsia="黑体"/>
         <w:b/>
         <w:bCs/>
       </w:rPr>
@@ -12758,6 +13278,7 @@
     </w:tblStylePr>
     <w:tblStylePr w:type="lastRow">
       <w:rPr>
+        <w:rFonts w:eastAsia="黑体"/>
         <w:b/>
         <w:bCs/>
         <w:color w:themeColor="background1" w:val="FFFFFF"/>
@@ -12772,6 +13293,7 @@
     </w:tblStylePr>
     <w:tblStylePr w:type="firstCol">
       <w:rPr>
+        <w:rFonts w:eastAsia="黑体"/>
         <w:color w:themeColor="background1" w:val="FFFFFF"/>
       </w:rPr>
       <w:tblPr/>
@@ -12789,6 +13311,7 @@
     </w:tblStylePr>
     <w:tblStylePr w:type="lastCol">
       <w:rPr>
+        <w:rFonts w:eastAsia="黑体"/>
         <w:color w:themeColor="background1" w:val="FFFFFF"/>
       </w:rPr>
       <w:tblPr/>
@@ -12818,11 +13341,13 @@
     </w:tblStylePr>
     <w:tblStylePr w:type="neCell">
       <w:rPr>
+        <w:rFonts w:eastAsia="黑体"/>
         <w:color w:themeColor="text1" w:val="000000"/>
       </w:rPr>
     </w:tblStylePr>
     <w:tblStylePr w:type="nwCell">
       <w:rPr>
+        <w:rFonts w:eastAsia="黑体"/>
         <w:color w:themeColor="text1" w:val="000000"/>
       </w:rPr>
     </w:tblStylePr>
@@ -12836,6 +13361,7 @@
       <w:spacing w:after="0" w:line="240" w:lineRule="auto"/>
     </w:pPr>
     <w:rPr>
+      <w:rFonts w:eastAsia="黑体"/>
       <w:color w:themeColor="text1" w:val="000000"/>
     </w:rPr>
     <w:tblPr>
@@ -12862,6 +13388,7 @@
     </w:tcPr>
     <w:tblStylePr w:type="firstRow">
       <w:rPr>
+        <w:rFonts w:eastAsia="黑体"/>
         <w:b/>
         <w:bCs/>
       </w:rPr>
@@ -12880,6 +13407,7 @@
     </w:tblStylePr>
     <w:tblStylePr w:type="lastRow">
       <w:rPr>
+        <w:rFonts w:eastAsia="黑体"/>
         <w:b/>
         <w:bCs/>
         <w:color w:themeColor="background1" w:val="FFFFFF"/>
@@ -12894,6 +13422,7 @@
     </w:tblStylePr>
     <w:tblStylePr w:type="firstCol">
       <w:rPr>
+        <w:rFonts w:eastAsia="黑体"/>
         <w:color w:themeColor="background1" w:val="FFFFFF"/>
       </w:rPr>
       <w:tblPr/>
@@ -12911,6 +13440,7 @@
     </w:tblStylePr>
     <w:tblStylePr w:type="lastCol">
       <w:rPr>
+        <w:rFonts w:eastAsia="黑体"/>
         <w:color w:themeColor="background1" w:val="FFFFFF"/>
       </w:rPr>
       <w:tblPr/>
@@ -12940,11 +13470,13 @@
     </w:tblStylePr>
     <w:tblStylePr w:type="neCell">
       <w:rPr>
+        <w:rFonts w:eastAsia="黑体"/>
         <w:color w:themeColor="text1" w:val="000000"/>
       </w:rPr>
     </w:tblStylePr>
     <w:tblStylePr w:type="nwCell">
       <w:rPr>
+        <w:rFonts w:eastAsia="黑体"/>
         <w:color w:themeColor="text1" w:val="000000"/>
       </w:rPr>
     </w:tblStylePr>
@@ -12958,6 +13490,7 @@
       <w:spacing w:after="0" w:line="240" w:lineRule="auto"/>
     </w:pPr>
     <w:rPr>
+      <w:rFonts w:eastAsia="黑体"/>
       <w:color w:themeColor="text1" w:val="000000"/>
     </w:rPr>
     <w:tblPr>
@@ -12976,6 +13509,7 @@
     </w:tcPr>
     <w:tblStylePr w:type="firstRow">
       <w:rPr>
+        <w:rFonts w:eastAsia="黑体"/>
         <w:b/>
         <w:bCs/>
         <w:color w:themeColor="background1" w:val="FFFFFF"/>
@@ -12990,6 +13524,7 @@
     </w:tblStylePr>
     <w:tblStylePr w:type="lastRow">
       <w:rPr>
+        <w:rFonts w:eastAsia="黑体"/>
         <w:b/>
         <w:bCs/>
         <w:color w:themeColor="accent2" w:themeShade="CC" w:val="9E3A38"/>
@@ -13004,12 +13539,14 @@
     </w:tblStylePr>
     <w:tblStylePr w:type="firstCol">
       <w:rPr>
+        <w:rFonts w:eastAsia="黑体"/>
         <w:b/>
         <w:bCs/>
       </w:rPr>
     </w:tblStylePr>
     <w:tblStylePr w:type="lastCol">
       <w:rPr>
+        <w:rFonts w:eastAsia="黑体"/>
         <w:b/>
         <w:bCs/>
       </w:rPr>
@@ -13044,6 +13581,7 @@
       <w:spacing w:after="0" w:line="240" w:lineRule="auto"/>
     </w:pPr>
     <w:rPr>
+      <w:rFonts w:eastAsia="黑体"/>
       <w:color w:themeColor="text1" w:val="000000"/>
     </w:rPr>
     <w:tblPr>
@@ -13062,6 +13600,7 @@
     </w:tcPr>
     <w:tblStylePr w:type="firstRow">
       <w:rPr>
+        <w:rFonts w:eastAsia="黑体"/>
         <w:b/>
         <w:bCs/>
         <w:color w:themeColor="background1" w:val="FFFFFF"/>
@@ -13076,6 +13615,7 @@
     </w:tblStylePr>
     <w:tblStylePr w:type="lastRow">
       <w:rPr>
+        <w:rFonts w:eastAsia="黑体"/>
         <w:b/>
         <w:bCs/>
         <w:color w:themeColor="accent2" w:themeShade="CC" w:val="9E3A38"/>
@@ -13090,12 +13630,14 @@
     </w:tblStylePr>
     <w:tblStylePr w:type="firstCol">
       <w:rPr>
+        <w:rFonts w:eastAsia="黑体"/>
         <w:b/>
         <w:bCs/>
       </w:rPr>
     </w:tblStylePr>
     <w:tblStylePr w:type="lastCol">
       <w:rPr>
+        <w:rFonts w:eastAsia="黑体"/>
         <w:b/>
         <w:bCs/>
       </w:rPr>
@@ -13130,6 +13672,7 @@
       <w:spacing w:after="0" w:line="240" w:lineRule="auto"/>
     </w:pPr>
     <w:rPr>
+      <w:rFonts w:eastAsia="黑体"/>
       <w:color w:themeColor="text1" w:val="000000"/>
     </w:rPr>
     <w:tblPr>
@@ -13148,6 +13691,7 @@
     </w:tcPr>
     <w:tblStylePr w:type="firstRow">
       <w:rPr>
+        <w:rFonts w:eastAsia="黑体"/>
         <w:b/>
         <w:bCs/>
         <w:color w:themeColor="background1" w:val="FFFFFF"/>
@@ -13162,6 +13706,7 @@
     </w:tblStylePr>
     <w:tblStylePr w:type="lastRow">
       <w:rPr>
+        <w:rFonts w:eastAsia="黑体"/>
         <w:b/>
         <w:bCs/>
         <w:color w:themeColor="accent2" w:themeShade="CC" w:val="9E3A38"/>
@@ -13176,12 +13721,14 @@
     </w:tblStylePr>
     <w:tblStylePr w:type="firstCol">
       <w:rPr>
+        <w:rFonts w:eastAsia="黑体"/>
         <w:b/>
         <w:bCs/>
       </w:rPr>
     </w:tblStylePr>
     <w:tblStylePr w:type="lastCol">
       <w:rPr>
+        <w:rFonts w:eastAsia="黑体"/>
         <w:b/>
         <w:bCs/>
       </w:rPr>
@@ -13216,6 +13763,7 @@
       <w:spacing w:after="0" w:line="240" w:lineRule="auto"/>
     </w:pPr>
     <w:rPr>
+      <w:rFonts w:eastAsia="黑体"/>
       <w:color w:themeColor="text1" w:val="000000"/>
     </w:rPr>
     <w:tblPr>
@@ -13234,6 +13782,7 @@
     </w:tcPr>
     <w:tblStylePr w:type="firstRow">
       <w:rPr>
+        <w:rFonts w:eastAsia="黑体"/>
         <w:b/>
         <w:bCs/>
         <w:color w:themeColor="background1" w:val="FFFFFF"/>
@@ -13248,6 +13797,7 @@
     </w:tblStylePr>
     <w:tblStylePr w:type="lastRow">
       <w:rPr>
+        <w:rFonts w:eastAsia="黑体"/>
         <w:b/>
         <w:bCs/>
         <w:color w:themeColor="accent4" w:themeShade="CC" w:val="664E82"/>
@@ -13262,12 +13812,14 @@
     </w:tblStylePr>
     <w:tblStylePr w:type="firstCol">
       <w:rPr>
+        <w:rFonts w:eastAsia="黑体"/>
         <w:b/>
         <w:bCs/>
       </w:rPr>
     </w:tblStylePr>
     <w:tblStylePr w:type="lastCol">
       <w:rPr>
+        <w:rFonts w:eastAsia="黑体"/>
         <w:b/>
         <w:bCs/>
       </w:rPr>
@@ -13302,6 +13854,7 @@
       <w:spacing w:after="0" w:line="240" w:lineRule="auto"/>
     </w:pPr>
     <w:rPr>
+      <w:rFonts w:eastAsia="黑体"/>
       <w:color w:themeColor="text1" w:val="000000"/>
     </w:rPr>
     <w:tblPr>
@@ -13320,6 +13873,7 @@
     </w:tcPr>
     <w:tblStylePr w:type="firstRow">
       <w:rPr>
+        <w:rFonts w:eastAsia="黑体"/>
         <w:b/>
         <w:bCs/>
         <w:color w:themeColor="background1" w:val="FFFFFF"/>
@@ -13334,6 +13888,7 @@
     </w:tblStylePr>
     <w:tblStylePr w:type="lastRow">
       <w:rPr>
+        <w:rFonts w:eastAsia="黑体"/>
         <w:b/>
         <w:bCs/>
         <w:color w:themeColor="accent3" w:themeShade="CC" w:val="7E9C40"/>
@@ -13348,12 +13903,14 @@
     </w:tblStylePr>
     <w:tblStylePr w:type="firstCol">
       <w:rPr>
+        <w:rFonts w:eastAsia="黑体"/>
         <w:b/>
         <w:bCs/>
       </w:rPr>
     </w:tblStylePr>
     <w:tblStylePr w:type="lastCol">
       <w:rPr>
+        <w:rFonts w:eastAsia="黑体"/>
         <w:b/>
         <w:bCs/>
       </w:rPr>
@@ -13388,6 +13945,7 @@
       <w:spacing w:after="0" w:line="240" w:lineRule="auto"/>
     </w:pPr>
     <w:rPr>
+      <w:rFonts w:eastAsia="黑体"/>
       <w:color w:themeColor="text1" w:val="000000"/>
     </w:rPr>
     <w:tblPr>
@@ -13406,6 +13964,7 @@
     </w:tcPr>
     <w:tblStylePr w:type="firstRow">
       <w:rPr>
+        <w:rFonts w:eastAsia="黑体"/>
         <w:b/>
         <w:bCs/>
         <w:color w:themeColor="background1" w:val="FFFFFF"/>
@@ -13420,6 +13979,7 @@
     </w:tblStylePr>
     <w:tblStylePr w:type="lastRow">
       <w:rPr>
+        <w:rFonts w:eastAsia="黑体"/>
         <w:b/>
         <w:bCs/>
         <w:color w:themeColor="accent6" w:themeShade="CC" w:val="F2730A"/>
@@ -13434,12 +13994,14 @@
     </w:tblStylePr>
     <w:tblStylePr w:type="firstCol">
       <w:rPr>
+        <w:rFonts w:eastAsia="黑体"/>
         <w:b/>
         <w:bCs/>
       </w:rPr>
     </w:tblStylePr>
     <w:tblStylePr w:type="lastCol">
       <w:rPr>
+        <w:rFonts w:eastAsia="黑体"/>
         <w:b/>
         <w:bCs/>
       </w:rPr>
@@ -13474,6 +14036,7 @@
       <w:spacing w:after="0" w:line="240" w:lineRule="auto"/>
     </w:pPr>
     <w:rPr>
+      <w:rFonts w:eastAsia="黑体"/>
       <w:color w:themeColor="text1" w:val="000000"/>
     </w:rPr>
     <w:tblPr>
@@ -13492,6 +14055,7 @@
     </w:tcPr>
     <w:tblStylePr w:type="firstRow">
       <w:rPr>
+        <w:rFonts w:eastAsia="黑体"/>
         <w:b/>
         <w:bCs/>
         <w:color w:themeColor="background1" w:val="FFFFFF"/>
@@ -13506,6 +14070,7 @@
     </w:tblStylePr>
     <w:tblStylePr w:type="lastRow">
       <w:rPr>
+        <w:rFonts w:eastAsia="黑体"/>
         <w:b/>
         <w:bCs/>
         <w:color w:themeColor="accent5" w:themeShade="CC" w:val="348DA5"/>
@@ -13520,12 +14085,14 @@
     </w:tblStylePr>
     <w:tblStylePr w:type="firstCol">
       <w:rPr>
+        <w:rFonts w:eastAsia="黑体"/>
         <w:b/>
         <w:bCs/>
       </w:rPr>
     </w:tblStylePr>
     <w:tblStylePr w:type="lastCol">
       <w:rPr>
+        <w:rFonts w:eastAsia="黑体"/>
         <w:b/>
         <w:bCs/>
       </w:rPr>
@@ -13560,6 +14127,7 @@
       <w:spacing w:after="0" w:line="240" w:lineRule="auto"/>
     </w:pPr>
     <w:rPr>
+      <w:rFonts w:eastAsia="黑体"/>
       <w:color w:themeColor="text1" w:val="000000"/>
     </w:rPr>
     <w:tblPr>
@@ -13581,6 +14149,7 @@
     </w:tcPr>
     <w:tblStylePr w:type="firstRow">
       <w:rPr>
+        <w:rFonts w:eastAsia="黑体"/>
         <w:b/>
         <w:bCs/>
       </w:rPr>
@@ -13591,6 +14160,7 @@
     </w:tblStylePr>
     <w:tblStylePr w:type="lastRow">
       <w:rPr>
+        <w:rFonts w:eastAsia="黑体"/>
         <w:b/>
         <w:bCs/>
         <w:color w:themeColor="text1" w:val="000000"/>
@@ -13602,6 +14172,7 @@
     </w:tblStylePr>
     <w:tblStylePr w:type="firstCol">
       <w:rPr>
+        <w:rFonts w:eastAsia="黑体"/>
         <w:color w:themeColor="background1" w:val="FFFFFF"/>
       </w:rPr>
       <w:tblPr/>
@@ -13611,6 +14182,7 @@
     </w:tblStylePr>
     <w:tblStylePr w:type="lastCol">
       <w:rPr>
+        <w:rFonts w:eastAsia="黑体"/>
         <w:color w:themeColor="background1" w:val="FFFFFF"/>
       </w:rPr>
       <w:tblPr/>
@@ -13640,6 +14212,7 @@
       <w:spacing w:after="0" w:line="240" w:lineRule="auto"/>
     </w:pPr>
     <w:rPr>
+      <w:rFonts w:eastAsia="黑体"/>
       <w:color w:themeColor="text1" w:val="000000"/>
     </w:rPr>
     <w:tblPr>
@@ -13661,6 +14234,7 @@
     </w:tcPr>
     <w:tblStylePr w:type="firstRow">
       <w:rPr>
+        <w:rFonts w:eastAsia="黑体"/>
         <w:b/>
         <w:bCs/>
       </w:rPr>
@@ -13671,6 +14245,7 @@
     </w:tblStylePr>
     <w:tblStylePr w:type="lastRow">
       <w:rPr>
+        <w:rFonts w:eastAsia="黑体"/>
         <w:b/>
         <w:bCs/>
         <w:color w:themeColor="text1" w:val="000000"/>
@@ -13682,6 +14257,7 @@
     </w:tblStylePr>
     <w:tblStylePr w:type="firstCol">
       <w:rPr>
+        <w:rFonts w:eastAsia="黑体"/>
         <w:color w:themeColor="background1" w:val="FFFFFF"/>
       </w:rPr>
       <w:tblPr/>
@@ -13691,6 +14267,7 @@
     </w:tblStylePr>
     <w:tblStylePr w:type="lastCol">
       <w:rPr>
+        <w:rFonts w:eastAsia="黑体"/>
         <w:color w:themeColor="background1" w:val="FFFFFF"/>
       </w:rPr>
       <w:tblPr/>
@@ -13720,6 +14297,7 @@
       <w:spacing w:after="0" w:line="240" w:lineRule="auto"/>
     </w:pPr>
     <w:rPr>
+      <w:rFonts w:eastAsia="黑体"/>
       <w:color w:themeColor="text1" w:val="000000"/>
     </w:rPr>
     <w:tblPr>
@@ -13741,6 +14319,7 @@
     </w:tcPr>
     <w:tblStylePr w:type="firstRow">
       <w:rPr>
+        <w:rFonts w:eastAsia="黑体"/>
         <w:b/>
         <w:bCs/>
       </w:rPr>
@@ -13751,6 +14330,7 @@
     </w:tblStylePr>
     <w:tblStylePr w:type="lastRow">
       <w:rPr>
+        <w:rFonts w:eastAsia="黑体"/>
         <w:b/>
         <w:bCs/>
         <w:color w:themeColor="text1" w:val="000000"/>
@@ -13762,6 +14342,7 @@
     </w:tblStylePr>
     <w:tblStylePr w:type="firstCol">
       <w:rPr>
+        <w:rFonts w:eastAsia="黑体"/>
         <w:color w:themeColor="background1" w:val="FFFFFF"/>
       </w:rPr>
       <w:tblPr/>
@@ -13771,6 +14352,7 @@
     </w:tblStylePr>
     <w:tblStylePr w:type="lastCol">
       <w:rPr>
+        <w:rFonts w:eastAsia="黑体"/>
         <w:color w:themeColor="background1" w:val="FFFFFF"/>
       </w:rPr>
       <w:tblPr/>
@@ -13800,6 +14382,7 @@
       <w:spacing w:after="0" w:line="240" w:lineRule="auto"/>
     </w:pPr>
     <w:rPr>
+      <w:rFonts w:eastAsia="黑体"/>
       <w:color w:themeColor="text1" w:val="000000"/>
     </w:rPr>
     <w:tblPr>
@@ -13821,6 +14404,7 @@
     </w:tcPr>
     <w:tblStylePr w:type="firstRow">
       <w:rPr>
+        <w:rFonts w:eastAsia="黑体"/>
         <w:b/>
         <w:bCs/>
       </w:rPr>
@@ -13831,6 +14415,7 @@
     </w:tblStylePr>
     <w:tblStylePr w:type="lastRow">
       <w:rPr>
+        <w:rFonts w:eastAsia="黑体"/>
         <w:b/>
         <w:bCs/>
         <w:color w:themeColor="text1" w:val="000000"/>
@@ -13842,6 +14427,7 @@
     </w:tblStylePr>
     <w:tblStylePr w:type="firstCol">
       <w:rPr>
+        <w:rFonts w:eastAsia="黑体"/>
         <w:color w:themeColor="background1" w:val="FFFFFF"/>
       </w:rPr>
       <w:tblPr/>
@@ -13851,6 +14437,7 @@
     </w:tblStylePr>
     <w:tblStylePr w:type="lastCol">
       <w:rPr>
+        <w:rFonts w:eastAsia="黑体"/>
         <w:color w:themeColor="background1" w:val="FFFFFF"/>
       </w:rPr>
       <w:tblPr/>
@@ -13880,6 +14467,7 @@
       <w:spacing w:after="0" w:line="240" w:lineRule="auto"/>
     </w:pPr>
     <w:rPr>
+      <w:rFonts w:eastAsia="黑体"/>
       <w:color w:themeColor="text1" w:val="000000"/>
     </w:rPr>
     <w:tblPr>
@@ -13901,6 +14489,7 @@
     </w:tcPr>
     <w:tblStylePr w:type="firstRow">
       <w:rPr>
+        <w:rFonts w:eastAsia="黑体"/>
         <w:b/>
         <w:bCs/>
       </w:rPr>
@@ -13911,6 +14500,7 @@
     </w:tblStylePr>
     <w:tblStylePr w:type="lastRow">
       <w:rPr>
+        <w:rFonts w:eastAsia="黑体"/>
         <w:b/>
         <w:bCs/>
         <w:color w:themeColor="text1" w:val="000000"/>
@@ -13922,6 +14512,7 @@
     </w:tblStylePr>
     <w:tblStylePr w:type="firstCol">
       <w:rPr>
+        <w:rFonts w:eastAsia="黑体"/>
         <w:color w:themeColor="background1" w:val="FFFFFF"/>
       </w:rPr>
       <w:tblPr/>
@@ -13931,6 +14522,7 @@
     </w:tblStylePr>
     <w:tblStylePr w:type="lastCol">
       <w:rPr>
+        <w:rFonts w:eastAsia="黑体"/>
         <w:color w:themeColor="background1" w:val="FFFFFF"/>
       </w:rPr>
       <w:tblPr/>
@@ -13960,6 +14552,7 @@
       <w:spacing w:after="0" w:line="240" w:lineRule="auto"/>
     </w:pPr>
     <w:rPr>
+      <w:rFonts w:eastAsia="黑体"/>
       <w:color w:themeColor="text1" w:val="000000"/>
     </w:rPr>
     <w:tblPr>
@@ -13981,6 +14574,7 @@
     </w:tcPr>
     <w:tblStylePr w:type="firstRow">
       <w:rPr>
+        <w:rFonts w:eastAsia="黑体"/>
         <w:b/>
         <w:bCs/>
       </w:rPr>
@@ -13991,6 +14585,7 @@
     </w:tblStylePr>
     <w:tblStylePr w:type="lastRow">
       <w:rPr>
+        <w:rFonts w:eastAsia="黑体"/>
         <w:b/>
         <w:bCs/>
         <w:color w:themeColor="text1" w:val="000000"/>
@@ -14002,6 +14597,7 @@
     </w:tblStylePr>
     <w:tblStylePr w:type="firstCol">
       <w:rPr>
+        <w:rFonts w:eastAsia="黑体"/>
         <w:color w:themeColor="background1" w:val="FFFFFF"/>
       </w:rPr>
       <w:tblPr/>
@@ -14011,6 +14607,7 @@
     </w:tblStylePr>
     <w:tblStylePr w:type="lastCol">
       <w:rPr>
+        <w:rFonts w:eastAsia="黑体"/>
         <w:color w:themeColor="background1" w:val="FFFFFF"/>
       </w:rPr>
       <w:tblPr/>
@@ -14040,6 +14637,7 @@
       <w:spacing w:after="0" w:line="240" w:lineRule="auto"/>
     </w:pPr>
     <w:rPr>
+      <w:rFonts w:eastAsia="黑体"/>
       <w:color w:themeColor="text1" w:val="000000"/>
     </w:rPr>
     <w:tblPr>
@@ -14061,6 +14659,7 @@
     </w:tcPr>
     <w:tblStylePr w:type="firstRow">
       <w:rPr>
+        <w:rFonts w:eastAsia="黑体"/>
         <w:b/>
         <w:bCs/>
       </w:rPr>
@@ -14071,6 +14670,7 @@
     </w:tblStylePr>
     <w:tblStylePr w:type="lastRow">
       <w:rPr>
+        <w:rFonts w:eastAsia="黑体"/>
         <w:b/>
         <w:bCs/>
         <w:color w:themeColor="text1" w:val="000000"/>
@@ -14082,6 +14682,7 @@
     </w:tblStylePr>
     <w:tblStylePr w:type="firstCol">
       <w:rPr>
+        <w:rFonts w:eastAsia="黑体"/>
         <w:color w:themeColor="background1" w:val="FFFFFF"/>
       </w:rPr>
       <w:tblPr/>
@@ -14091,6 +14692,7 @@
     </w:tblStylePr>
     <w:tblStylePr w:type="lastCol">
       <w:rPr>
+        <w:rFonts w:eastAsia="黑体"/>
         <w:color w:themeColor="background1" w:val="FFFFFF"/>
       </w:rPr>
       <w:tblPr/>
@@ -14123,6 +14725,7 @@
     <w:name w:val="KeywordTok"/>
     <w:basedOn w:val="VerbatimChar"/>
     <w:rPr>
+      <w:rFonts w:eastAsia="黑体"/>
       <w:b/>
       <w:color w:val="007020"/>
     </w:rPr>
@@ -14131,6 +14734,7 @@
     <w:name w:val="DataTypeTok"/>
     <w:basedOn w:val="VerbatimChar"/>
     <w:rPr>
+      <w:rFonts w:eastAsia="黑体"/>
       <w:color w:val="902000"/>
     </w:rPr>
   </w:style>
@@ -14138,6 +14742,7 @@
     <w:name w:val="DecValTok"/>
     <w:basedOn w:val="VerbatimChar"/>
     <w:rPr>
+      <w:rFonts w:eastAsia="黑体"/>
       <w:color w:val="40a070"/>
     </w:rPr>
   </w:style>
@@ -14145,6 +14750,7 @@
     <w:name w:val="BaseNTok"/>
     <w:basedOn w:val="VerbatimChar"/>
     <w:rPr>
+      <w:rFonts w:eastAsia="黑体"/>
       <w:color w:val="40a070"/>
     </w:rPr>
   </w:style>
@@ -14152,6 +14758,7 @@
     <w:name w:val="FloatTok"/>
     <w:basedOn w:val="VerbatimChar"/>
     <w:rPr>
+      <w:rFonts w:eastAsia="黑体"/>
       <w:color w:val="40a070"/>
     </w:rPr>
   </w:style>
@@ -14159,6 +14766,7 @@
     <w:name w:val="ConstantTok"/>
     <w:basedOn w:val="VerbatimChar"/>
     <w:rPr>
+      <w:rFonts w:eastAsia="黑体"/>
       <w:color w:val="880000"/>
     </w:rPr>
   </w:style>
@@ -14166,6 +14774,7 @@
     <w:name w:val="CharTok"/>
     <w:basedOn w:val="VerbatimChar"/>
     <w:rPr>
+      <w:rFonts w:eastAsia="黑体"/>
       <w:color w:val="4070a0"/>
     </w:rPr>
   </w:style>
@@ -14173,6 +14782,7 @@
     <w:name w:val="SpecialCharTok"/>
     <w:basedOn w:val="VerbatimChar"/>
     <w:rPr>
+      <w:rFonts w:eastAsia="黑体"/>
       <w:color w:val="4070a0"/>
     </w:rPr>
   </w:style>
@@ -14180,6 +14790,7 @@
     <w:name w:val="StringTok"/>
     <w:basedOn w:val="VerbatimChar"/>
     <w:rPr>
+      <w:rFonts w:eastAsia="黑体"/>
       <w:color w:val="4070a0"/>
     </w:rPr>
   </w:style>
@@ -14187,6 +14798,7 @@
     <w:name w:val="VerbatimStringTok"/>
     <w:basedOn w:val="VerbatimChar"/>
     <w:rPr>
+      <w:rFonts w:eastAsia="黑体"/>
       <w:color w:val="4070a0"/>
     </w:rPr>
   </w:style>
@@ -14194,6 +14806,7 @@
     <w:name w:val="SpecialStringTok"/>
     <w:basedOn w:val="VerbatimChar"/>
     <w:rPr>
+      <w:rFonts w:eastAsia="黑体"/>
       <w:color w:val="bb6688"/>
     </w:rPr>
   </w:style>
@@ -14201,6 +14814,7 @@
     <w:name w:val="ImportTok"/>
     <w:basedOn w:val="VerbatimChar"/>
     <w:rPr>
+      <w:rFonts w:eastAsia="黑体"/>
       <w:b/>
       <w:color w:val="008000"/>
     </w:rPr>
@@ -14209,6 +14823,7 @@
     <w:name w:val="CommentTok"/>
     <w:basedOn w:val="VerbatimChar"/>
     <w:rPr>
+      <w:rFonts w:eastAsia="黑体"/>
       <w:i/>
       <w:color w:val="60a0b0"/>
     </w:rPr>
@@ -14217,6 +14832,7 @@
     <w:name w:val="DocumentationTok"/>
     <w:basedOn w:val="VerbatimChar"/>
     <w:rPr>
+      <w:rFonts w:eastAsia="黑体"/>
       <w:i/>
       <w:color w:val="ba2121"/>
     </w:rPr>
@@ -14225,6 +14841,7 @@
     <w:name w:val="AnnotationTok"/>
     <w:basedOn w:val="VerbatimChar"/>
     <w:rPr>
+      <w:rFonts w:eastAsia="黑体"/>
       <w:b/>
       <w:i/>
       <w:color w:val="60a0b0"/>
@@ -14234,6 +14851,7 @@
     <w:name w:val="CommentVarTok"/>
     <w:basedOn w:val="VerbatimChar"/>
     <w:rPr>
+      <w:rFonts w:eastAsia="黑体"/>
       <w:b/>
       <w:i/>
       <w:color w:val="60a0b0"/>
@@ -14243,6 +14861,7 @@
     <w:name w:val="OtherTok"/>
     <w:basedOn w:val="VerbatimChar"/>
     <w:rPr>
+      <w:rFonts w:eastAsia="黑体"/>
       <w:color w:val="007020"/>
     </w:rPr>
   </w:style>
@@ -14250,6 +14869,7 @@
     <w:name w:val="FunctionTok"/>
     <w:basedOn w:val="VerbatimChar"/>
     <w:rPr>
+      <w:rFonts w:eastAsia="黑体"/>
       <w:color w:val="06287e"/>
     </w:rPr>
   </w:style>
@@ -14257,6 +14877,7 @@
     <w:name w:val="VariableTok"/>
     <w:basedOn w:val="VerbatimChar"/>
     <w:rPr>
+      <w:rFonts w:eastAsia="黑体"/>
       <w:color w:val="19177c"/>
     </w:rPr>
   </w:style>
@@ -14264,6 +14885,7 @@
     <w:name w:val="ControlFlowTok"/>
     <w:basedOn w:val="VerbatimChar"/>
     <w:rPr>
+      <w:rFonts w:eastAsia="黑体"/>
       <w:b/>
       <w:color w:val="007020"/>
     </w:rPr>
@@ -14272,6 +14894,7 @@
     <w:name w:val="OperatorTok"/>
     <w:basedOn w:val="VerbatimChar"/>
     <w:rPr>
+      <w:rFonts w:eastAsia="黑体"/>
       <w:color w:val="666666"/>
     </w:rPr>
   </w:style>
@@ -14279,18 +14902,22 @@
     <w:name w:val="BuiltInTok"/>
     <w:basedOn w:val="VerbatimChar"/>
     <w:rPr>
+      <w:rFonts w:eastAsia="黑体"/>
       <w:color w:val="008000"/>
     </w:rPr>
   </w:style>
   <w:style w:type="character" w:customStyle="1" w:styleId="ExtensionTok">
     <w:name w:val="ExtensionTok"/>
     <w:basedOn w:val="VerbatimChar"/>
-    <w:rPr/>
+    <w:rPr>
+      <w:rFonts w:eastAsia="黑体"/>
+    </w:rPr>
   </w:style>
   <w:style w:type="character" w:customStyle="1" w:styleId="PreprocessorTok">
     <w:name w:val="PreprocessorTok"/>
     <w:basedOn w:val="VerbatimChar"/>
     <w:rPr>
+      <w:rFonts w:eastAsia="黑体"/>
       <w:color w:val="bc7a00"/>
     </w:rPr>
   </w:style>
@@ -14298,18 +14925,22 @@
     <w:name w:val="AttributeTok"/>
     <w:basedOn w:val="VerbatimChar"/>
     <w:rPr>
+      <w:rFonts w:eastAsia="黑体"/>
       <w:color w:val="7d9029"/>
     </w:rPr>
   </w:style>
   <w:style w:type="character" w:customStyle="1" w:styleId="RegionMarkerTok">
     <w:name w:val="RegionMarkerTok"/>
     <w:basedOn w:val="VerbatimChar"/>
-    <w:rPr/>
+    <w:rPr>
+      <w:rFonts w:eastAsia="黑体"/>
+    </w:rPr>
   </w:style>
   <w:style w:type="character" w:customStyle="1" w:styleId="InformationTok">
     <w:name w:val="InformationTok"/>
     <w:basedOn w:val="VerbatimChar"/>
     <w:rPr>
+      <w:rFonts w:eastAsia="黑体"/>
       <w:b/>
       <w:i/>
       <w:color w:val="60a0b0"/>
@@ -14319,6 +14950,7 @@
     <w:name w:val="WarningTok"/>
     <w:basedOn w:val="VerbatimChar"/>
     <w:rPr>
+      <w:rFonts w:eastAsia="黑体"/>
       <w:b/>
       <w:i/>
       <w:color w:val="60a0b0"/>
@@ -14328,6 +14960,7 @@
     <w:name w:val="AlertTok"/>
     <w:basedOn w:val="VerbatimChar"/>
     <w:rPr>
+      <w:rFonts w:eastAsia="黑体"/>
       <w:b/>
       <w:color w:val="ff0000"/>
     </w:rPr>
@@ -14336,6 +14969,7 @@
     <w:name w:val="ErrorTok"/>
     <w:basedOn w:val="VerbatimChar"/>
     <w:rPr>
+      <w:rFonts w:eastAsia="黑体"/>
       <w:b/>
       <w:color w:val="ff0000"/>
     </w:rPr>
@@ -14343,7 +14977,9 @@
   <w:style w:type="character" w:customStyle="1" w:styleId="NormalTok">
     <w:name w:val="NormalTok"/>
     <w:basedOn w:val="VerbatimChar"/>
-    <w:rPr/>
+    <w:rPr>
+      <w:rFonts w:eastAsia="黑体"/>
+    </w:rPr>
   </w:style>
 </w:styles>
 </file>
@@ -14392,12 +15028,12 @@
     <a:fontScheme name="Office">
       <a:majorFont>
         <a:latin typeface="Calibri"/>
-        <a:ea typeface=""/>
+        <a:ea typeface="黑体"/>
         <a:cs typeface=""/>
         <a:font script="Jpan" typeface="ＭＳ ゴシック"/>
         <a:font script="Hang" typeface="맑은 고딕"/>
-        <a:font script="Hans" typeface="宋体"/>
-        <a:font script="Hant" typeface="新細明體"/>
+        <a:font script="Hans" typeface="黑体"/>
+        <a:font script="Hant" typeface="黑体"/>
         <a:font script="Arab" typeface="Times New Roman"/>
         <a:font script="Hebr" typeface="Times New Roman"/>
         <a:font script="Thai" typeface="Angsana New"/>
@@ -14427,12 +15063,12 @@
       </a:majorFont>
       <a:minorFont>
         <a:latin typeface="Cambria"/>
-        <a:ea typeface=""/>
+        <a:ea typeface="黑体"/>
         <a:cs typeface=""/>
         <a:font script="Jpan" typeface="ＭＳ 明朝"/>
         <a:font script="Hang" typeface="맑은 고딕"/>
-        <a:font script="Hans" typeface="宋体"/>
-        <a:font script="Hant" typeface="新細明體"/>
+        <a:font script="Hans" typeface="黑体"/>
+        <a:font script="Hant" typeface="黑体"/>
         <a:font script="Arab" typeface="Arial"/>
         <a:font script="Hebr" typeface="Arial"/>
         <a:font script="Thai" typeface="Cordia New"/>

--- a/01-电源电路/04-电池充放电管理/铅酸电池充电电路/铅酸电池充电电路.docx
+++ b/01-电源电路/04-电池充放电管理/铅酸电池充电电路/铅酸电池充电电路.docx
@@ -1957,7 +1957,7 @@
           <w:color w:val="555555"/>
           <w:sz w:val="21"/>
         </w:rPr>
-        <w:t>材料收集者：杜文杰，WX手机：19519196569，QQ:3478827729</w:t>
+        <w:t>材料收集者：杜文杰，微信/手机：19519196569，QQ:3478827729</w:t>
       </w:r>
     </w:p>
     <w:sectPr>
